--- a/09-通信电路/05-其他通信电路/频率合成器电路/频率合成器电路.docx
+++ b/09-通信电路/05-其他通信电路/频率合成器电路/频率合成器电路.docx
@@ -2741,6 +2741,20 @@
     </w:p>
     <w:bookmarkEnd w:id="26"/>
     <w:bookmarkEnd w:id="27"/>
+    <w:p>
+      <w:pPr>
+        <w:spacing w:before="360"/>
+        <w:jc w:val="center"/>
+      </w:pPr>
+      <w:r>
+        <w:rPr>
+          <w:rFonts w:ascii="Times New Roman" w:hAnsi="Times New Roman"/>
+          <w:color w:val="555555"/>
+          <w:sz w:val="21"/>
+        </w:rPr>
+        <w:t>材料收集者：杜文杰</w:t>
+      </w:r>
+    </w:p>
     <w:sectPr>
       <w:headerReference r:id="rId9" w:type="default"/>
       <w:footerReference r:id="rId10" w:type="default"/>

--- a/09-通信电路/05-其他通信电路/频率合成器电路/频率合成器电路.docx
+++ b/09-通信电路/05-其他通信电路/频率合成器电路/频率合成器电路.docx
@@ -1,6 +1,6 @@
 
 <file path=word/document.xml><?xml version="1.0" encoding="utf-8"?>
-<w:document xmlns:w="http://schemas.openxmlformats.org/wordprocessingml/2006/main" xmlns:m="http://schemas.openxmlformats.org/officeDocument/2006/math" xmlns:r="http://schemas.openxmlformats.org/officeDocument/2006/relationships" xmlns:o="urn:schemas-microsoft-com:office:office" xmlns:v="urn:schemas-microsoft-com:vml" xmlns:w10="urn:schemas-microsoft-com:office:word" xmlns:a="http://schemas.openxmlformats.org/drawingml/2006/main" xmlns:pic="http://schemas.openxmlformats.org/drawingml/2006/picture" xmlns:wp="http://schemas.openxmlformats.org/drawingml/2006/wordprocessingDrawing">
+<w:document xmlns:m="http://schemas.openxmlformats.org/officeDocument/2006/math" xmlns:r="http://schemas.openxmlformats.org/officeDocument/2006/relationships" xmlns:w="http://schemas.openxmlformats.org/wordprocessingml/2006/main" xmlns:o="urn:schemas-microsoft-com:office:office" xmlns:v="urn:schemas-microsoft-com:vml" xmlns:w10="urn:schemas-microsoft-com:office:word" xmlns:a="http://schemas.openxmlformats.org/drawingml/2006/main" xmlns:pic="http://schemas.openxmlformats.org/drawingml/2006/picture" xmlns:wp="http://schemas.openxmlformats.org/drawingml/2006/wordprocessingDrawing">
   <w:body>
     <w:bookmarkStart w:id="27" w:name="频率合成器电路"/>
     <w:p>
@@ -9,7 +9,7 @@
       </w:pPr>
       <w:r>
         <w:rPr>
-          <w:rFonts w:hint="eastAsia"/>
+          <w:rFonts w:hint="eastAsia" w:eastAsia="黑体"/>
         </w:rPr>
         <w:t xml:space="preserve">频率合成器电路</w:t>
       </w:r>
@@ -21,7 +21,7 @@
       </w:pPr>
       <w:r>
         <w:rPr>
-          <w:rFonts w:hint="eastAsia"/>
+          <w:rFonts w:hint="eastAsia" w:eastAsia="黑体"/>
         </w:rPr>
         <w:t xml:space="preserve">拓扑描述</w:t>
       </w:r>
@@ -32,16 +32,19 @@
       </w:pPr>
       <w:r>
         <w:rPr>
-          <w:rFonts w:hint="eastAsia"/>
+          <w:rFonts w:hint="eastAsia" w:eastAsia="黑体"/>
         </w:rPr>
         <w:t xml:space="preserve">频率合成器由</w:t>
       </w:r>
       <w:r>
+        <w:rPr>
+          <w:rFonts w:eastAsia="黑体"/>
+        </w:rPr>
         <w:t xml:space="preserve"> </w:t>
       </w:r>
       <w:r>
         <w:rPr>
-          <w:rFonts w:hint="eastAsia"/>
+          <w:rFonts w:hint="eastAsia" w:eastAsia="黑体"/>
           <w:b/>
           <w:bCs/>
         </w:rPr>
@@ -49,6 +52,7 @@
       </w:r>
       <w:r>
         <w:rPr>
+          <w:rFonts w:eastAsia="黑体"/>
           <w:b/>
           <w:bCs/>
         </w:rPr>
@@ -56,13 +60,13 @@
       </w:r>
       <w:r>
         <w:rPr>
-          <w:rFonts w:hint="eastAsia"/>
+          <w:rFonts w:hint="eastAsia" w:eastAsia="黑体"/>
         </w:rPr>
         <w:t xml:space="preserve">（基准频率）、</w:t>
       </w:r>
       <w:r>
         <w:rPr>
-          <w:rFonts w:hint="eastAsia"/>
+          <w:rFonts w:hint="eastAsia" w:eastAsia="黑体"/>
           <w:b/>
           <w:bCs/>
         </w:rPr>
@@ -70,28 +74,35 @@
       </w:r>
       <w:r>
         <w:rPr>
+          <w:rFonts w:eastAsia="黑体"/>
           <w:b/>
           <w:bCs/>
         </w:rPr>
         <w:t xml:space="preserve"> PFD</w:t>
       </w:r>
       <w:r>
+        <w:rPr>
+          <w:rFonts w:eastAsia="黑体"/>
+        </w:rPr>
         <w:t xml:space="preserve">、</w:t>
       </w:r>
       <w:r>
         <w:rPr>
-          <w:rFonts w:hint="eastAsia"/>
+          <w:rFonts w:hint="eastAsia" w:eastAsia="黑体"/>
           <w:b/>
           <w:bCs/>
         </w:rPr>
         <w:t xml:space="preserve">环路滤波器</w:t>
       </w:r>
       <w:r>
+        <w:rPr>
+          <w:rFonts w:eastAsia="黑体"/>
+        </w:rPr>
         <w:t xml:space="preserve">、</w:t>
       </w:r>
       <w:r>
         <w:rPr>
-          <w:rFonts w:hint="eastAsia"/>
+          <w:rFonts w:hint="eastAsia" w:eastAsia="黑体"/>
           <w:b/>
           <w:bCs/>
         </w:rPr>
@@ -99,26 +110,33 @@
       </w:r>
       <w:r>
         <w:rPr>
+          <w:rFonts w:eastAsia="黑体"/>
           <w:b/>
           <w:bCs/>
         </w:rPr>
         <w:t xml:space="preserve"> VCO</w:t>
       </w:r>
       <w:r>
+        <w:rPr>
+          <w:rFonts w:eastAsia="黑体"/>
+        </w:rPr>
         <w:t xml:space="preserve"> </w:t>
       </w:r>
       <w:r>
         <w:rPr>
-          <w:rFonts w:hint="eastAsia"/>
+          <w:rFonts w:hint="eastAsia" w:eastAsia="黑体"/>
         </w:rPr>
         <w:t xml:space="preserve">与</w:t>
       </w:r>
       <w:r>
+        <w:rPr>
+          <w:rFonts w:eastAsia="黑体"/>
+        </w:rPr>
         <w:t xml:space="preserve"> </w:t>
       </w:r>
       <w:r>
         <w:rPr>
-          <w:rFonts w:hint="eastAsia"/>
+          <w:rFonts w:hint="eastAsia" w:eastAsia="黑体"/>
           <w:b/>
           <w:bCs/>
         </w:rPr>
@@ -126,35 +144,45 @@
       </w:r>
       <w:r>
         <w:rPr>
+          <w:rFonts w:eastAsia="黑体"/>
           <w:b/>
           <w:bCs/>
         </w:rPr>
         <w:t xml:space="preserve"> ÷N</w:t>
       </w:r>
       <w:r>
+        <w:rPr>
+          <w:rFonts w:eastAsia="黑体"/>
+        </w:rPr>
         <w:t xml:space="preserve"> </w:t>
       </w:r>
       <w:r>
         <w:rPr>
-          <w:rFonts w:hint="eastAsia"/>
+          <w:rFonts w:hint="eastAsia" w:eastAsia="黑体"/>
         </w:rPr>
         <w:t xml:space="preserve">组成负反馈环路（PLL</w:t>
       </w:r>
       <w:r>
+        <w:rPr>
+          <w:rFonts w:eastAsia="黑体"/>
+        </w:rPr>
         <w:t xml:space="preserve"> </w:t>
       </w:r>
       <w:r>
         <w:rPr>
-          <w:rFonts w:hint="eastAsia"/>
+          <w:rFonts w:hint="eastAsia" w:eastAsia="黑体"/>
         </w:rPr>
         <w:t xml:space="preserve">型），或由</w:t>
       </w:r>
       <w:r>
+        <w:rPr>
+          <w:rFonts w:eastAsia="黑体"/>
+        </w:rPr>
         <w:t xml:space="preserve"> </w:t>
       </w:r>
       <w:r>
         <w:rPr>
-          <w:rFonts w:hint="eastAsia"/>
+          <w:rFonts w:hint="eastAsia" w:eastAsia="黑体"/>
           <w:b/>
           <w:bCs/>
         </w:rPr>
@@ -162,6 +190,7 @@
       </w:r>
       <w:r>
         <w:rPr>
+          <w:rFonts w:eastAsia="黑体"/>
           <w:b/>
           <w:bCs/>
         </w:rPr>
@@ -169,40 +198,49 @@
       </w:r>
       <w:r>
         <w:rPr>
-          <w:rFonts w:hint="eastAsia"/>
+          <w:rFonts w:hint="eastAsia" w:eastAsia="黑体"/>
         </w:rPr>
         <w:t xml:space="preserve">（相位累加器</w:t>
       </w:r>
       <w:r>
+        <w:rPr>
+          <w:rFonts w:eastAsia="黑体"/>
+        </w:rPr>
         <w:t xml:space="preserve"> + </w:t>
       </w:r>
       <w:r>
         <w:rPr>
-          <w:rFonts w:hint="eastAsia"/>
+          <w:rFonts w:hint="eastAsia" w:eastAsia="黑体"/>
         </w:rPr>
         <w:t xml:space="preserve">正弦查找表</w:t>
       </w:r>
       <w:r>
+        <w:rPr>
+          <w:rFonts w:eastAsia="黑体"/>
+        </w:rPr>
         <w:t xml:space="preserve"> + </w:t>
       </w:r>
       <w:r>
         <w:rPr>
-          <w:rFonts w:hint="eastAsia"/>
+          <w:rFonts w:hint="eastAsia" w:eastAsia="黑体"/>
         </w:rPr>
         <w:t xml:space="preserve">DAC）实现。电路共有</w:t>
       </w:r>
       <w:r>
+        <w:rPr>
+          <w:rFonts w:eastAsia="黑体"/>
+        </w:rPr>
         <w:t xml:space="preserve"> 6 </w:t>
       </w:r>
       <w:r>
         <w:rPr>
-          <w:rFonts w:hint="eastAsia"/>
+          <w:rFonts w:hint="eastAsia" w:eastAsia="黑体"/>
         </w:rPr>
         <w:t xml:space="preserve">个关键节点：</w:t>
       </w:r>
       <w:r>
         <w:rPr>
-          <w:rFonts w:hint="eastAsia"/>
+          <w:rFonts w:hint="eastAsia" w:eastAsia="黑体"/>
           <w:b/>
           <w:bCs/>
         </w:rPr>
@@ -210,6 +248,7 @@
       </w:r>
       <w:r>
         <w:rPr>
+          <w:rFonts w:eastAsia="黑体"/>
           <w:b/>
           <w:bCs/>
         </w:rPr>
@@ -217,7 +256,7 @@
       </w:r>
       <w:r>
         <w:rPr>
-          <w:rFonts w:hint="eastAsia"/>
+          <w:rFonts w:hint="eastAsia" w:eastAsia="黑体"/>
           <w:b/>
           <w:bCs/>
         </w:rPr>
@@ -225,6 +264,7 @@
       </w:r>
       <w:r>
         <w:rPr>
+          <w:rFonts w:eastAsia="黑体"/>
           <w:b/>
           <w:bCs/>
         </w:rPr>
@@ -252,13 +292,13 @@
       </m:oMath>
       <w:r>
         <w:rPr>
-          <w:rFonts w:hint="eastAsia"/>
+          <w:rFonts w:hint="eastAsia" w:eastAsia="黑体"/>
         </w:rPr>
         <w:t xml:space="preserve">；</w:t>
       </w:r>
       <w:r>
         <w:rPr>
-          <w:rFonts w:hint="eastAsia"/>
+          <w:rFonts w:hint="eastAsia" w:eastAsia="黑体"/>
           <w:b/>
           <w:bCs/>
         </w:rPr>
@@ -266,6 +306,7 @@
       </w:r>
       <w:r>
         <w:rPr>
+          <w:rFonts w:eastAsia="黑体"/>
           <w:b/>
           <w:bCs/>
         </w:rPr>
@@ -273,7 +314,7 @@
       </w:r>
       <w:r>
         <w:rPr>
-          <w:rFonts w:hint="eastAsia"/>
+          <w:rFonts w:hint="eastAsia" w:eastAsia="黑体"/>
           <w:b/>
           <w:bCs/>
         </w:rPr>
@@ -281,13 +322,13 @@
       </w:r>
       <w:r>
         <w:rPr>
-          <w:rFonts w:hint="eastAsia"/>
+          <w:rFonts w:hint="eastAsia" w:eastAsia="黑体"/>
         </w:rPr>
         <w:t xml:space="preserve">；</w:t>
       </w:r>
       <w:r>
         <w:rPr>
-          <w:rFonts w:hint="eastAsia"/>
+          <w:rFonts w:hint="eastAsia" w:eastAsia="黑体"/>
           <w:b/>
           <w:bCs/>
         </w:rPr>
@@ -295,6 +336,7 @@
       </w:r>
       <w:r>
         <w:rPr>
+          <w:rFonts w:eastAsia="黑体"/>
           <w:b/>
           <w:bCs/>
         </w:rPr>
@@ -302,7 +344,7 @@
       </w:r>
       <w:r>
         <w:rPr>
-          <w:rFonts w:hint="eastAsia"/>
+          <w:rFonts w:hint="eastAsia" w:eastAsia="黑体"/>
           <w:b/>
           <w:bCs/>
         </w:rPr>
@@ -310,13 +352,13 @@
       </w:r>
       <w:r>
         <w:rPr>
-          <w:rFonts w:hint="eastAsia"/>
+          <w:rFonts w:hint="eastAsia" w:eastAsia="黑体"/>
         </w:rPr>
         <w:t xml:space="preserve">；</w:t>
       </w:r>
       <w:r>
         <w:rPr>
-          <w:rFonts w:hint="eastAsia"/>
+          <w:rFonts w:hint="eastAsia" w:eastAsia="黑体"/>
           <w:b/>
           <w:bCs/>
         </w:rPr>
@@ -324,6 +366,7 @@
       </w:r>
       <w:r>
         <w:rPr>
+          <w:rFonts w:eastAsia="黑体"/>
           <w:b/>
           <w:bCs/>
         </w:rPr>
@@ -331,7 +374,7 @@
       </w:r>
       <w:r>
         <w:rPr>
-          <w:rFonts w:hint="eastAsia"/>
+          <w:rFonts w:hint="eastAsia" w:eastAsia="黑体"/>
           <w:b/>
           <w:bCs/>
         </w:rPr>
@@ -362,7 +405,7 @@
       </m:oMath>
       <w:r>
         <w:rPr>
-          <w:rFonts w:hint="eastAsia"/>
+          <w:rFonts w:hint="eastAsia" w:eastAsia="黑体"/>
           <w:b/>
           <w:bCs/>
         </w:rPr>
@@ -370,13 +413,13 @@
       </w:r>
       <w:r>
         <w:rPr>
-          <w:rFonts w:hint="eastAsia"/>
+          <w:rFonts w:hint="eastAsia" w:eastAsia="黑体"/>
         </w:rPr>
         <w:t xml:space="preserve">；</w:t>
       </w:r>
       <w:r>
         <w:rPr>
-          <w:rFonts w:hint="eastAsia"/>
+          <w:rFonts w:hint="eastAsia" w:eastAsia="黑体"/>
           <w:b/>
           <w:bCs/>
         </w:rPr>
@@ -384,6 +427,7 @@
       </w:r>
       <w:r>
         <w:rPr>
+          <w:rFonts w:eastAsia="黑体"/>
           <w:b/>
           <w:bCs/>
         </w:rPr>
@@ -391,7 +435,7 @@
       </w:r>
       <w:r>
         <w:rPr>
-          <w:rFonts w:hint="eastAsia"/>
+          <w:rFonts w:hint="eastAsia" w:eastAsia="黑体"/>
           <w:b/>
           <w:bCs/>
         </w:rPr>
@@ -399,6 +443,7 @@
       </w:r>
       <w:r>
         <w:rPr>
+          <w:rFonts w:eastAsia="黑体"/>
           <w:b/>
           <w:bCs/>
         </w:rPr>
@@ -426,13 +471,13 @@
       </m:oMath>
       <w:r>
         <w:rPr>
-          <w:rFonts w:hint="eastAsia"/>
+          <w:rFonts w:hint="eastAsia" w:eastAsia="黑体"/>
         </w:rPr>
         <w:t xml:space="preserve">；</w:t>
       </w:r>
       <w:r>
         <w:rPr>
-          <w:rFonts w:hint="eastAsia"/>
+          <w:rFonts w:hint="eastAsia" w:eastAsia="黑体"/>
           <w:b/>
           <w:bCs/>
         </w:rPr>
@@ -440,6 +485,7 @@
       </w:r>
       <w:r>
         <w:rPr>
+          <w:rFonts w:eastAsia="黑体"/>
           <w:b/>
           <w:bCs/>
         </w:rPr>
@@ -447,7 +493,7 @@
       </w:r>
       <w:r>
         <w:rPr>
-          <w:rFonts w:hint="eastAsia"/>
+          <w:rFonts w:hint="eastAsia" w:eastAsia="黑体"/>
           <w:b/>
           <w:bCs/>
         </w:rPr>
@@ -455,16 +501,19 @@
       </w:r>
       <w:r>
         <w:rPr>
-          <w:rFonts w:hint="eastAsia"/>
+          <w:rFonts w:hint="eastAsia" w:eastAsia="黑体"/>
         </w:rPr>
         <w:t xml:space="preserve">（VCC）与</w:t>
       </w:r>
       <w:r>
+        <w:rPr>
+          <w:rFonts w:eastAsia="黑体"/>
+        </w:rPr>
         <w:t xml:space="preserve"> </w:t>
       </w:r>
       <w:r>
         <w:rPr>
-          <w:rFonts w:hint="eastAsia"/>
+          <w:rFonts w:hint="eastAsia" w:eastAsia="黑体"/>
           <w:b/>
           <w:bCs/>
         </w:rPr>
@@ -472,6 +521,7 @@
       </w:r>
       <w:r>
         <w:rPr>
+          <w:rFonts w:eastAsia="黑体"/>
           <w:b/>
           <w:bCs/>
         </w:rPr>
@@ -479,7 +529,7 @@
       </w:r>
       <w:r>
         <w:rPr>
-          <w:rFonts w:hint="eastAsia"/>
+          <w:rFonts w:hint="eastAsia" w:eastAsia="黑体"/>
           <w:b/>
           <w:bCs/>
         </w:rPr>
@@ -487,7 +537,7 @@
       </w:r>
       <w:r>
         <w:rPr>
-          <w:rFonts w:hint="eastAsia"/>
+          <w:rFonts w:hint="eastAsia" w:eastAsia="黑体"/>
         </w:rPr>
         <w:t xml:space="preserve">（GND）。</w:t>
       </w:r>
@@ -496,13 +546,13 @@
       <w:pPr/>
       <w:r>
         <w:rPr>
-          <w:rFonts w:hint="eastAsia"/>
+          <w:rFonts w:hint="eastAsia" w:eastAsia="黑体"/>
         </w:rPr>
         <w:t xml:space="preserve">各器件管脚连接：</w:t>
       </w:r>
       <w:r>
         <w:rPr>
-          <w:rFonts w:hint="eastAsia"/>
+          <w:rFonts w:hint="eastAsia" w:eastAsia="黑体"/>
           <w:b/>
           <w:bCs/>
         </w:rPr>
@@ -510,111 +560,141 @@
       </w:r>
       <w:r>
         <w:rPr>
+          <w:rFonts w:eastAsia="黑体"/>
           <w:b/>
           <w:bCs/>
         </w:rPr>
         <w:t xml:space="preserve"> XTAL</w:t>
       </w:r>
       <w:r>
+        <w:rPr>
+          <w:rFonts w:eastAsia="黑体"/>
+        </w:rPr>
         <w:t xml:space="preserve"> </w:t>
       </w:r>
       <w:r>
         <w:rPr>
-          <w:rFonts w:hint="eastAsia"/>
+          <w:rFonts w:hint="eastAsia" w:eastAsia="黑体"/>
         </w:rPr>
         <w:t xml:space="preserve">输出接节点①（参考输入）；</w:t>
       </w:r>
       <w:r>
         <w:rPr>
+          <w:rFonts w:eastAsia="黑体"/>
           <w:b/>
           <w:bCs/>
         </w:rPr>
         <w:t xml:space="preserve">PFD</w:t>
       </w:r>
       <w:r>
+        <w:rPr>
+          <w:rFonts w:eastAsia="黑体"/>
+        </w:rPr>
         <w:t xml:space="preserve"> </w:t>
       </w:r>
       <w:r>
         <w:rPr>
-          <w:rFonts w:hint="eastAsia"/>
+          <w:rFonts w:hint="eastAsia" w:eastAsia="黑体"/>
         </w:rPr>
         <w:t xml:space="preserve">的参考脚接节点①、反馈脚接节点②，输出接节点③；</w:t>
       </w:r>
       <w:r>
         <w:rPr>
-          <w:rFonts w:hint="eastAsia"/>
+          <w:rFonts w:hint="eastAsia" w:eastAsia="黑体"/>
           <w:b/>
           <w:bCs/>
         </w:rPr>
         <w:t xml:space="preserve">环路滤波器</w:t>
       </w:r>
       <w:r>
+        <w:rPr>
+          <w:rFonts w:eastAsia="黑体"/>
+        </w:rPr>
         <w:t xml:space="preserve"> </w:t>
       </w:r>
       <w:r>
         <w:rPr>
-          <w:rFonts w:hint="eastAsia"/>
+          <w:rFonts w:hint="eastAsia" w:eastAsia="黑体"/>
         </w:rPr>
         <w:t xml:space="preserve">的</w:t>
       </w:r>
       <w:r>
+        <w:rPr>
+          <w:rFonts w:eastAsia="黑体"/>
+        </w:rPr>
         <w:t xml:space="preserve"> R、C </w:t>
       </w:r>
       <w:r>
         <w:rPr>
-          <w:rFonts w:hint="eastAsia"/>
+          <w:rFonts w:hint="eastAsia" w:eastAsia="黑体"/>
         </w:rPr>
         <w:t xml:space="preserve">接在节点③</w:t>
       </w:r>
       <w:r>
+        <w:rPr>
+          <w:rFonts w:eastAsia="黑体"/>
+        </w:rPr>
         <w:t xml:space="preserve"> </w:t>
       </w:r>
       <w:r>
         <w:rPr>
-          <w:rFonts w:hint="eastAsia"/>
+          <w:rFonts w:hint="eastAsia" w:eastAsia="黑体"/>
         </w:rPr>
         <w:t xml:space="preserve">与节点④</w:t>
       </w:r>
       <w:r>
+        <w:rPr>
+          <w:rFonts w:eastAsia="黑体"/>
+        </w:rPr>
         <w:t xml:space="preserve"> </w:t>
       </w:r>
       <w:r>
         <w:rPr>
-          <w:rFonts w:hint="eastAsia"/>
+          <w:rFonts w:hint="eastAsia" w:eastAsia="黑体"/>
         </w:rPr>
         <w:t xml:space="preserve">之间；</w:t>
       </w:r>
       <w:r>
         <w:rPr>
+          <w:rFonts w:eastAsia="黑体"/>
           <w:b/>
           <w:bCs/>
         </w:rPr>
         <w:t xml:space="preserve">VCO</w:t>
       </w:r>
       <w:r>
+        <w:rPr>
+          <w:rFonts w:eastAsia="黑体"/>
+        </w:rPr>
         <w:t xml:space="preserve"> </w:t>
       </w:r>
       <w:r>
         <w:rPr>
-          <w:rFonts w:hint="eastAsia"/>
+          <w:rFonts w:hint="eastAsia" w:eastAsia="黑体"/>
         </w:rPr>
         <w:t xml:space="preserve">控制端接节点④、输出接节点⑤；节点⑤</w:t>
       </w:r>
       <w:r>
+        <w:rPr>
+          <w:rFonts w:eastAsia="黑体"/>
+        </w:rPr>
         <w:t xml:space="preserve"> </w:t>
       </w:r>
       <w:r>
         <w:rPr>
-          <w:rFonts w:hint="eastAsia"/>
+          <w:rFonts w:hint="eastAsia" w:eastAsia="黑体"/>
         </w:rPr>
         <w:t xml:space="preserve">经</w:t>
       </w:r>
       <w:r>
+        <w:rPr>
+          <w:rFonts w:eastAsia="黑体"/>
+        </w:rPr>
         <w:t xml:space="preserve"> </w:t>
       </w:r>
       <w:r>
         <w:rPr>
-          <w:rFonts w:hint="eastAsia"/>
+          <w:rFonts w:hint="eastAsia" w:eastAsia="黑体"/>
           <w:b/>
           <w:bCs/>
         </w:rPr>
@@ -622,30 +702,40 @@
       </w:r>
       <w:r>
         <w:rPr>
+          <w:rFonts w:eastAsia="黑体"/>
           <w:b/>
           <w:bCs/>
         </w:rPr>
         <w:t xml:space="preserve"> ÷N</w:t>
       </w:r>
       <w:r>
+        <w:rPr>
+          <w:rFonts w:eastAsia="黑体"/>
+        </w:rPr>
         <w:t xml:space="preserve"> </w:t>
       </w:r>
       <w:r>
         <w:rPr>
-          <w:rFonts w:hint="eastAsia"/>
+          <w:rFonts w:hint="eastAsia" w:eastAsia="黑体"/>
         </w:rPr>
         <w:t xml:space="preserve">分频到节点②</w:t>
       </w:r>
       <w:r>
+        <w:rPr>
+          <w:rFonts w:eastAsia="黑体"/>
+        </w:rPr>
         <w:t xml:space="preserve"> </w:t>
       </w:r>
       <w:r>
         <w:rPr>
-          <w:rFonts w:hint="eastAsia"/>
+          <w:rFonts w:hint="eastAsia" w:eastAsia="黑体"/>
         </w:rPr>
         <w:t xml:space="preserve">形成反馈，同时作为频率输出，得</w:t>
       </w:r>
       <w:r>
+        <w:rPr>
+          <w:rFonts w:eastAsia="黑体"/>
+        </w:rPr>
         <w:t xml:space="preserve"> </w:t>
       </w:r>
       <m:oMath>
@@ -702,10 +792,14 @@
         </m:sSub>
       </m:oMath>
       <w:r>
+        <w:rPr>
+          <w:rFonts w:eastAsia="黑体"/>
+        </w:rPr>
         <w:t xml:space="preserve">。</w:t>
       </w:r>
       <w:r>
         <w:rPr>
+          <w:rFonts w:eastAsia="黑体"/>
           <w:b/>
           <w:bCs/>
         </w:rPr>
@@ -713,7 +807,7 @@
       </w:r>
       <w:r>
         <w:rPr>
-          <w:rFonts w:hint="eastAsia"/>
+          <w:rFonts w:hint="eastAsia" w:eastAsia="黑体"/>
           <w:b/>
           <w:bCs/>
         </w:rPr>
@@ -721,11 +815,14 @@
       </w:r>
       <w:r>
         <w:rPr>
-          <w:rFonts w:hint="eastAsia"/>
+          <w:rFonts w:hint="eastAsia" w:eastAsia="黑体"/>
         </w:rPr>
         <w:t xml:space="preserve">：时钟</w:t>
       </w:r>
       <w:r>
+        <w:rPr>
+          <w:rFonts w:eastAsia="黑体"/>
+        </w:rPr>
         <w:t xml:space="preserve"> </w:t>
       </w:r>
       <m:oMath>
@@ -749,15 +846,21 @@
         </m:sSub>
       </m:oMath>
       <w:r>
+        <w:rPr>
+          <w:rFonts w:eastAsia="黑体"/>
+        </w:rPr>
         <w:t xml:space="preserve"> </w:t>
       </w:r>
       <w:r>
         <w:rPr>
-          <w:rFonts w:hint="eastAsia"/>
+          <w:rFonts w:hint="eastAsia" w:eastAsia="黑体"/>
         </w:rPr>
         <w:t xml:space="preserve">驱动相位累加器按频率控制字</w:t>
       </w:r>
       <w:r>
+        <w:rPr>
+          <w:rFonts w:eastAsia="黑体"/>
+        </w:rPr>
         <w:t xml:space="preserve"> </w:t>
       </w:r>
       <m:oMath>
@@ -772,24 +875,33 @@
         </m:r>
       </m:oMath>
       <w:r>
+        <w:rPr>
+          <w:rFonts w:eastAsia="黑体"/>
+        </w:rPr>
         <w:t xml:space="preserve"> </w:t>
       </w:r>
       <w:r>
         <w:rPr>
-          <w:rFonts w:hint="eastAsia"/>
+          <w:rFonts w:hint="eastAsia" w:eastAsia="黑体"/>
         </w:rPr>
         <w:t xml:space="preserve">步进，累加器输出地址查正弦表经</w:t>
       </w:r>
       <w:r>
+        <w:rPr>
+          <w:rFonts w:eastAsia="黑体"/>
+        </w:rPr>
         <w:t xml:space="preserve"> DAC </w:t>
       </w:r>
       <w:r>
         <w:rPr>
-          <w:rFonts w:hint="eastAsia"/>
+          <w:rFonts w:hint="eastAsia" w:eastAsia="黑体"/>
         </w:rPr>
         <w:t xml:space="preserve">输出，得</w:t>
       </w:r>
       <w:r>
+        <w:rPr>
+          <w:rFonts w:eastAsia="黑体"/>
+        </w:rPr>
         <w:t xml:space="preserve"> </w:t>
       </w:r>
       <m:oMath>
@@ -874,11 +986,14 @@
       </m:oMath>
       <w:r>
         <w:rPr>
-          <w:rFonts w:hint="eastAsia"/>
+          <w:rFonts w:hint="eastAsia" w:eastAsia="黑体"/>
         </w:rPr>
         <w:t xml:space="preserve">，频率分辨</w:t>
       </w:r>
       <w:r>
+        <w:rPr>
+          <w:rFonts w:eastAsia="黑体"/>
+        </w:rPr>
         <w:t xml:space="preserve"> </w:t>
       </w:r>
       <m:oMath>
@@ -939,34 +1054,43 @@
       </m:oMath>
       <w:r>
         <w:rPr>
-          <w:rFonts w:hint="eastAsia"/>
+          <w:rFonts w:hint="eastAsia" w:eastAsia="黑体"/>
         </w:rPr>
         <w:t xml:space="preserve">。电源</w:t>
       </w:r>
       <w:r>
+        <w:rPr>
+          <w:rFonts w:eastAsia="黑体"/>
+        </w:rPr>
         <w:t xml:space="preserve"> VCC </w:t>
       </w:r>
       <w:r>
         <w:rPr>
-          <w:rFonts w:hint="eastAsia"/>
+          <w:rFonts w:hint="eastAsia" w:eastAsia="黑体"/>
         </w:rPr>
         <w:t xml:space="preserve">与地</w:t>
       </w:r>
       <w:r>
+        <w:rPr>
+          <w:rFonts w:eastAsia="黑体"/>
+        </w:rPr>
         <w:t xml:space="preserve"> </w:t>
       </w:r>
       <w:r>
         <w:rPr>
-          <w:rFonts w:hint="eastAsia"/>
+          <w:rFonts w:hint="eastAsia" w:eastAsia="黑体"/>
         </w:rPr>
         <w:t xml:space="preserve">GND（节点⑥/⑦）按各自去耦，VCO/DDS</w:t>
       </w:r>
       <w:r>
+        <w:rPr>
+          <w:rFonts w:eastAsia="黑体"/>
+        </w:rPr>
         <w:t xml:space="preserve"> </w:t>
       </w:r>
       <w:r>
         <w:rPr>
-          <w:rFonts w:hint="eastAsia"/>
+          <w:rFonts w:hint="eastAsia" w:eastAsia="黑体"/>
         </w:rPr>
         <w:t xml:space="preserve">供电需低噪声。</w:t>
       </w:r>
@@ -975,25 +1099,31 @@
       <w:pPr/>
       <w:r>
         <w:rPr>
-          <w:rFonts w:hint="eastAsia"/>
+          <w:rFonts w:hint="eastAsia" w:eastAsia="黑体"/>
         </w:rPr>
         <w:t xml:space="preserve">由此构成”参考基准经</w:t>
       </w:r>
       <w:r>
+        <w:rPr>
+          <w:rFonts w:eastAsia="黑体"/>
+        </w:rPr>
         <w:t xml:space="preserve"> PLL </w:t>
       </w:r>
       <w:r>
         <w:rPr>
-          <w:rFonts w:hint="eastAsia"/>
+          <w:rFonts w:hint="eastAsia" w:eastAsia="黑体"/>
         </w:rPr>
         <w:t xml:space="preserve">分频反馈（或</w:t>
       </w:r>
       <w:r>
+        <w:rPr>
+          <w:rFonts w:eastAsia="黑体"/>
+        </w:rPr>
         <w:t xml:space="preserve"> DDS </w:t>
       </w:r>
       <w:r>
         <w:rPr>
-          <w:rFonts w:hint="eastAsia"/>
+          <w:rFonts w:hint="eastAsia" w:eastAsia="黑体"/>
         </w:rPr>
         <w:t xml:space="preserve">数字累加查表）产生一系列稳定可调频率”的频率合成器，</w:t>
       </w:r>
@@ -1052,20 +1182,26 @@
       </m:oMath>
       <w:r>
         <w:rPr>
-          <w:rFonts w:hint="eastAsia"/>
+          <w:rFonts w:hint="eastAsia" w:eastAsia="黑体"/>
         </w:rPr>
         <w:t xml:space="preserve">（PLL</w:t>
       </w:r>
       <w:r>
+        <w:rPr>
+          <w:rFonts w:eastAsia="黑体"/>
+        </w:rPr>
         <w:t xml:space="preserve"> </w:t>
       </w:r>
       <w:r>
         <w:rPr>
-          <w:rFonts w:hint="eastAsia"/>
+          <w:rFonts w:hint="eastAsia" w:eastAsia="黑体"/>
         </w:rPr>
         <w:t xml:space="preserve">型）或</w:t>
       </w:r>
       <w:r>
+        <w:rPr>
+          <w:rFonts w:eastAsia="黑体"/>
+        </w:rPr>
         <w:t xml:space="preserve"> </w:t>
       </w:r>
       <m:oMath>
@@ -1144,16 +1280,19 @@
       </m:oMath>
       <w:r>
         <w:rPr>
-          <w:rFonts w:hint="eastAsia"/>
+          <w:rFonts w:hint="eastAsia" w:eastAsia="黑体"/>
         </w:rPr>
         <w:t xml:space="preserve">（DDS</w:t>
       </w:r>
       <w:r>
+        <w:rPr>
+          <w:rFonts w:eastAsia="黑体"/>
+        </w:rPr>
         <w:t xml:space="preserve"> </w:t>
       </w:r>
       <w:r>
         <w:rPr>
-          <w:rFonts w:hint="eastAsia"/>
+          <w:rFonts w:hint="eastAsia" w:eastAsia="黑体"/>
         </w:rPr>
         <w:t xml:space="preserve">型），是无线电收发与时钟系统的核心。</w:t>
       </w:r>
@@ -1166,7 +1305,7 @@
       </w:pPr>
       <w:r>
         <w:rPr>
-          <w:rFonts w:hint="eastAsia"/>
+          <w:rFonts w:hint="eastAsia" w:eastAsia="黑体"/>
         </w:rPr>
         <w:t xml:space="preserve">工作原理</w:t>
       </w:r>
@@ -1176,42 +1315,57 @@
         <w:pStyle w:val="FirstParagraph"/>
       </w:pPr>
       <w:r>
+        <w:rPr>
+          <w:rFonts w:eastAsia="黑体"/>
+        </w:rPr>
         <w:t xml:space="preserve">PLL </w:t>
       </w:r>
       <w:r>
         <w:rPr>
-          <w:rFonts w:hint="eastAsia"/>
+          <w:rFonts w:hint="eastAsia" w:eastAsia="黑体"/>
         </w:rPr>
         <w:t xml:space="preserve">型：VCO</w:t>
       </w:r>
       <w:r>
+        <w:rPr>
+          <w:rFonts w:eastAsia="黑体"/>
+        </w:rPr>
         <w:t xml:space="preserve"> </w:t>
       </w:r>
       <w:r>
         <w:rPr>
-          <w:rFonts w:hint="eastAsia"/>
+          <w:rFonts w:hint="eastAsia" w:eastAsia="黑体"/>
         </w:rPr>
         <w:t xml:space="preserve">输出经</w:t>
       </w:r>
       <w:r>
+        <w:rPr>
+          <w:rFonts w:eastAsia="黑体"/>
+        </w:rPr>
         <w:t xml:space="preserve"> N </w:t>
       </w:r>
       <w:r>
         <w:rPr>
-          <w:rFonts w:hint="eastAsia"/>
+          <w:rFonts w:hint="eastAsia" w:eastAsia="黑体"/>
         </w:rPr>
         <w:t xml:space="preserve">分频后与参考频率鉴相，相位差经环路滤波器平滑后调谐</w:t>
       </w:r>
       <w:r>
+        <w:rPr>
+          <w:rFonts w:eastAsia="黑体"/>
+        </w:rPr>
         <w:t xml:space="preserve"> </w:t>
       </w:r>
       <w:r>
         <w:rPr>
-          <w:rFonts w:hint="eastAsia"/>
+          <w:rFonts w:hint="eastAsia" w:eastAsia="黑体"/>
         </w:rPr>
         <w:t xml:space="preserve">VCO，环路锁定后</w:t>
       </w:r>
       <w:r>
+        <w:rPr>
+          <w:rFonts w:eastAsia="黑体"/>
+        </w:rPr>
         <w:t xml:space="preserve"> </w:t>
       </w:r>
       <m:oMath>
@@ -1268,20 +1422,26 @@
         </m:sSub>
       </m:oMath>
       <w:r>
+        <w:rPr>
+          <w:rFonts w:eastAsia="黑体"/>
+        </w:rPr>
         <w:t xml:space="preserve">。DDS </w:t>
       </w:r>
       <w:r>
         <w:rPr>
-          <w:rFonts w:hint="eastAsia"/>
+          <w:rFonts w:hint="eastAsia" w:eastAsia="黑体"/>
         </w:rPr>
         <w:t xml:space="preserve">型：相位累加器按频率控制字步进，查正弦表经</w:t>
       </w:r>
       <w:r>
+        <w:rPr>
+          <w:rFonts w:eastAsia="黑体"/>
+        </w:rPr>
         <w:t xml:space="preserve"> DAC </w:t>
       </w:r>
       <w:r>
         <w:rPr>
-          <w:rFonts w:hint="eastAsia"/>
+          <w:rFonts w:hint="eastAsia" w:eastAsia="黑体"/>
         </w:rPr>
         <w:t xml:space="preserve">直接合成输出频率。</w:t>
       </w:r>
@@ -1294,7 +1454,7 @@
       </w:pPr>
       <w:r>
         <w:rPr>
-          <w:rFonts w:hint="eastAsia"/>
+          <w:rFonts w:hint="eastAsia" w:eastAsia="黑体"/>
         </w:rPr>
         <w:t xml:space="preserve">关键计算公式</w:t>
       </w:r>
@@ -1307,11 +1467,14 @@
         </w:numPr>
       </w:pPr>
       <w:r>
+        <w:rPr>
+          <w:rFonts w:eastAsia="黑体"/>
+        </w:rPr>
         <w:t xml:space="preserve">PLL </w:t>
       </w:r>
       <w:r>
         <w:rPr>
-          <w:rFonts w:hint="eastAsia"/>
+          <w:rFonts w:hint="eastAsia" w:eastAsia="黑体"/>
         </w:rPr>
         <w:t xml:space="preserve">输出频率：</w:t>
       </w:r>
@@ -1389,7 +1552,7 @@
       </w:pPr>
       <w:r>
         <w:rPr>
-          <w:rFonts w:hint="eastAsia"/>
+          <w:rFonts w:hint="eastAsia" w:eastAsia="黑体"/>
         </w:rPr>
         <w:t xml:space="preserve">分频比（小数分频）：</w:t>
       </w:r>
@@ -1469,11 +1632,14 @@
         </w:numPr>
       </w:pPr>
       <w:r>
+        <w:rPr>
+          <w:rFonts w:eastAsia="黑体"/>
+        </w:rPr>
         <w:t xml:space="preserve">DDS </w:t>
       </w:r>
       <w:r>
         <w:rPr>
-          <w:rFonts w:hint="eastAsia"/>
+          <w:rFonts w:hint="eastAsia" w:eastAsia="黑体"/>
         </w:rPr>
         <w:t xml:space="preserve">输出频率：</w:t>
       </w:r>
@@ -1578,16 +1744,19 @@
       </w:pPr>
       <w:r>
         <w:rPr>
-          <w:rFonts w:hint="eastAsia"/>
+          <w:rFonts w:hint="eastAsia" w:eastAsia="黑体"/>
         </w:rPr>
         <w:t xml:space="preserve">环路自然频率/带宽（二阶近似，与环路滤波器</w:t>
       </w:r>
       <w:r>
+        <w:rPr>
+          <w:rFonts w:eastAsia="黑体"/>
+        </w:rPr>
         <w:t xml:space="preserve"> R、C </w:t>
       </w:r>
       <w:r>
         <w:rPr>
-          <w:rFonts w:hint="eastAsia"/>
+          <w:rFonts w:hint="eastAsia" w:eastAsia="黑体"/>
         </w:rPr>
         <w:t xml:space="preserve">相关）。</w:t>
       </w:r>
@@ -1601,7 +1770,7 @@
       </w:pPr>
       <w:r>
         <w:rPr>
-          <w:rFonts w:hint="eastAsia"/>
+          <w:rFonts w:hint="eastAsia" w:eastAsia="黑体"/>
         </w:rPr>
         <w:t xml:space="preserve">频率分辨率（DDS）：</w:t>
       </w:r>
@@ -1704,7 +1873,7 @@
             </w:pPr>
             <w:r>
               <w:rPr>
-                <w:rFonts w:hint="eastAsia"/>
+                <w:rFonts w:hint="eastAsia" w:eastAsia="黑体"/>
               </w:rPr>
               <w:t xml:space="preserve">符号</w:t>
             </w:r>
@@ -1718,7 +1887,7 @@
             </w:pPr>
             <w:r>
               <w:rPr>
-                <w:rFonts w:hint="eastAsia"/>
+                <w:rFonts w:hint="eastAsia" w:eastAsia="黑体"/>
               </w:rPr>
               <w:t xml:space="preserve">含义</w:t>
             </w:r>
@@ -1732,7 +1901,7 @@
             </w:pPr>
             <w:r>
               <w:rPr>
-                <w:rFonts w:hint="eastAsia"/>
+                <w:rFonts w:hint="eastAsia" w:eastAsia="黑体"/>
               </w:rPr>
               <w:t xml:space="preserve">单位</w:t>
             </w:r>
@@ -1767,6 +1936,9 @@
               </m:sSub>
             </m:oMath>
             <w:r>
+              <w:rPr>
+                <w:rFonts w:eastAsia="黑体"/>
+              </w:rPr>
               <w:t xml:space="preserve">​</w:t>
             </w:r>
           </w:p>
@@ -1779,7 +1951,7 @@
             </w:pPr>
             <w:r>
               <w:rPr>
-                <w:rFonts w:hint="eastAsia"/>
+                <w:rFonts w:hint="eastAsia" w:eastAsia="黑体"/>
               </w:rPr>
               <w:t xml:space="preserve">输出频率</w:t>
             </w:r>
@@ -1792,6 +1964,9 @@
               <w:pStyle w:val="Compact"/>
             </w:pPr>
             <w:r>
+              <w:rPr>
+                <w:rFonts w:eastAsia="黑体"/>
+              </w:rPr>
               <w:t xml:space="preserve">Hz</w:t>
             </w:r>
           </w:p>
@@ -1825,6 +2000,9 @@
               </m:sSub>
             </m:oMath>
             <w:r>
+              <w:rPr>
+                <w:rFonts w:eastAsia="黑体"/>
+              </w:rPr>
               <w:t xml:space="preserve">​</w:t>
             </w:r>
           </w:p>
@@ -1837,7 +2015,7 @@
             </w:pPr>
             <w:r>
               <w:rPr>
-                <w:rFonts w:hint="eastAsia"/>
+                <w:rFonts w:hint="eastAsia" w:eastAsia="黑体"/>
               </w:rPr>
               <w:t xml:space="preserve">参考频率</w:t>
             </w:r>
@@ -1850,6 +2028,9 @@
               <w:pStyle w:val="Compact"/>
             </w:pPr>
             <w:r>
+              <w:rPr>
+                <w:rFonts w:eastAsia="黑体"/>
+              </w:rPr>
               <w:t xml:space="preserve">Hz</w:t>
             </w:r>
           </w:p>
@@ -1868,6 +2049,9 @@
               </m:r>
             </m:oMath>
             <w:r>
+              <w:rPr>
+                <w:rFonts w:eastAsia="黑体"/>
+              </w:rPr>
               <w:t xml:space="preserve">​</w:t>
             </w:r>
           </w:p>
@@ -1880,7 +2064,7 @@
             </w:pPr>
             <w:r>
               <w:rPr>
-                <w:rFonts w:hint="eastAsia"/>
+                <w:rFonts w:hint="eastAsia" w:eastAsia="黑体"/>
               </w:rPr>
               <w:t xml:space="preserve">分频比</w:t>
             </w:r>
@@ -1893,6 +2077,9 @@
               <w:pStyle w:val="Compact"/>
             </w:pPr>
             <w:r>
+              <w:rPr>
+                <w:rFonts w:eastAsia="黑体"/>
+              </w:rPr>
               <w:t xml:space="preserve">—</w:t>
             </w:r>
           </w:p>
@@ -1917,6 +2104,9 @@
               </m:r>
             </m:oMath>
             <w:r>
+              <w:rPr>
+                <w:rFonts w:eastAsia="黑体"/>
+              </w:rPr>
               <w:t xml:space="preserve">​</w:t>
             </w:r>
           </w:p>
@@ -1929,7 +2119,7 @@
             </w:pPr>
             <w:r>
               <w:rPr>
-                <w:rFonts w:hint="eastAsia"/>
+                <w:rFonts w:hint="eastAsia" w:eastAsia="黑体"/>
               </w:rPr>
               <w:t xml:space="preserve">频率控制字</w:t>
             </w:r>
@@ -1942,6 +2132,9 @@
               <w:pStyle w:val="Compact"/>
             </w:pPr>
             <w:r>
+              <w:rPr>
+                <w:rFonts w:eastAsia="黑体"/>
+              </w:rPr>
               <w:t xml:space="preserve">—</w:t>
             </w:r>
           </w:p>
@@ -1975,6 +2168,9 @@
               </m:sSub>
             </m:oMath>
             <w:r>
+              <w:rPr>
+                <w:rFonts w:eastAsia="黑体"/>
+              </w:rPr>
               <w:t xml:space="preserve">​</w:t>
             </w:r>
           </w:p>
@@ -1987,7 +2183,7 @@
             </w:pPr>
             <w:r>
               <w:rPr>
-                <w:rFonts w:hint="eastAsia"/>
+                <w:rFonts w:hint="eastAsia" w:eastAsia="黑体"/>
               </w:rPr>
               <w:t xml:space="preserve">时钟频率</w:t>
             </w:r>
@@ -2000,6 +2196,9 @@
               <w:pStyle w:val="Compact"/>
             </w:pPr>
             <w:r>
+              <w:rPr>
+                <w:rFonts w:eastAsia="黑体"/>
+              </w:rPr>
               <w:t xml:space="preserve">Hz</w:t>
             </w:r>
           </w:p>
@@ -2018,6 +2217,9 @@
               </m:r>
             </m:oMath>
             <w:r>
+              <w:rPr>
+                <w:rFonts w:eastAsia="黑体"/>
+              </w:rPr>
               <w:t xml:space="preserve">​</w:t>
             </w:r>
           </w:p>
@@ -2030,7 +2232,7 @@
             </w:pPr>
             <w:r>
               <w:rPr>
-                <w:rFonts w:hint="eastAsia"/>
+                <w:rFonts w:hint="eastAsia" w:eastAsia="黑体"/>
               </w:rPr>
               <w:t xml:space="preserve">相位累加器位宽</w:t>
             </w:r>
@@ -2043,6 +2245,9 @@
               <w:pStyle w:val="Compact"/>
             </w:pPr>
             <w:r>
+              <w:rPr>
+                <w:rFonts w:eastAsia="黑体"/>
+              </w:rPr>
               <w:t xml:space="preserve">bit</w:t>
             </w:r>
           </w:p>
@@ -2057,7 +2262,7 @@
       </w:pPr>
       <w:r>
         <w:rPr>
-          <w:rFonts w:hint="eastAsia"/>
+          <w:rFonts w:hint="eastAsia" w:eastAsia="黑体"/>
         </w:rPr>
         <w:t xml:space="preserve">元件调整影响</w:t>
       </w:r>
@@ -2072,7 +2277,7 @@
       </w:pPr>
       <w:r>
         <w:rPr>
-          <w:rFonts w:hint="eastAsia"/>
+          <w:rFonts w:hint="eastAsia" w:eastAsia="黑体"/>
           <w:b/>
           <w:bCs/>
         </w:rPr>
@@ -2080,20 +2285,27 @@
       </w:r>
       <w:r>
         <w:rPr>
+          <w:rFonts w:eastAsia="黑体"/>
           <w:b/>
           <w:bCs/>
         </w:rPr>
         <w:t xml:space="preserve"> N ↑</w:t>
       </w:r>
       <w:r>
+        <w:rPr>
+          <w:rFonts w:eastAsia="黑体"/>
+        </w:rPr>
         <w:t xml:space="preserve"> </w:t>
       </w:r>
       <w:r>
+        <w:rPr>
+          <w:rFonts w:eastAsia="黑体"/>
+        </w:rPr>
         <w:t xml:space="preserve">→ </w:t>
       </w:r>
       <w:r>
         <w:rPr>
-          <w:rFonts w:hint="eastAsia"/>
+          <w:rFonts w:hint="eastAsia" w:eastAsia="黑体"/>
         </w:rPr>
         <w:t xml:space="preserve">输出频率升高，但环路增益与相位噪声放大（×N）。</w:t>
       </w:r>
@@ -2108,7 +2320,7 @@
       </w:pPr>
       <w:r>
         <w:rPr>
-          <w:rFonts w:hint="eastAsia"/>
+          <w:rFonts w:hint="eastAsia" w:eastAsia="黑体"/>
           <w:b/>
           <w:bCs/>
         </w:rPr>
@@ -2116,20 +2328,27 @@
       </w:r>
       <w:r>
         <w:rPr>
+          <w:rFonts w:eastAsia="黑体"/>
           <w:b/>
           <w:bCs/>
         </w:rPr>
         <w:t xml:space="preserve"> f_ref ↑</w:t>
       </w:r>
       <w:r>
+        <w:rPr>
+          <w:rFonts w:eastAsia="黑体"/>
+        </w:rPr>
         <w:t xml:space="preserve"> </w:t>
       </w:r>
       <w:r>
+        <w:rPr>
+          <w:rFonts w:eastAsia="黑体"/>
+        </w:rPr>
         <w:t xml:space="preserve">→ </w:t>
       </w:r>
       <w:r>
         <w:rPr>
-          <w:rFonts w:hint="eastAsia"/>
+          <w:rFonts w:hint="eastAsia" w:eastAsia="黑体"/>
         </w:rPr>
         <w:t xml:space="preserve">频率分辨率变粗，但允许更宽环路带宽。</w:t>
       </w:r>
@@ -2144,7 +2363,7 @@
       </w:pPr>
       <w:r>
         <w:rPr>
-          <w:rFonts w:hint="eastAsia"/>
+          <w:rFonts w:hint="eastAsia" w:eastAsia="黑体"/>
           <w:b/>
           <w:bCs/>
         </w:rPr>
@@ -2152,39 +2371,53 @@
       </w:r>
       <w:r>
         <w:rPr>
+          <w:rFonts w:eastAsia="黑体"/>
           <w:b/>
           <w:bCs/>
         </w:rPr>
         <w:t xml:space="preserve"> ↑</w:t>
       </w:r>
       <w:r>
+        <w:rPr>
+          <w:rFonts w:eastAsia="黑体"/>
+        </w:rPr>
         <w:t xml:space="preserve"> </w:t>
       </w:r>
       <w:r>
+        <w:rPr>
+          <w:rFonts w:eastAsia="黑体"/>
+        </w:rPr>
         <w:t xml:space="preserve">→ </w:t>
       </w:r>
       <w:r>
         <w:rPr>
-          <w:rFonts w:hint="eastAsia"/>
+          <w:rFonts w:hint="eastAsia" w:eastAsia="黑体"/>
         </w:rPr>
         <w:t xml:space="preserve">锁定加快、相位噪声抑制差；</w:t>
       </w:r>
       <w:r>
         <w:rPr>
+          <w:rFonts w:eastAsia="黑体"/>
           <w:b/>
           <w:bCs/>
         </w:rPr>
         <w:t xml:space="preserve">↓</w:t>
       </w:r>
       <w:r>
+        <w:rPr>
+          <w:rFonts w:eastAsia="黑体"/>
+        </w:rPr>
         <w:t xml:space="preserve"> </w:t>
       </w:r>
       <w:r>
+        <w:rPr>
+          <w:rFonts w:eastAsia="黑体"/>
+        </w:rPr>
         <w:t xml:space="preserve">→ </w:t>
       </w:r>
       <w:r>
         <w:rPr>
-          <w:rFonts w:hint="eastAsia"/>
+          <w:rFonts w:hint="eastAsia" w:eastAsia="黑体"/>
         </w:rPr>
         <w:t xml:space="preserve">锁定慢、杂散与近端噪声改善。</w:t>
       </w:r>
@@ -2199,6 +2432,7 @@
       </w:pPr>
       <w:r>
         <w:rPr>
+          <w:rFonts w:eastAsia="黑体"/>
           <w:b/>
           <w:bCs/>
         </w:rPr>
@@ -2206,21 +2440,27 @@
       </w:r>
       <w:r>
         <w:rPr>
-          <w:rFonts w:hint="eastAsia"/>
+          <w:rFonts w:hint="eastAsia" w:eastAsia="黑体"/>
           <w:b/>
           <w:bCs/>
         </w:rPr>
         <w:t xml:space="preserve">调谐灵敏度</w:t>
       </w:r>
       <w:r>
+        <w:rPr>
+          <w:rFonts w:eastAsia="黑体"/>
+        </w:rPr>
         <w:t xml:space="preserve"> </w:t>
       </w:r>
       <w:r>
+        <w:rPr>
+          <w:rFonts w:eastAsia="黑体"/>
+        </w:rPr>
         <w:t xml:space="preserve">→ </w:t>
       </w:r>
       <w:r>
         <w:rPr>
-          <w:rFonts w:hint="eastAsia"/>
+          <w:rFonts w:hint="eastAsia" w:eastAsia="黑体"/>
         </w:rPr>
         <w:t xml:space="preserve">决定环路增益与频率稳定度，需与滤波器配合。</w:t>
       </w:r>
@@ -2233,7 +2473,7 @@
       </w:pPr>
       <w:r>
         <w:rPr>
-          <w:rFonts w:hint="eastAsia"/>
+          <w:rFonts w:hint="eastAsia" w:eastAsia="黑体"/>
         </w:rPr>
         <w:t xml:space="preserve">典型参数示例</w:t>
       </w:r>
@@ -2248,11 +2488,14 @@
       </w:pPr>
       <w:r>
         <w:rPr>
-          <w:rFonts w:hint="eastAsia"/>
+          <w:rFonts w:hint="eastAsia" w:eastAsia="黑体"/>
         </w:rPr>
         <w:t xml:space="preserve">取</w:t>
       </w:r>
       <w:r>
+        <w:rPr>
+          <w:rFonts w:eastAsia="黑体"/>
+        </w:rPr>
         <w:t xml:space="preserve"> </w:t>
       </w:r>
       <m:oMath>
@@ -2285,9 +2528,15 @@
         </m:r>
       </m:oMath>
       <w:r>
+        <w:rPr>
+          <w:rFonts w:eastAsia="黑体"/>
+        </w:rPr>
         <w:t xml:space="preserve"> </w:t>
       </w:r>
       <w:r>
+        <w:rPr>
+          <w:rFonts w:eastAsia="黑体"/>
+        </w:rPr>
         <w:t xml:space="preserve">MHz、</w:t>
       </w:r>
       <m:oMath>
@@ -2306,7 +2555,7 @@
       </m:oMath>
       <w:r>
         <w:rPr>
-          <w:rFonts w:hint="eastAsia"/>
+          <w:rFonts w:hint="eastAsia" w:eastAsia="黑体"/>
         </w:rPr>
         <w:t xml:space="preserve">：</w:t>
       </w:r>
@@ -2358,20 +2607,26 @@
         </m:r>
       </m:oMath>
       <w:r>
+        <w:rPr>
+          <w:rFonts w:eastAsia="黑体"/>
+        </w:rPr>
         <w:t xml:space="preserve"> </w:t>
       </w:r>
       <w:r>
         <w:rPr>
-          <w:rFonts w:hint="eastAsia"/>
+          <w:rFonts w:hint="eastAsia" w:eastAsia="黑体"/>
         </w:rPr>
         <w:t xml:space="preserve">MHz（1</w:t>
       </w:r>
       <w:r>
+        <w:rPr>
+          <w:rFonts w:eastAsia="黑体"/>
+        </w:rPr>
         <w:t xml:space="preserve"> </w:t>
       </w:r>
       <w:r>
         <w:rPr>
-          <w:rFonts w:hint="eastAsia"/>
+          <w:rFonts w:hint="eastAsia" w:eastAsia="黑体"/>
         </w:rPr>
         <w:t xml:space="preserve">GHz）。</w:t>
       </w:r>
@@ -2385,15 +2640,21 @@
         </w:numPr>
       </w:pPr>
       <w:r>
+        <w:rPr>
+          <w:rFonts w:eastAsia="黑体"/>
+        </w:rPr>
         <w:t xml:space="preserve">DDS </w:t>
       </w:r>
       <w:r>
         <w:rPr>
-          <w:rFonts w:hint="eastAsia"/>
+          <w:rFonts w:hint="eastAsia" w:eastAsia="黑体"/>
         </w:rPr>
         <w:t xml:space="preserve">取</w:t>
       </w:r>
       <w:r>
+        <w:rPr>
+          <w:rFonts w:eastAsia="黑体"/>
+        </w:rPr>
         <w:t xml:space="preserve"> </w:t>
       </w:r>
       <m:oMath>
@@ -2426,9 +2687,15 @@
         </m:r>
       </m:oMath>
       <w:r>
+        <w:rPr>
+          <w:rFonts w:eastAsia="黑体"/>
+        </w:rPr>
         <w:t xml:space="preserve"> </w:t>
       </w:r>
       <w:r>
+        <w:rPr>
+          <w:rFonts w:eastAsia="黑体"/>
+        </w:rPr>
         <w:t xml:space="preserve">GHz、</w:t>
       </w:r>
       <m:oMath>
@@ -2447,7 +2714,7 @@
       </m:oMath>
       <w:r>
         <w:rPr>
-          <w:rFonts w:hint="eastAsia"/>
+          <w:rFonts w:hint="eastAsia" w:eastAsia="黑体"/>
         </w:rPr>
         <w:t xml:space="preserve">：</w:t>
       </w:r>
@@ -2511,9 +2778,15 @@
         </m:r>
       </m:oMath>
       <w:r>
+        <w:rPr>
+          <w:rFonts w:eastAsia="黑体"/>
+        </w:rPr>
         <w:t xml:space="preserve"> </w:t>
       </w:r>
       <w:r>
+        <w:rPr>
+          <w:rFonts w:eastAsia="黑体"/>
+        </w:rPr>
         <w:t xml:space="preserve">Hz。</w:t>
       </w:r>
     </w:p>
@@ -2525,7 +2798,7 @@
       </w:pPr>
       <w:r>
         <w:rPr>
-          <w:rFonts w:hint="eastAsia"/>
+          <w:rFonts w:hint="eastAsia" w:eastAsia="黑体"/>
         </w:rPr>
         <w:t xml:space="preserve">常见器件型号</w:t>
       </w:r>
@@ -2539,11 +2812,14 @@
         </w:numPr>
       </w:pPr>
       <w:r>
+        <w:rPr>
+          <w:rFonts w:eastAsia="黑体"/>
+        </w:rPr>
         <w:t xml:space="preserve">PLL </w:t>
       </w:r>
       <w:r>
         <w:rPr>
-          <w:rFonts w:hint="eastAsia"/>
+          <w:rFonts w:hint="eastAsia" w:eastAsia="黑体"/>
         </w:rPr>
         <w:t xml:space="preserve">频率合成器：ADF4351、LMX2594、Si5351、HMC832。</w:t>
       </w:r>
@@ -2558,7 +2834,7 @@
       </w:pPr>
       <w:r>
         <w:rPr>
-          <w:rFonts w:hint="eastAsia"/>
+          <w:rFonts w:hint="eastAsia" w:eastAsia="黑体"/>
         </w:rPr>
         <w:t xml:space="preserve">DDS：AD9834、AD9851、AD9910。</w:t>
       </w:r>
@@ -2573,20 +2849,26 @@
       </w:pPr>
       <w:r>
         <w:rPr>
-          <w:rFonts w:hint="eastAsia"/>
+          <w:rFonts w:hint="eastAsia" w:eastAsia="黑体"/>
         </w:rPr>
         <w:t xml:space="preserve">VCO：MAX2606、HMX</w:t>
       </w:r>
       <w:r>
+        <w:rPr>
+          <w:rFonts w:eastAsia="黑体"/>
+        </w:rPr>
         <w:t xml:space="preserve"> </w:t>
       </w:r>
       <w:r>
         <w:rPr>
-          <w:rFonts w:hint="eastAsia"/>
+          <w:rFonts w:hint="eastAsia" w:eastAsia="黑体"/>
         </w:rPr>
         <w:t xml:space="preserve">系列</w:t>
       </w:r>
       <w:r>
+        <w:rPr>
+          <w:rFonts w:eastAsia="黑体"/>
+        </w:rPr>
         <w:t xml:space="preserve"> VCO。</w:t>
       </w:r>
     </w:p>
@@ -2598,7 +2880,7 @@
       </w:pPr>
       <w:r>
         <w:rPr>
-          <w:rFonts w:hint="eastAsia"/>
+          <w:rFonts w:hint="eastAsia" w:eastAsia="黑体"/>
         </w:rPr>
         <w:t xml:space="preserve">注意事项</w:t>
       </w:r>
@@ -2613,7 +2895,7 @@
       </w:pPr>
       <w:r>
         <w:rPr>
-          <w:rFonts w:hint="eastAsia"/>
+          <w:rFonts w:hint="eastAsia" w:eastAsia="黑体"/>
         </w:rPr>
         <w:t xml:space="preserve">参考晶振的相位噪声直接影响输出近端相位噪声。</w:t>
       </w:r>
@@ -2628,7 +2910,7 @@
       </w:pPr>
       <w:r>
         <w:rPr>
-          <w:rFonts w:hint="eastAsia"/>
+          <w:rFonts w:hint="eastAsia" w:eastAsia="黑体"/>
         </w:rPr>
         <w:t xml:space="preserve">环路滤波器参数需按锁相环稳定判据设计，避免失锁/振荡。</w:t>
       </w:r>
@@ -2643,16 +2925,19 @@
       </w:pPr>
       <w:r>
         <w:rPr>
-          <w:rFonts w:hint="eastAsia"/>
+          <w:rFonts w:hint="eastAsia" w:eastAsia="黑体"/>
         </w:rPr>
         <w:t xml:space="preserve">小数分频会引入量化杂散，需用</w:t>
       </w:r>
       <w:r>
+        <w:rPr>
+          <w:rFonts w:eastAsia="黑体"/>
+        </w:rPr>
         <w:t xml:space="preserve"> Σ-Δ </w:t>
       </w:r>
       <w:r>
         <w:rPr>
-          <w:rFonts w:hint="eastAsia"/>
+          <w:rFonts w:hint="eastAsia" w:eastAsia="黑体"/>
         </w:rPr>
         <w:t xml:space="preserve">调制抑制。</w:t>
       </w:r>
@@ -2667,7 +2952,7 @@
       </w:pPr>
       <w:r>
         <w:rPr>
-          <w:rFonts w:hint="eastAsia"/>
+          <w:rFonts w:hint="eastAsia" w:eastAsia="黑体"/>
         </w:rPr>
         <w:t xml:space="preserve">输出需关注相位噪声、杂散与频率切换时间等指标。</w:t>
       </w:r>
@@ -2680,7 +2965,7 @@
       </w:pPr>
       <w:r>
         <w:rPr>
-          <w:rFonts w:hint="eastAsia"/>
+          <w:rFonts w:hint="eastAsia" w:eastAsia="黑体"/>
         </w:rPr>
         <w:t xml:space="preserve">参考资料</w:t>
       </w:r>
@@ -2694,6 +2979,9 @@
         </w:numPr>
       </w:pPr>
       <w:r>
+        <w:rPr>
+          <w:rFonts w:eastAsia="黑体"/>
+        </w:rPr>
         <w:t xml:space="preserve">Wikipedia: Frequency synthesizer / Phase-locked loop。</w:t>
       </w:r>
     </w:p>
@@ -2706,20 +2994,26 @@
         </w:numPr>
       </w:pPr>
       <w:r>
+        <w:rPr>
+          <w:rFonts w:eastAsia="黑体"/>
+        </w:rPr>
         <w:t xml:space="preserve">ADI ADF4351 </w:t>
       </w:r>
       <w:r>
         <w:rPr>
-          <w:rFonts w:hint="eastAsia"/>
+          <w:rFonts w:hint="eastAsia" w:eastAsia="黑体"/>
         </w:rPr>
         <w:t xml:space="preserve">数据手册与</w:t>
       </w:r>
       <w:r>
+        <w:rPr>
+          <w:rFonts w:eastAsia="黑体"/>
+        </w:rPr>
         <w:t xml:space="preserve"> PLL </w:t>
       </w:r>
       <w:r>
         <w:rPr>
-          <w:rFonts w:hint="eastAsia"/>
+          <w:rFonts w:hint="eastAsia" w:eastAsia="黑体"/>
         </w:rPr>
         <w:t xml:space="preserve">应用笔记。</w:t>
       </w:r>
@@ -2734,7 +3028,7 @@
       </w:pPr>
       <w:r>
         <w:rPr>
-          <w:rFonts w:hint="eastAsia"/>
+          <w:rFonts w:hint="eastAsia" w:eastAsia="黑体"/>
         </w:rPr>
         <w:t xml:space="preserve">《锁相环（PLL）电路设计与应用》。</w:t>
       </w:r>
@@ -2748,11 +3042,11 @@
       </w:pPr>
       <w:r>
         <w:rPr>
-          <w:rFonts w:ascii="Times New Roman" w:hAnsi="Times New Roman"/>
+          <w:rFonts w:ascii="Times New Roman" w:hAnsi="Times New Roman" w:eastAsia="黑体"/>
           <w:color w:val="555555"/>
           <w:sz w:val="21"/>
         </w:rPr>
-        <w:t>材料收集者：杜文杰</w:t>
+        <w:t>材料收集者：杜文杰，WX手机：19519196569，QQ:3478827729</w:t>
       </w:r>
     </w:p>
     <w:sectPr>
@@ -2772,7 +3066,7 @@
 </file>
 
 <file path=word/footer1.xml><?xml version="1.0" encoding="utf-8"?>
-<w:ftr xmlns:m="http://schemas.openxmlformats.org/officeDocument/2006/math" xmlns:mc="http://schemas.openxmlformats.org/markup-compatibility/2006" xmlns:mo="http://schemas.microsoft.com/office/mac/office/2008/main" xmlns:mv="urn:schemas-microsoft-com:mac:vml" xmlns:o="urn:schemas-microsoft-com:office:office" xmlns:r="http://schemas.openxmlformats.org/officeDocument/2006/relationships" xmlns:v="urn:schemas-microsoft-com:vml" xmlns:w10="urn:schemas-microsoft-com:office:word" xmlns:w14="http://schemas.microsoft.com/office/word/2010/wordml" xmlns:w="http://schemas.openxmlformats.org/wordprocessingml/2006/main" xmlns:wne="http://schemas.microsoft.com/office/word/2006/wordml" xmlns:wp14="http://schemas.microsoft.com/office/word/2010/wordprocessingDrawing" xmlns:wp="http://schemas.openxmlformats.org/drawingml/2006/wordprocessingDrawing" xmlns:wpc="http://schemas.microsoft.com/office/word/2010/wordprocessingCanvas" xmlns:wpg="http://schemas.microsoft.com/office/word/2010/wordprocessingGroup" xmlns:wpi="http://schemas.microsoft.com/office/word/2010/wordprocessingInk" xmlns:wps="http://schemas.microsoft.com/office/word/2010/wordprocessingShape" mc:Ignorable="w14 wp14">
+<w:ftr xmlns:mc="http://schemas.openxmlformats.org/markup-compatibility/2006" xmlns:w="http://schemas.openxmlformats.org/wordprocessingml/2006/main" xmlns:m="http://schemas.openxmlformats.org/officeDocument/2006/math" xmlns:mo="http://schemas.microsoft.com/office/mac/office/2008/main" xmlns:mv="urn:schemas-microsoft-com:mac:vml" xmlns:o="urn:schemas-microsoft-com:office:office" xmlns:r="http://schemas.openxmlformats.org/officeDocument/2006/relationships" xmlns:v="urn:schemas-microsoft-com:vml" xmlns:w10="urn:schemas-microsoft-com:office:word" xmlns:w14="http://schemas.microsoft.com/office/word/2010/wordml" xmlns:wne="http://schemas.microsoft.com/office/word/2006/wordml" xmlns:wp14="http://schemas.microsoft.com/office/word/2010/wordprocessingDrawing" xmlns:wp="http://schemas.openxmlformats.org/drawingml/2006/wordprocessingDrawing" xmlns:wpc="http://schemas.microsoft.com/office/word/2010/wordprocessingCanvas" xmlns:wpg="http://schemas.microsoft.com/office/word/2010/wordprocessingGroup" xmlns:wpi="http://schemas.microsoft.com/office/word/2010/wordprocessingInk" xmlns:wps="http://schemas.microsoft.com/office/word/2010/wordprocessingShape" mc:Ignorable="w14 wp14">
   <w:p>
     <w:pPr>
       <w:pStyle w:val="Footer"/>
@@ -2780,12 +3074,14 @@
     </w:pPr>
     <w:r>
       <w:rPr>
+        <w:rFonts w:eastAsia="黑体"/>
         <w:sz w:val="18"/>
       </w:rPr>
       <w:t xml:space="preserve">第 </w:t>
     </w:r>
     <w:r>
       <w:rPr>
+        <w:rFonts w:eastAsia="黑体"/>
         <w:sz w:val="18"/>
       </w:rPr>
       <w:fldChar w:fldCharType="begin"/>
@@ -2794,6 +3090,7 @@
     </w:r>
     <w:r>
       <w:rPr>
+        <w:rFonts w:eastAsia="黑体"/>
         <w:sz w:val="18"/>
       </w:rPr>
       <w:t xml:space="preserve"> 页</w:t>
@@ -2807,6 +3104,9 @@
   <w:footnote w:type="continuationSeparator" w:id="0">
     <w:p>
       <w:r>
+        <w:rPr>
+          <w:rFonts w:eastAsia="黑体"/>
+        </w:rPr>
         <w:continuationSeparator/>
       </w:r>
     </w:p>
@@ -2814,6 +3114,9 @@
   <w:footnote w:type="separator" w:id="-1">
     <w:p>
       <w:r>
+        <w:rPr>
+          <w:rFonts w:eastAsia="黑体"/>
+        </w:rPr>
         <w:separator/>
       </w:r>
     </w:p>
@@ -2822,7 +3125,7 @@
 </file>
 
 <file path=word/header1.xml><?xml version="1.0" encoding="utf-8"?>
-<w:hdr xmlns:m="http://schemas.openxmlformats.org/officeDocument/2006/math" xmlns:mc="http://schemas.openxmlformats.org/markup-compatibility/2006" xmlns:mo="http://schemas.microsoft.com/office/mac/office/2008/main" xmlns:mv="urn:schemas-microsoft-com:mac:vml" xmlns:o="urn:schemas-microsoft-com:office:office" xmlns:r="http://schemas.openxmlformats.org/officeDocument/2006/relationships" xmlns:v="urn:schemas-microsoft-com:vml" xmlns:w10="urn:schemas-microsoft-com:office:word" xmlns:w14="http://schemas.microsoft.com/office/word/2010/wordml" xmlns:w="http://schemas.openxmlformats.org/wordprocessingml/2006/main" xmlns:wne="http://schemas.microsoft.com/office/word/2006/wordml" xmlns:wp14="http://schemas.microsoft.com/office/word/2010/wordprocessingDrawing" xmlns:wp="http://schemas.openxmlformats.org/drawingml/2006/wordprocessingDrawing" xmlns:wpc="http://schemas.microsoft.com/office/word/2010/wordprocessingCanvas" xmlns:wpg="http://schemas.microsoft.com/office/word/2010/wordprocessingGroup" xmlns:wpi="http://schemas.microsoft.com/office/word/2010/wordprocessingInk" xmlns:wps="http://schemas.microsoft.com/office/word/2010/wordprocessingShape" mc:Ignorable="w14 wp14">
+<w:hdr xmlns:mc="http://schemas.openxmlformats.org/markup-compatibility/2006" xmlns:w="http://schemas.openxmlformats.org/wordprocessingml/2006/main" xmlns:m="http://schemas.openxmlformats.org/officeDocument/2006/math" xmlns:mo="http://schemas.microsoft.com/office/mac/office/2008/main" xmlns:mv="urn:schemas-microsoft-com:mac:vml" xmlns:o="urn:schemas-microsoft-com:office:office" xmlns:r="http://schemas.openxmlformats.org/officeDocument/2006/relationships" xmlns:v="urn:schemas-microsoft-com:vml" xmlns:w10="urn:schemas-microsoft-com:office:word" xmlns:w14="http://schemas.microsoft.com/office/word/2010/wordml" xmlns:wne="http://schemas.microsoft.com/office/word/2006/wordml" xmlns:wp14="http://schemas.microsoft.com/office/word/2010/wordprocessingDrawing" xmlns:wp="http://schemas.openxmlformats.org/drawingml/2006/wordprocessingDrawing" xmlns:wpc="http://schemas.microsoft.com/office/word/2010/wordprocessingCanvas" xmlns:wpg="http://schemas.microsoft.com/office/word/2010/wordprocessingGroup" xmlns:wpi="http://schemas.microsoft.com/office/word/2010/wordprocessingInk" xmlns:wps="http://schemas.microsoft.com/office/word/2010/wordprocessingShape" mc:Ignorable="w14 wp14">
   <w:p>
     <w:pPr>
       <w:pStyle w:val="Header"/>
@@ -2830,7 +3133,7 @@
     </w:pPr>
     <w:r>
       <w:rPr>
-        <w:rFonts w:ascii="Times New Roman" w:hAnsi="Times New Roman"/>
+        <w:rFonts w:ascii="Times New Roman" w:hAnsi="Times New Roman" w:eastAsia="黑体"/>
         <w:sz w:val="18"/>
         <w:rFonts w:eastAsia="黑体"/>
         <w:rFonts w:eastAsia="黑体"/>
@@ -2842,7 +3145,7 @@
 </file>
 
 <file path=word/numbering.xml><?xml version="1.0" encoding="utf-8"?>
-<w:numbering xmlns:m="http://schemas.openxmlformats.org/officeDocument/2006/math" xmlns:mc="http://schemas.openxmlformats.org/markup-compatibility/2006" xmlns:mo="http://schemas.microsoft.com/office/mac/office/2008/main" xmlns:mv="urn:schemas-microsoft-com:mac:vml" xmlns:o="urn:schemas-microsoft-com:office:office" xmlns:r="http://schemas.openxmlformats.org/officeDocument/2006/relationships" xmlns:v="urn:schemas-microsoft-com:vml" xmlns:w="http://schemas.openxmlformats.org/wordprocessingml/2006/main" xmlns:w10="urn:schemas-microsoft-com:office:word" xmlns:w14="http://schemas.microsoft.com/office/word/2010/wordml" xmlns:wne="http://schemas.microsoft.com/office/word/2006/wordml" xmlns:wp="http://schemas.openxmlformats.org/drawingml/2006/wordprocessingDrawing" xmlns:wp14="http://schemas.microsoft.com/office/word/2010/wordprocessingDrawing" xmlns:wpc="http://schemas.microsoft.com/office/word/2010/wordprocessingCanvas" xmlns:wpg="http://schemas.microsoft.com/office/word/2010/wordprocessingGroup" xmlns:wpi="http://schemas.microsoft.com/office/word/2010/wordprocessingInk" xmlns:wps="http://schemas.microsoft.com/office/word/2010/wordprocessingShape" mc:Ignorable="w14 wp14">
+<w:numbering xmlns:mc="http://schemas.openxmlformats.org/markup-compatibility/2006" xmlns:w="http://schemas.openxmlformats.org/wordprocessingml/2006/main" xmlns:m="http://schemas.openxmlformats.org/officeDocument/2006/math" xmlns:mo="http://schemas.microsoft.com/office/mac/office/2008/main" xmlns:mv="urn:schemas-microsoft-com:mac:vml" xmlns:o="urn:schemas-microsoft-com:office:office" xmlns:r="http://schemas.openxmlformats.org/officeDocument/2006/relationships" xmlns:v="urn:schemas-microsoft-com:vml" xmlns:w10="urn:schemas-microsoft-com:office:word" xmlns:w14="http://schemas.microsoft.com/office/word/2010/wordml" xmlns:wne="http://schemas.microsoft.com/office/word/2006/wordml" xmlns:wp="http://schemas.openxmlformats.org/drawingml/2006/wordprocessingDrawing" xmlns:wp14="http://schemas.microsoft.com/office/word/2010/wordprocessingDrawing" xmlns:wpc="http://schemas.microsoft.com/office/word/2010/wordprocessingCanvas" xmlns:wpg="http://schemas.microsoft.com/office/word/2010/wordprocessingGroup" xmlns:wpi="http://schemas.microsoft.com/office/word/2010/wordprocessingInk" xmlns:wps="http://schemas.microsoft.com/office/word/2010/wordprocessingShape" mc:Ignorable="w14 wp14">
   <w:abstractNum w:abstractNumId="0">
     <w:nsid w:val="FFFFFF7C"/>
     <w:multiLevelType w:val="singleLevel"/>
@@ -2929,7 +3232,7 @@
         <w:ind w:hanging="360" w:left="1440"/>
       </w:pPr>
       <w:rPr>
-        <w:rFonts w:ascii="Symbol" w:hAnsi="Symbol" w:hint="default"/>
+        <w:rFonts w:ascii="Symbol" w:hAnsi="Symbol" w:hint="default" w:eastAsia="黑体"/>
       </w:rPr>
     </w:lvl>
   </w:abstractNum>
@@ -2950,7 +3253,7 @@
         <w:ind w:hanging="360" w:left="1080"/>
       </w:pPr>
       <w:rPr>
-        <w:rFonts w:ascii="Symbol" w:hAnsi="Symbol" w:hint="default"/>
+        <w:rFonts w:ascii="Symbol" w:hAnsi="Symbol" w:hint="default" w:eastAsia="黑体"/>
       </w:rPr>
     </w:lvl>
   </w:abstractNum>
@@ -2971,7 +3274,7 @@
         <w:ind w:hanging="360" w:left="720"/>
       </w:pPr>
       <w:rPr>
-        <w:rFonts w:ascii="Symbol" w:hAnsi="Symbol" w:hint="default"/>
+        <w:rFonts w:ascii="Symbol" w:hAnsi="Symbol" w:hint="default" w:eastAsia="黑体"/>
       </w:rPr>
     </w:lvl>
   </w:abstractNum>
@@ -3010,7 +3313,7 @@
         <w:ind w:hanging="360" w:left="360"/>
       </w:pPr>
       <w:rPr>
-        <w:rFonts w:ascii="Symbol" w:hAnsi="Symbol" w:hint="default"/>
+        <w:rFonts w:ascii="Symbol" w:hAnsi="Symbol" w:hint="default" w:eastAsia="黑体"/>
       </w:rPr>
     </w:lvl>
   </w:abstractNum>
@@ -3101,7 +3404,7 @@
         <w:ind w:left="720" w:hanging="360"/>
       </w:pPr>
       <w:rPr>
-        <w:rFonts w:ascii="Symbol" w:hAnsi="Symbol" w:cs="Symbol" w:hint="default"/>
+        <w:rFonts w:ascii="Symbol" w:hAnsi="Symbol" w:cs="Symbol" w:hint="default" w:eastAsia="黑体"/>
       </w:rPr>
     </w:lvl>
     <w:lvl w:ilvl="1">
@@ -3112,7 +3415,7 @@
         <w:ind w:left="1440" w:hanging="360"/>
       </w:pPr>
       <w:rPr>
-        <w:rFonts w:ascii="Courier New" w:hAnsi="Courier New" w:cs="Courier New" w:hint="default"/>
+        <w:rFonts w:ascii="Courier New" w:hAnsi="Courier New" w:cs="Courier New" w:hint="default" w:eastAsia="黑体"/>
       </w:rPr>
     </w:lvl>
     <w:lvl w:ilvl="2">
@@ -3123,7 +3426,7 @@
         <w:ind w:left="2160" w:hanging="360"/>
       </w:pPr>
       <w:rPr>
-        <w:rFonts w:ascii="Wingdings" w:hAnsi="Wingdings" w:cs="Wingdings" w:hint="default"/>
+        <w:rFonts w:ascii="Wingdings" w:hAnsi="Wingdings" w:cs="Wingdings" w:hint="default" w:eastAsia="黑体"/>
       </w:rPr>
     </w:lvl>
     <w:lvl w:ilvl="3">
@@ -3134,7 +3437,7 @@
         <w:ind w:left="2880" w:hanging="360"/>
       </w:pPr>
       <w:rPr>
-        <w:rFonts w:ascii="Symbol" w:hAnsi="Symbol" w:cs="Symbol" w:hint="default"/>
+        <w:rFonts w:ascii="Symbol" w:hAnsi="Symbol" w:cs="Symbol" w:hint="default" w:eastAsia="黑体"/>
       </w:rPr>
     </w:lvl>
     <w:lvl w:ilvl="4">
@@ -3145,7 +3448,7 @@
         <w:ind w:left="3600" w:hanging="360"/>
       </w:pPr>
       <w:rPr>
-        <w:rFonts w:ascii="Courier New" w:hAnsi="Courier New" w:cs="Courier New" w:hint="default"/>
+        <w:rFonts w:ascii="Courier New" w:hAnsi="Courier New" w:cs="Courier New" w:hint="default" w:eastAsia="黑体"/>
       </w:rPr>
     </w:lvl>
     <w:lvl w:ilvl="5">
@@ -3156,7 +3459,7 @@
         <w:ind w:left="4320" w:hanging="360"/>
       </w:pPr>
       <w:rPr>
-        <w:rFonts w:ascii="Wingdings" w:hAnsi="Wingdings" w:cs="Wingdings" w:hint="default"/>
+        <w:rFonts w:ascii="Wingdings" w:hAnsi="Wingdings" w:cs="Wingdings" w:hint="default" w:eastAsia="黑体"/>
       </w:rPr>
     </w:lvl>
     <w:lvl w:ilvl="6">
@@ -3167,7 +3470,7 @@
         <w:ind w:left="5040" w:hanging="360"/>
       </w:pPr>
       <w:rPr>
-        <w:rFonts w:ascii="Symbol" w:hAnsi="Symbol" w:cs="Symbol" w:hint="default"/>
+        <w:rFonts w:ascii="Symbol" w:hAnsi="Symbol" w:cs="Symbol" w:hint="default" w:eastAsia="黑体"/>
       </w:rPr>
     </w:lvl>
     <w:lvl w:ilvl="7">
@@ -3178,7 +3481,7 @@
         <w:ind w:left="5760" w:hanging="360"/>
       </w:pPr>
       <w:rPr>
-        <w:rFonts w:ascii="Courier New" w:hAnsi="Courier New" w:cs="Courier New" w:hint="default"/>
+        <w:rFonts w:ascii="Courier New" w:hAnsi="Courier New" w:cs="Courier New" w:hint="default" w:eastAsia="黑体"/>
       </w:rPr>
     </w:lvl>
     <w:lvl w:ilvl="8">
@@ -3189,7 +3492,7 @@
         <w:ind w:left="6480" w:hanging="360"/>
       </w:pPr>
       <w:rPr>
-        <w:rFonts w:ascii="Wingdings" w:hAnsi="Wingdings" w:cs="Wingdings" w:hint="default"/>
+        <w:rFonts w:ascii="Wingdings" w:hAnsi="Wingdings" w:cs="Wingdings" w:hint="default" w:eastAsia="黑体"/>
       </w:rPr>
     </w:lvl>
   </w:abstractNum>
@@ -3245,11 +3548,11 @@
 </file>
 
 <file path=word/styles.xml><?xml version="1.0" encoding="utf-8"?>
-<w:styles xmlns:mc="http://schemas.openxmlformats.org/markup-compatibility/2006" xmlns:r="http://schemas.openxmlformats.org/officeDocument/2006/relationships" xmlns:w="http://schemas.openxmlformats.org/wordprocessingml/2006/main" xmlns:w14="http://schemas.microsoft.com/office/word/2010/wordml" mc:Ignorable="w14">
+<w:styles xmlns:mc="http://schemas.openxmlformats.org/markup-compatibility/2006" xmlns:w="http://schemas.openxmlformats.org/wordprocessingml/2006/main" xmlns:r="http://schemas.openxmlformats.org/officeDocument/2006/relationships" xmlns:w14="http://schemas.microsoft.com/office/word/2010/wordml" mc:Ignorable="w14">
   <w:docDefaults>
     <w:rPrDefault>
       <w:rPr>
-        <w:rFonts w:asciiTheme="minorHAnsi" w:cstheme="minorBidi" w:eastAsiaTheme="minorEastAsia" w:hAnsiTheme="minorHAnsi"/>
+        <w:rFonts w:asciiTheme="minorHAnsi" w:cstheme="minorBidi" w:hAnsiTheme="minorHAnsi" w:eastAsia="黑体"/>
         <w:sz w:val="22"/>
         <w:szCs w:val="22"/>
         <w:lang w:bidi="ar-SA" w:eastAsia="en-US" w:val="en-US"/>
@@ -3471,7 +3774,7 @@
       <w:outlineLvl w:val="0"/>
     </w:pPr>
     <w:rPr>
-      <w:rFonts w:ascii="Times New Roman" w:asciiTheme="majorHAnsi" w:cstheme="majorBidi" w:eastAsia="黑体" w:eastAsiaTheme="majorEastAsia" w:hAnsi="Times New Roman" w:hAnsiTheme="majorHAnsi"/>
+      <w:rFonts w:ascii="Times New Roman" w:asciiTheme="majorHAnsi" w:cstheme="majorBidi" w:eastAsia="黑体" w:hAnsi="Times New Roman" w:hAnsiTheme="majorHAnsi"/>
       <w:b/>
       <w:bCs/>
       <w:color w:val="1F3864"/>
@@ -3495,7 +3798,7 @@
       <w:outlineLvl w:val="1"/>
     </w:pPr>
     <w:rPr>
-      <w:rFonts w:ascii="Times New Roman" w:asciiTheme="majorHAnsi" w:cstheme="majorBidi" w:eastAsia="黑体" w:eastAsiaTheme="majorEastAsia" w:hAnsi="Times New Roman" w:hAnsiTheme="majorHAnsi"/>
+      <w:rFonts w:ascii="Times New Roman" w:asciiTheme="majorHAnsi" w:cstheme="majorBidi" w:eastAsia="黑体" w:hAnsi="Times New Roman" w:hAnsiTheme="majorHAnsi"/>
       <w:b/>
       <w:bCs/>
       <w:color w:val="2E4E7E"/>
@@ -3519,7 +3822,7 @@
       <w:outlineLvl w:val="2"/>
     </w:pPr>
     <w:rPr>
-      <w:rFonts w:ascii="Times New Roman" w:asciiTheme="majorHAnsi" w:cstheme="majorBidi" w:eastAsia="黑体" w:eastAsiaTheme="majorEastAsia" w:hAnsi="Times New Roman" w:hAnsiTheme="majorHAnsi"/>
+      <w:rFonts w:ascii="Times New Roman" w:asciiTheme="majorHAnsi" w:cstheme="majorBidi" w:eastAsia="黑体" w:hAnsi="Times New Roman" w:hAnsiTheme="majorHAnsi"/>
       <w:b/>
       <w:bCs/>
       <w:color w:val="2E4E7E"/>
@@ -3543,7 +3846,7 @@
       <w:outlineLvl w:val="3"/>
     </w:pPr>
     <w:rPr>
-      <w:rFonts w:ascii="Times New Roman" w:asciiTheme="majorHAnsi" w:cstheme="majorBidi" w:eastAsia="黑体" w:eastAsiaTheme="majorEastAsia" w:hAnsi="Times New Roman" w:hAnsiTheme="majorHAnsi"/>
+      <w:rFonts w:ascii="Times New Roman" w:asciiTheme="majorHAnsi" w:cstheme="majorBidi" w:eastAsia="黑体" w:hAnsi="Times New Roman" w:hAnsiTheme="majorHAnsi"/>
       <w:b/>
       <w:bCs/>
       <w:i/>
@@ -3569,7 +3872,7 @@
       <w:outlineLvl w:val="4"/>
     </w:pPr>
     <w:rPr>
-      <w:rFonts w:ascii="Times New Roman" w:asciiTheme="majorHAnsi" w:cstheme="majorBidi" w:eastAsia="黑体" w:eastAsiaTheme="majorEastAsia" w:hAnsi="Times New Roman" w:hAnsiTheme="majorHAnsi"/>
+      <w:rFonts w:ascii="Times New Roman" w:asciiTheme="majorHAnsi" w:cstheme="majorBidi" w:eastAsia="黑体" w:hAnsi="Times New Roman" w:hAnsiTheme="majorHAnsi"/>
       <w:b/>
       <w:color w:val="333333"/>
       <w:sz w:val="22"/>
@@ -3592,7 +3895,7 @@
       <w:outlineLvl w:val="5"/>
     </w:pPr>
     <w:rPr>
-      <w:rFonts w:asciiTheme="majorHAnsi" w:cstheme="majorBidi" w:eastAsiaTheme="majorEastAsia" w:hAnsiTheme="majorHAnsi"/>
+      <w:rFonts w:asciiTheme="majorHAnsi" w:cstheme="majorBidi" w:hAnsiTheme="majorHAnsi" w:eastAsia="黑体"/>
       <w:i/>
       <w:iCs/>
       <w:color w:themeColor="accent1" w:themeShade="7F" w:val="243F60"/>
@@ -3615,7 +3918,7 @@
       <w:outlineLvl w:val="6"/>
     </w:pPr>
     <w:rPr>
-      <w:rFonts w:asciiTheme="majorHAnsi" w:cstheme="majorBidi" w:eastAsiaTheme="majorEastAsia" w:hAnsiTheme="majorHAnsi"/>
+      <w:rFonts w:asciiTheme="majorHAnsi" w:cstheme="majorBidi" w:hAnsiTheme="majorHAnsi" w:eastAsia="黑体"/>
       <w:i/>
       <w:iCs/>
       <w:color w:themeColor="text1" w:themeTint="BF" w:val="404040"/>
@@ -3638,7 +3941,7 @@
       <w:outlineLvl w:val="7"/>
     </w:pPr>
     <w:rPr>
-      <w:rFonts w:asciiTheme="majorHAnsi" w:cstheme="majorBidi" w:eastAsiaTheme="majorEastAsia" w:hAnsiTheme="majorHAnsi"/>
+      <w:rFonts w:asciiTheme="majorHAnsi" w:cstheme="majorBidi" w:hAnsiTheme="majorHAnsi" w:eastAsia="黑体"/>
       <w:color w:themeColor="accent1" w:val="4F81BD"/>
       <w:sz w:val="20"/>
       <w:szCs w:val="20"/>
@@ -3661,7 +3964,7 @@
       <w:outlineLvl w:val="8"/>
     </w:pPr>
     <w:rPr>
-      <w:rFonts w:asciiTheme="majorHAnsi" w:cstheme="majorBidi" w:eastAsiaTheme="majorEastAsia" w:hAnsiTheme="majorHAnsi"/>
+      <w:rFonts w:asciiTheme="majorHAnsi" w:cstheme="majorBidi" w:hAnsiTheme="majorHAnsi" w:eastAsia="黑体"/>
       <w:i/>
       <w:iCs/>
       <w:color w:themeColor="text1" w:themeTint="BF" w:val="404040"/>
@@ -3712,7 +4015,7 @@
     <w:uiPriority w:val="9"/>
     <w:rsid w:val="00FC693F"/>
     <w:rPr>
-      <w:rFonts w:asciiTheme="majorHAnsi" w:cstheme="majorBidi" w:eastAsiaTheme="majorEastAsia" w:hAnsiTheme="majorHAnsi"/>
+      <w:rFonts w:asciiTheme="majorHAnsi" w:cstheme="majorBidi" w:hAnsiTheme="majorHAnsi" w:eastAsia="黑体"/>
       <w:b/>
       <w:bCs/>
       <w:color w:themeColor="accent1" w:themeShade="BF" w:val="365F91"/>
@@ -3727,7 +4030,7 @@
     <w:uiPriority w:val="9"/>
     <w:rsid w:val="00FC693F"/>
     <w:rPr>
-      <w:rFonts w:asciiTheme="majorHAnsi" w:cstheme="majorBidi" w:eastAsiaTheme="majorEastAsia" w:hAnsiTheme="majorHAnsi"/>
+      <w:rFonts w:asciiTheme="majorHAnsi" w:cstheme="majorBidi" w:hAnsiTheme="majorHAnsi" w:eastAsia="黑体"/>
       <w:b/>
       <w:bCs/>
       <w:color w:themeColor="accent1" w:val="4F81BD"/>
@@ -3742,7 +4045,7 @@
     <w:uiPriority w:val="9"/>
     <w:rsid w:val="00FC693F"/>
     <w:rPr>
-      <w:rFonts w:asciiTheme="majorHAnsi" w:cstheme="majorBidi" w:eastAsiaTheme="majorEastAsia" w:hAnsiTheme="majorHAnsi"/>
+      <w:rFonts w:asciiTheme="majorHAnsi" w:cstheme="majorBidi" w:hAnsiTheme="majorHAnsi" w:eastAsia="黑体"/>
       <w:b/>
       <w:bCs/>
       <w:color w:themeColor="accent1" w:val="4F81BD"/>
@@ -3765,7 +4068,7 @@
       <w:contextualSpacing/>
     </w:pPr>
     <w:rPr>
-      <w:rFonts w:ascii="Times New Roman" w:asciiTheme="majorHAnsi" w:cstheme="majorBidi" w:eastAsia="黑体" w:eastAsiaTheme="majorEastAsia" w:hAnsi="Times New Roman" w:hAnsiTheme="majorHAnsi"/>
+      <w:rFonts w:ascii="Times New Roman" w:asciiTheme="majorHAnsi" w:cstheme="majorBidi" w:eastAsia="黑体" w:hAnsi="Times New Roman" w:hAnsiTheme="majorHAnsi"/>
       <w:b/>
       <w:color w:val="1F3864"/>
       <w:spacing w:val="5"/>
@@ -3781,7 +4084,7 @@
     <w:uiPriority w:val="10"/>
     <w:rsid w:val="00FC693F"/>
     <w:rPr>
-      <w:rFonts w:asciiTheme="majorHAnsi" w:cstheme="majorBidi" w:eastAsiaTheme="majorEastAsia" w:hAnsiTheme="majorHAnsi"/>
+      <w:rFonts w:asciiTheme="majorHAnsi" w:cstheme="majorBidi" w:hAnsiTheme="majorHAnsi" w:eastAsia="黑体"/>
       <w:color w:themeColor="text2" w:themeShade="BF" w:val="17365D"/>
       <w:spacing w:val="5"/>
       <w:kern w:val="28"/>
@@ -3803,7 +4106,7 @@
       </w:numPr>
     </w:pPr>
     <w:rPr>
-      <w:rFonts w:asciiTheme="majorHAnsi" w:cstheme="majorBidi" w:eastAsiaTheme="majorEastAsia" w:hAnsiTheme="majorHAnsi"/>
+      <w:rFonts w:asciiTheme="majorHAnsi" w:cstheme="majorBidi" w:hAnsiTheme="majorHAnsi" w:eastAsia="黑体"/>
       <w:i/>
       <w:iCs/>
       <w:color w:themeColor="accent1" w:val="4F81BD"/>
@@ -3819,7 +4122,7 @@
     <w:uiPriority w:val="11"/>
     <w:rsid w:val="00FC693F"/>
     <w:rPr>
-      <w:rFonts w:asciiTheme="majorHAnsi" w:cstheme="majorBidi" w:eastAsiaTheme="majorEastAsia" w:hAnsiTheme="majorHAnsi"/>
+      <w:rFonts w:asciiTheme="majorHAnsi" w:cstheme="majorBidi" w:hAnsiTheme="majorHAnsi" w:eastAsia="黑体"/>
       <w:i/>
       <w:iCs/>
       <w:color w:themeColor="accent1" w:val="4F81BD"/>
@@ -3886,6 +4189,7 @@
       <w:spacing w:after="120"/>
     </w:pPr>
     <w:rPr>
+      <w:rFonts w:eastAsia="黑体"/>
       <w:sz w:val="16"/>
       <w:szCs w:val="16"/>
     </w:rPr>
@@ -3897,6 +4201,7 @@
     <w:uiPriority w:val="99"/>
     <w:rsid w:val="00AA1D8D"/>
     <w:rPr>
+      <w:rFonts w:eastAsia="黑体"/>
       <w:sz w:val="16"/>
       <w:szCs w:val="16"/>
     </w:rPr>
@@ -4066,7 +4371,7 @@
       </w:tabs>
     </w:pPr>
     <w:rPr>
-      <w:rFonts w:ascii="Courier" w:hAnsi="Courier"/>
+      <w:rFonts w:ascii="Courier" w:hAnsi="Courier" w:eastAsia="黑体"/>
       <w:sz w:val="20"/>
       <w:szCs w:val="20"/>
     </w:rPr>
@@ -4078,7 +4383,7 @@
     <w:uiPriority w:val="99"/>
     <w:rsid w:val="0029639D"/>
     <w:rPr>
-      <w:rFonts w:ascii="Courier" w:hAnsi="Courier"/>
+      <w:rFonts w:ascii="Courier" w:hAnsi="Courier" w:eastAsia="黑体"/>
       <w:sz w:val="20"/>
       <w:szCs w:val="20"/>
     </w:rPr>
@@ -4114,6 +4419,7 @@
     <w:uiPriority w:val="29"/>
     <w:rsid w:val="00FC693F"/>
     <w:rPr>
+      <w:rFonts w:eastAsia="黑体"/>
       <w:i/>
       <w:iCs/>
       <w:color w:themeColor="text1" w:val="000000"/>
@@ -4127,7 +4433,7 @@
     <w:semiHidden/>
     <w:rsid w:val="00FC693F"/>
     <w:rPr>
-      <w:rFonts w:asciiTheme="majorHAnsi" w:cstheme="majorBidi" w:eastAsiaTheme="majorEastAsia" w:hAnsiTheme="majorHAnsi"/>
+      <w:rFonts w:asciiTheme="majorHAnsi" w:cstheme="majorBidi" w:hAnsiTheme="majorHAnsi" w:eastAsia="黑体"/>
       <w:b/>
       <w:bCs/>
       <w:i/>
@@ -4143,7 +4449,7 @@
     <w:semiHidden/>
     <w:rsid w:val="00FC693F"/>
     <w:rPr>
-      <w:rFonts w:asciiTheme="majorHAnsi" w:cstheme="majorBidi" w:eastAsiaTheme="majorEastAsia" w:hAnsiTheme="majorHAnsi"/>
+      <w:rFonts w:asciiTheme="majorHAnsi" w:cstheme="majorBidi" w:hAnsiTheme="majorHAnsi" w:eastAsia="黑体"/>
       <w:color w:themeColor="accent1" w:themeShade="7F" w:val="243F60"/>
     </w:rPr>
   </w:style>
@@ -4155,7 +4461,7 @@
     <w:semiHidden/>
     <w:rsid w:val="00FC693F"/>
     <w:rPr>
-      <w:rFonts w:asciiTheme="majorHAnsi" w:cstheme="majorBidi" w:eastAsiaTheme="majorEastAsia" w:hAnsiTheme="majorHAnsi"/>
+      <w:rFonts w:asciiTheme="majorHAnsi" w:cstheme="majorBidi" w:hAnsiTheme="majorHAnsi" w:eastAsia="黑体"/>
       <w:i/>
       <w:iCs/>
       <w:color w:themeColor="accent1" w:themeShade="7F" w:val="243F60"/>
@@ -4169,7 +4475,7 @@
     <w:semiHidden/>
     <w:rsid w:val="00FC693F"/>
     <w:rPr>
-      <w:rFonts w:asciiTheme="majorHAnsi" w:cstheme="majorBidi" w:eastAsiaTheme="majorEastAsia" w:hAnsiTheme="majorHAnsi"/>
+      <w:rFonts w:asciiTheme="majorHAnsi" w:cstheme="majorBidi" w:hAnsiTheme="majorHAnsi" w:eastAsia="黑体"/>
       <w:i/>
       <w:iCs/>
       <w:color w:themeColor="text1" w:themeTint="BF" w:val="404040"/>
@@ -4183,7 +4489,7 @@
     <w:semiHidden/>
     <w:rsid w:val="00FC693F"/>
     <w:rPr>
-      <w:rFonts w:asciiTheme="majorHAnsi" w:cstheme="majorBidi" w:eastAsiaTheme="majorEastAsia" w:hAnsiTheme="majorHAnsi"/>
+      <w:rFonts w:asciiTheme="majorHAnsi" w:cstheme="majorBidi" w:hAnsiTheme="majorHAnsi" w:eastAsia="黑体"/>
       <w:color w:themeColor="accent1" w:val="4F81BD"/>
       <w:sz w:val="20"/>
       <w:szCs w:val="20"/>
@@ -4197,7 +4503,7 @@
     <w:semiHidden/>
     <w:rsid w:val="00FC693F"/>
     <w:rPr>
-      <w:rFonts w:asciiTheme="majorHAnsi" w:cstheme="majorBidi" w:eastAsiaTheme="majorEastAsia" w:hAnsiTheme="majorHAnsi"/>
+      <w:rFonts w:asciiTheme="majorHAnsi" w:cstheme="majorBidi" w:hAnsiTheme="majorHAnsi" w:eastAsia="黑体"/>
       <w:i/>
       <w:iCs/>
       <w:color w:themeColor="text1" w:themeTint="BF" w:val="404040"/>
@@ -4218,6 +4524,7 @@
       <w:spacing w:line="240" w:lineRule="auto"/>
     </w:pPr>
     <w:rPr>
+      <w:rFonts w:eastAsia="黑体"/>
       <w:b/>
       <w:bCs/>
       <w:color w:themeColor="accent1" w:val="4F81BD"/>
@@ -4232,6 +4539,7 @@
     <w:qFormat/>
     <w:rsid w:val="00FC693F"/>
     <w:rPr>
+      <w:rFonts w:eastAsia="黑体"/>
       <w:b/>
       <w:bCs/>
     </w:rPr>
@@ -4243,6 +4551,7 @@
     <w:qFormat/>
     <w:rsid w:val="00FC693F"/>
     <w:rPr>
+      <w:rFonts w:eastAsia="黑体"/>
       <w:i/>
       <w:iCs/>
     </w:rPr>
@@ -4263,6 +4572,7 @@
       <w:ind w:left="936" w:right="936"/>
     </w:pPr>
     <w:rPr>
+      <w:rFonts w:eastAsia="黑体"/>
       <w:b/>
       <w:bCs/>
       <w:i/>
@@ -4277,6 +4587,7 @@
     <w:uiPriority w:val="30"/>
     <w:rsid w:val="00FC693F"/>
     <w:rPr>
+      <w:rFonts w:eastAsia="黑体"/>
       <w:b/>
       <w:bCs/>
       <w:i/>
@@ -4291,6 +4602,7 @@
     <w:qFormat/>
     <w:rsid w:val="00FC693F"/>
     <w:rPr>
+      <w:rFonts w:eastAsia="黑体"/>
       <w:i/>
       <w:iCs/>
       <w:color w:themeColor="text1" w:themeTint="7F" w:val="808080"/>
@@ -4303,6 +4615,7 @@
     <w:qFormat/>
     <w:rsid w:val="00FC693F"/>
     <w:rPr>
+      <w:rFonts w:eastAsia="黑体"/>
       <w:b/>
       <w:bCs/>
       <w:i/>
@@ -4317,6 +4630,7 @@
     <w:qFormat/>
     <w:rsid w:val="00FC693F"/>
     <w:rPr>
+      <w:rFonts w:eastAsia="黑体"/>
       <w:smallCaps/>
       <w:color w:themeColor="accent2" w:val="C0504D"/>
       <w:u w:val="single"/>
@@ -4329,6 +4643,7 @@
     <w:qFormat/>
     <w:rsid w:val="00FC693F"/>
     <w:rPr>
+      <w:rFonts w:eastAsia="黑体"/>
       <w:b/>
       <w:bCs/>
       <w:smallCaps/>
@@ -4344,6 +4659,7 @@
     <w:qFormat/>
     <w:rsid w:val="00FC693F"/>
     <w:rPr>
+      <w:rFonts w:eastAsia="黑体"/>
       <w:b/>
       <w:bCs/>
       <w:smallCaps/>
@@ -4398,6 +4714,7 @@
       <w:spacing w:after="0" w:line="240" w:lineRule="auto"/>
     </w:pPr>
     <w:rPr>
+      <w:rFonts w:eastAsia="黑体"/>
       <w:color w:themeColor="text1" w:themeShade="BF" w:val="000000"/>
     </w:rPr>
     <w:tblPr>
@@ -4420,6 +4737,7 @@
         <w:spacing w:after="0" w:before="0" w:line="240" w:lineRule="auto"/>
       </w:pPr>
       <w:rPr>
+        <w:rFonts w:eastAsia="黑体"/>
         <w:b/>
         <w:bCs/>
       </w:rPr>
@@ -4440,6 +4758,7 @@
         <w:spacing w:after="0" w:before="0" w:line="240" w:lineRule="auto"/>
       </w:pPr>
       <w:rPr>
+        <w:rFonts w:eastAsia="黑体"/>
         <w:b/>
         <w:bCs/>
       </w:rPr>
@@ -4457,12 +4776,14 @@
     </w:tblStylePr>
     <w:tblStylePr w:type="firstCol">
       <w:rPr>
+        <w:rFonts w:eastAsia="黑体"/>
         <w:b/>
         <w:bCs/>
       </w:rPr>
     </w:tblStylePr>
     <w:tblStylePr w:type="lastCol">
       <w:rPr>
+        <w:rFonts w:eastAsia="黑体"/>
         <w:b/>
         <w:bCs/>
       </w:rPr>
@@ -4501,6 +4822,7 @@
       <w:spacing w:after="0" w:line="240" w:lineRule="auto"/>
     </w:pPr>
     <w:rPr>
+      <w:rFonts w:eastAsia="黑体"/>
       <w:color w:themeColor="accent1" w:themeShade="BF" w:val="365F91"/>
     </w:rPr>
     <w:tblPr>
@@ -4523,6 +4845,7 @@
         <w:spacing w:after="0" w:before="0" w:line="240" w:lineRule="auto"/>
       </w:pPr>
       <w:rPr>
+        <w:rFonts w:eastAsia="黑体"/>
         <w:b/>
         <w:bCs/>
       </w:rPr>
@@ -4543,6 +4866,7 @@
         <w:spacing w:after="0" w:before="0" w:line="240" w:lineRule="auto"/>
       </w:pPr>
       <w:rPr>
+        <w:rFonts w:eastAsia="黑体"/>
         <w:b/>
         <w:bCs/>
       </w:rPr>
@@ -4560,12 +4884,14 @@
     </w:tblStylePr>
     <w:tblStylePr w:type="firstCol">
       <w:rPr>
+        <w:rFonts w:eastAsia="黑体"/>
         <w:b/>
         <w:bCs/>
       </w:rPr>
     </w:tblStylePr>
     <w:tblStylePr w:type="lastCol">
       <w:rPr>
+        <w:rFonts w:eastAsia="黑体"/>
         <w:b/>
         <w:bCs/>
       </w:rPr>
@@ -4604,6 +4930,7 @@
       <w:spacing w:after="0" w:line="240" w:lineRule="auto"/>
     </w:pPr>
     <w:rPr>
+      <w:rFonts w:eastAsia="黑体"/>
       <w:color w:themeColor="accent2" w:themeShade="BF" w:val="943634"/>
     </w:rPr>
     <w:tblPr>
@@ -4626,6 +4953,7 @@
         <w:spacing w:after="0" w:before="0" w:line="240" w:lineRule="auto"/>
       </w:pPr>
       <w:rPr>
+        <w:rFonts w:eastAsia="黑体"/>
         <w:b/>
         <w:bCs/>
       </w:rPr>
@@ -4646,6 +4974,7 @@
         <w:spacing w:after="0" w:before="0" w:line="240" w:lineRule="auto"/>
       </w:pPr>
       <w:rPr>
+        <w:rFonts w:eastAsia="黑体"/>
         <w:b/>
         <w:bCs/>
       </w:rPr>
@@ -4663,12 +4992,14 @@
     </w:tblStylePr>
     <w:tblStylePr w:type="firstCol">
       <w:rPr>
+        <w:rFonts w:eastAsia="黑体"/>
         <w:b/>
         <w:bCs/>
       </w:rPr>
     </w:tblStylePr>
     <w:tblStylePr w:type="lastCol">
       <w:rPr>
+        <w:rFonts w:eastAsia="黑体"/>
         <w:b/>
         <w:bCs/>
       </w:rPr>
@@ -4707,6 +5038,7 @@
       <w:spacing w:after="0" w:line="240" w:lineRule="auto"/>
     </w:pPr>
     <w:rPr>
+      <w:rFonts w:eastAsia="黑体"/>
       <w:color w:themeColor="accent3" w:themeShade="BF" w:val="76923C"/>
     </w:rPr>
     <w:tblPr>
@@ -4729,6 +5061,7 @@
         <w:spacing w:after="0" w:before="0" w:line="240" w:lineRule="auto"/>
       </w:pPr>
       <w:rPr>
+        <w:rFonts w:eastAsia="黑体"/>
         <w:b/>
         <w:bCs/>
       </w:rPr>
@@ -4749,6 +5082,7 @@
         <w:spacing w:after="0" w:before="0" w:line="240" w:lineRule="auto"/>
       </w:pPr>
       <w:rPr>
+        <w:rFonts w:eastAsia="黑体"/>
         <w:b/>
         <w:bCs/>
       </w:rPr>
@@ -4766,12 +5100,14 @@
     </w:tblStylePr>
     <w:tblStylePr w:type="firstCol">
       <w:rPr>
+        <w:rFonts w:eastAsia="黑体"/>
         <w:b/>
         <w:bCs/>
       </w:rPr>
     </w:tblStylePr>
     <w:tblStylePr w:type="lastCol">
       <w:rPr>
+        <w:rFonts w:eastAsia="黑体"/>
         <w:b/>
         <w:bCs/>
       </w:rPr>
@@ -4810,6 +5146,7 @@
       <w:spacing w:after="0" w:line="240" w:lineRule="auto"/>
     </w:pPr>
     <w:rPr>
+      <w:rFonts w:eastAsia="黑体"/>
       <w:color w:themeColor="accent4" w:themeShade="BF" w:val="5F497A"/>
     </w:rPr>
     <w:tblPr>
@@ -4832,6 +5169,7 @@
         <w:spacing w:after="0" w:before="0" w:line="240" w:lineRule="auto"/>
       </w:pPr>
       <w:rPr>
+        <w:rFonts w:eastAsia="黑体"/>
         <w:b/>
         <w:bCs/>
       </w:rPr>
@@ -4852,6 +5190,7 @@
         <w:spacing w:after="0" w:before="0" w:line="240" w:lineRule="auto"/>
       </w:pPr>
       <w:rPr>
+        <w:rFonts w:eastAsia="黑体"/>
         <w:b/>
         <w:bCs/>
       </w:rPr>
@@ -4869,12 +5208,14 @@
     </w:tblStylePr>
     <w:tblStylePr w:type="firstCol">
       <w:rPr>
+        <w:rFonts w:eastAsia="黑体"/>
         <w:b/>
         <w:bCs/>
       </w:rPr>
     </w:tblStylePr>
     <w:tblStylePr w:type="lastCol">
       <w:rPr>
+        <w:rFonts w:eastAsia="黑体"/>
         <w:b/>
         <w:bCs/>
       </w:rPr>
@@ -4913,6 +5254,7 @@
       <w:spacing w:after="0" w:line="240" w:lineRule="auto"/>
     </w:pPr>
     <w:rPr>
+      <w:rFonts w:eastAsia="黑体"/>
       <w:color w:themeColor="accent5" w:themeShade="BF" w:val="31849B"/>
     </w:rPr>
     <w:tblPr>
@@ -4935,6 +5277,7 @@
         <w:spacing w:after="0" w:before="0" w:line="240" w:lineRule="auto"/>
       </w:pPr>
       <w:rPr>
+        <w:rFonts w:eastAsia="黑体"/>
         <w:b/>
         <w:bCs/>
       </w:rPr>
@@ -4955,6 +5298,7 @@
         <w:spacing w:after="0" w:before="0" w:line="240" w:lineRule="auto"/>
       </w:pPr>
       <w:rPr>
+        <w:rFonts w:eastAsia="黑体"/>
         <w:b/>
         <w:bCs/>
       </w:rPr>
@@ -4972,12 +5316,14 @@
     </w:tblStylePr>
     <w:tblStylePr w:type="firstCol">
       <w:rPr>
+        <w:rFonts w:eastAsia="黑体"/>
         <w:b/>
         <w:bCs/>
       </w:rPr>
     </w:tblStylePr>
     <w:tblStylePr w:type="lastCol">
       <w:rPr>
+        <w:rFonts w:eastAsia="黑体"/>
         <w:b/>
         <w:bCs/>
       </w:rPr>
@@ -5016,6 +5362,7 @@
       <w:spacing w:after="0" w:line="240" w:lineRule="auto"/>
     </w:pPr>
     <w:rPr>
+      <w:rFonts w:eastAsia="黑体"/>
       <w:color w:themeColor="accent6" w:themeShade="BF" w:val="E36C0A"/>
     </w:rPr>
     <w:tblPr>
@@ -5038,6 +5385,7 @@
         <w:spacing w:after="0" w:before="0" w:line="240" w:lineRule="auto"/>
       </w:pPr>
       <w:rPr>
+        <w:rFonts w:eastAsia="黑体"/>
         <w:b/>
         <w:bCs/>
       </w:rPr>
@@ -5058,6 +5406,7 @@
         <w:spacing w:after="0" w:before="0" w:line="240" w:lineRule="auto"/>
       </w:pPr>
       <w:rPr>
+        <w:rFonts w:eastAsia="黑体"/>
         <w:b/>
         <w:bCs/>
       </w:rPr>
@@ -5075,12 +5424,14 @@
     </w:tblStylePr>
     <w:tblStylePr w:type="firstCol">
       <w:rPr>
+        <w:rFonts w:eastAsia="黑体"/>
         <w:b/>
         <w:bCs/>
       </w:rPr>
     </w:tblStylePr>
     <w:tblStylePr w:type="lastCol">
       <w:rPr>
+        <w:rFonts w:eastAsia="黑体"/>
         <w:b/>
         <w:bCs/>
       </w:rPr>
@@ -5140,6 +5491,7 @@
         <w:spacing w:after="0" w:before="0" w:line="240" w:lineRule="auto"/>
       </w:pPr>
       <w:rPr>
+        <w:rFonts w:eastAsia="黑体"/>
         <w:b/>
         <w:bCs/>
         <w:color w:themeColor="background1" w:val="FFFFFF"/>
@@ -5154,6 +5506,7 @@
         <w:spacing w:after="0" w:before="0" w:line="240" w:lineRule="auto"/>
       </w:pPr>
       <w:rPr>
+        <w:rFonts w:eastAsia="黑体"/>
         <w:b/>
         <w:bCs/>
       </w:rPr>
@@ -5169,12 +5522,14 @@
     </w:tblStylePr>
     <w:tblStylePr w:type="firstCol">
       <w:rPr>
+        <w:rFonts w:eastAsia="黑体"/>
         <w:b/>
         <w:bCs/>
       </w:rPr>
     </w:tblStylePr>
     <w:tblStylePr w:type="lastCol">
       <w:rPr>
+        <w:rFonts w:eastAsia="黑体"/>
         <w:b/>
         <w:bCs/>
       </w:rPr>
@@ -5232,6 +5587,7 @@
         <w:spacing w:after="0" w:before="0" w:line="240" w:lineRule="auto"/>
       </w:pPr>
       <w:rPr>
+        <w:rFonts w:eastAsia="黑体"/>
         <w:b/>
         <w:bCs/>
         <w:color w:themeColor="background1" w:val="FFFFFF"/>
@@ -5246,6 +5602,7 @@
         <w:spacing w:after="0" w:before="0" w:line="240" w:lineRule="auto"/>
       </w:pPr>
       <w:rPr>
+        <w:rFonts w:eastAsia="黑体"/>
         <w:b/>
         <w:bCs/>
       </w:rPr>
@@ -5261,12 +5618,14 @@
     </w:tblStylePr>
     <w:tblStylePr w:type="firstCol">
       <w:rPr>
+        <w:rFonts w:eastAsia="黑体"/>
         <w:b/>
         <w:bCs/>
       </w:rPr>
     </w:tblStylePr>
     <w:tblStylePr w:type="lastCol">
       <w:rPr>
+        <w:rFonts w:eastAsia="黑体"/>
         <w:b/>
         <w:bCs/>
       </w:rPr>
@@ -5324,6 +5683,7 @@
         <w:spacing w:after="0" w:before="0" w:line="240" w:lineRule="auto"/>
       </w:pPr>
       <w:rPr>
+        <w:rFonts w:eastAsia="黑体"/>
         <w:b/>
         <w:bCs/>
         <w:color w:themeColor="background1" w:val="FFFFFF"/>
@@ -5338,6 +5698,7 @@
         <w:spacing w:after="0" w:before="0" w:line="240" w:lineRule="auto"/>
       </w:pPr>
       <w:rPr>
+        <w:rFonts w:eastAsia="黑体"/>
         <w:b/>
         <w:bCs/>
       </w:rPr>
@@ -5353,12 +5714,14 @@
     </w:tblStylePr>
     <w:tblStylePr w:type="firstCol">
       <w:rPr>
+        <w:rFonts w:eastAsia="黑体"/>
         <w:b/>
         <w:bCs/>
       </w:rPr>
     </w:tblStylePr>
     <w:tblStylePr w:type="lastCol">
       <w:rPr>
+        <w:rFonts w:eastAsia="黑体"/>
         <w:b/>
         <w:bCs/>
       </w:rPr>
@@ -5416,6 +5779,7 @@
         <w:spacing w:after="0" w:before="0" w:line="240" w:lineRule="auto"/>
       </w:pPr>
       <w:rPr>
+        <w:rFonts w:eastAsia="黑体"/>
         <w:b/>
         <w:bCs/>
         <w:color w:themeColor="background1" w:val="FFFFFF"/>
@@ -5430,6 +5794,7 @@
         <w:spacing w:after="0" w:before="0" w:line="240" w:lineRule="auto"/>
       </w:pPr>
       <w:rPr>
+        <w:rFonts w:eastAsia="黑体"/>
         <w:b/>
         <w:bCs/>
       </w:rPr>
@@ -5445,12 +5810,14 @@
     </w:tblStylePr>
     <w:tblStylePr w:type="firstCol">
       <w:rPr>
+        <w:rFonts w:eastAsia="黑体"/>
         <w:b/>
         <w:bCs/>
       </w:rPr>
     </w:tblStylePr>
     <w:tblStylePr w:type="lastCol">
       <w:rPr>
+        <w:rFonts w:eastAsia="黑体"/>
         <w:b/>
         <w:bCs/>
       </w:rPr>
@@ -5508,6 +5875,7 @@
         <w:spacing w:after="0" w:before="0" w:line="240" w:lineRule="auto"/>
       </w:pPr>
       <w:rPr>
+        <w:rFonts w:eastAsia="黑体"/>
         <w:b/>
         <w:bCs/>
         <w:color w:themeColor="background1" w:val="FFFFFF"/>
@@ -5522,6 +5890,7 @@
         <w:spacing w:after="0" w:before="0" w:line="240" w:lineRule="auto"/>
       </w:pPr>
       <w:rPr>
+        <w:rFonts w:eastAsia="黑体"/>
         <w:b/>
         <w:bCs/>
       </w:rPr>
@@ -5537,12 +5906,14 @@
     </w:tblStylePr>
     <w:tblStylePr w:type="firstCol">
       <w:rPr>
+        <w:rFonts w:eastAsia="黑体"/>
         <w:b/>
         <w:bCs/>
       </w:rPr>
     </w:tblStylePr>
     <w:tblStylePr w:type="lastCol">
       <w:rPr>
+        <w:rFonts w:eastAsia="黑体"/>
         <w:b/>
         <w:bCs/>
       </w:rPr>
@@ -5600,6 +5971,7 @@
         <w:spacing w:after="0" w:before="0" w:line="240" w:lineRule="auto"/>
       </w:pPr>
       <w:rPr>
+        <w:rFonts w:eastAsia="黑体"/>
         <w:b/>
         <w:bCs/>
         <w:color w:themeColor="background1" w:val="FFFFFF"/>
@@ -5614,6 +5986,7 @@
         <w:spacing w:after="0" w:before="0" w:line="240" w:lineRule="auto"/>
       </w:pPr>
       <w:rPr>
+        <w:rFonts w:eastAsia="黑体"/>
         <w:b/>
         <w:bCs/>
       </w:rPr>
@@ -5629,12 +6002,14 @@
     </w:tblStylePr>
     <w:tblStylePr w:type="firstCol">
       <w:rPr>
+        <w:rFonts w:eastAsia="黑体"/>
         <w:b/>
         <w:bCs/>
       </w:rPr>
     </w:tblStylePr>
     <w:tblStylePr w:type="lastCol">
       <w:rPr>
+        <w:rFonts w:eastAsia="黑体"/>
         <w:b/>
         <w:bCs/>
       </w:rPr>
@@ -5692,6 +6067,7 @@
         <w:spacing w:after="0" w:before="0" w:line="240" w:lineRule="auto"/>
       </w:pPr>
       <w:rPr>
+        <w:rFonts w:eastAsia="黑体"/>
         <w:b/>
         <w:bCs/>
         <w:color w:themeColor="background1" w:val="FFFFFF"/>
@@ -5706,6 +6082,7 @@
         <w:spacing w:after="0" w:before="0" w:line="240" w:lineRule="auto"/>
       </w:pPr>
       <w:rPr>
+        <w:rFonts w:eastAsia="黑体"/>
         <w:b/>
         <w:bCs/>
       </w:rPr>
@@ -5721,12 +6098,14 @@
     </w:tblStylePr>
     <w:tblStylePr w:type="firstCol">
       <w:rPr>
+        <w:rFonts w:eastAsia="黑体"/>
         <w:b/>
         <w:bCs/>
       </w:rPr>
     </w:tblStylePr>
     <w:tblStylePr w:type="lastCol">
       <w:rPr>
+        <w:rFonts w:eastAsia="黑体"/>
         <w:b/>
         <w:bCs/>
       </w:rPr>
@@ -5786,7 +6165,7 @@
         <w:spacing w:after="0" w:before="0" w:line="240" w:lineRule="auto"/>
       </w:pPr>
       <w:rPr>
-        <w:rFonts w:asciiTheme="majorHAnsi" w:cstheme="majorBidi" w:eastAsiaTheme="majorEastAsia" w:hAnsiTheme="majorHAnsi"/>
+        <w:rFonts w:asciiTheme="majorHAnsi" w:cstheme="majorBidi" w:hAnsiTheme="majorHAnsi" w:eastAsia="黑体"/>
         <w:b/>
         <w:bCs/>
       </w:rPr>
@@ -5807,7 +6186,7 @@
         <w:spacing w:after="0" w:before="0" w:line="240" w:lineRule="auto"/>
       </w:pPr>
       <w:rPr>
-        <w:rFonts w:asciiTheme="majorHAnsi" w:cstheme="majorBidi" w:eastAsiaTheme="majorEastAsia" w:hAnsiTheme="majorHAnsi"/>
+        <w:rFonts w:asciiTheme="majorHAnsi" w:cstheme="majorBidi" w:hAnsiTheme="majorHAnsi" w:eastAsia="黑体"/>
         <w:b/>
         <w:bCs/>
       </w:rPr>
@@ -5825,14 +6204,14 @@
     </w:tblStylePr>
     <w:tblStylePr w:type="firstCol">
       <w:rPr>
-        <w:rFonts w:asciiTheme="majorHAnsi" w:cstheme="majorBidi" w:eastAsiaTheme="majorEastAsia" w:hAnsiTheme="majorHAnsi"/>
+        <w:rFonts w:asciiTheme="majorHAnsi" w:cstheme="majorBidi" w:hAnsiTheme="majorHAnsi" w:eastAsia="黑体"/>
         <w:b/>
         <w:bCs/>
       </w:rPr>
     </w:tblStylePr>
     <w:tblStylePr w:type="lastCol">
       <w:rPr>
-        <w:rFonts w:asciiTheme="majorHAnsi" w:cstheme="majorBidi" w:eastAsiaTheme="majorEastAsia" w:hAnsiTheme="majorHAnsi"/>
+        <w:rFonts w:asciiTheme="majorHAnsi" w:cstheme="majorBidi" w:hAnsiTheme="majorHAnsi" w:eastAsia="黑体"/>
         <w:b/>
         <w:bCs/>
       </w:rPr>
@@ -5916,7 +6295,7 @@
         <w:spacing w:after="0" w:before="0" w:line="240" w:lineRule="auto"/>
       </w:pPr>
       <w:rPr>
-        <w:rFonts w:asciiTheme="majorHAnsi" w:cstheme="majorBidi" w:eastAsiaTheme="majorEastAsia" w:hAnsiTheme="majorHAnsi"/>
+        <w:rFonts w:asciiTheme="majorHAnsi" w:cstheme="majorBidi" w:hAnsiTheme="majorHAnsi" w:eastAsia="黑体"/>
         <w:b/>
         <w:bCs/>
       </w:rPr>
@@ -5937,7 +6316,7 @@
         <w:spacing w:after="0" w:before="0" w:line="240" w:lineRule="auto"/>
       </w:pPr>
       <w:rPr>
-        <w:rFonts w:asciiTheme="majorHAnsi" w:cstheme="majorBidi" w:eastAsiaTheme="majorEastAsia" w:hAnsiTheme="majorHAnsi"/>
+        <w:rFonts w:asciiTheme="majorHAnsi" w:cstheme="majorBidi" w:hAnsiTheme="majorHAnsi" w:eastAsia="黑体"/>
         <w:b/>
         <w:bCs/>
       </w:rPr>
@@ -5955,14 +6334,14 @@
     </w:tblStylePr>
     <w:tblStylePr w:type="firstCol">
       <w:rPr>
-        <w:rFonts w:asciiTheme="majorHAnsi" w:cstheme="majorBidi" w:eastAsiaTheme="majorEastAsia" w:hAnsiTheme="majorHAnsi"/>
+        <w:rFonts w:asciiTheme="majorHAnsi" w:cstheme="majorBidi" w:hAnsiTheme="majorHAnsi" w:eastAsia="黑体"/>
         <w:b/>
         <w:bCs/>
       </w:rPr>
     </w:tblStylePr>
     <w:tblStylePr w:type="lastCol">
       <w:rPr>
-        <w:rFonts w:asciiTheme="majorHAnsi" w:cstheme="majorBidi" w:eastAsiaTheme="majorEastAsia" w:hAnsiTheme="majorHAnsi"/>
+        <w:rFonts w:asciiTheme="majorHAnsi" w:cstheme="majorBidi" w:hAnsiTheme="majorHAnsi" w:eastAsia="黑体"/>
         <w:b/>
         <w:bCs/>
       </w:rPr>
@@ -6046,7 +6425,7 @@
         <w:spacing w:after="0" w:before="0" w:line="240" w:lineRule="auto"/>
       </w:pPr>
       <w:rPr>
-        <w:rFonts w:asciiTheme="majorHAnsi" w:cstheme="majorBidi" w:eastAsiaTheme="majorEastAsia" w:hAnsiTheme="majorHAnsi"/>
+        <w:rFonts w:asciiTheme="majorHAnsi" w:cstheme="majorBidi" w:hAnsiTheme="majorHAnsi" w:eastAsia="黑体"/>
         <w:b/>
         <w:bCs/>
       </w:rPr>
@@ -6067,7 +6446,7 @@
         <w:spacing w:after="0" w:before="0" w:line="240" w:lineRule="auto"/>
       </w:pPr>
       <w:rPr>
-        <w:rFonts w:asciiTheme="majorHAnsi" w:cstheme="majorBidi" w:eastAsiaTheme="majorEastAsia" w:hAnsiTheme="majorHAnsi"/>
+        <w:rFonts w:asciiTheme="majorHAnsi" w:cstheme="majorBidi" w:hAnsiTheme="majorHAnsi" w:eastAsia="黑体"/>
         <w:b/>
         <w:bCs/>
       </w:rPr>
@@ -6085,14 +6464,14 @@
     </w:tblStylePr>
     <w:tblStylePr w:type="firstCol">
       <w:rPr>
-        <w:rFonts w:asciiTheme="majorHAnsi" w:cstheme="majorBidi" w:eastAsiaTheme="majorEastAsia" w:hAnsiTheme="majorHAnsi"/>
+        <w:rFonts w:asciiTheme="majorHAnsi" w:cstheme="majorBidi" w:hAnsiTheme="majorHAnsi" w:eastAsia="黑体"/>
         <w:b/>
         <w:bCs/>
       </w:rPr>
     </w:tblStylePr>
     <w:tblStylePr w:type="lastCol">
       <w:rPr>
-        <w:rFonts w:asciiTheme="majorHAnsi" w:cstheme="majorBidi" w:eastAsiaTheme="majorEastAsia" w:hAnsiTheme="majorHAnsi"/>
+        <w:rFonts w:asciiTheme="majorHAnsi" w:cstheme="majorBidi" w:hAnsiTheme="majorHAnsi" w:eastAsia="黑体"/>
         <w:b/>
         <w:bCs/>
       </w:rPr>
@@ -6176,7 +6555,7 @@
         <w:spacing w:after="0" w:before="0" w:line="240" w:lineRule="auto"/>
       </w:pPr>
       <w:rPr>
-        <w:rFonts w:asciiTheme="majorHAnsi" w:cstheme="majorBidi" w:eastAsiaTheme="majorEastAsia" w:hAnsiTheme="majorHAnsi"/>
+        <w:rFonts w:asciiTheme="majorHAnsi" w:cstheme="majorBidi" w:hAnsiTheme="majorHAnsi" w:eastAsia="黑体"/>
         <w:b/>
         <w:bCs/>
       </w:rPr>
@@ -6197,7 +6576,7 @@
         <w:spacing w:after="0" w:before="0" w:line="240" w:lineRule="auto"/>
       </w:pPr>
       <w:rPr>
-        <w:rFonts w:asciiTheme="majorHAnsi" w:cstheme="majorBidi" w:eastAsiaTheme="majorEastAsia" w:hAnsiTheme="majorHAnsi"/>
+        <w:rFonts w:asciiTheme="majorHAnsi" w:cstheme="majorBidi" w:hAnsiTheme="majorHAnsi" w:eastAsia="黑体"/>
         <w:b/>
         <w:bCs/>
       </w:rPr>
@@ -6215,14 +6594,14 @@
     </w:tblStylePr>
     <w:tblStylePr w:type="firstCol">
       <w:rPr>
-        <w:rFonts w:asciiTheme="majorHAnsi" w:cstheme="majorBidi" w:eastAsiaTheme="majorEastAsia" w:hAnsiTheme="majorHAnsi"/>
+        <w:rFonts w:asciiTheme="majorHAnsi" w:cstheme="majorBidi" w:hAnsiTheme="majorHAnsi" w:eastAsia="黑体"/>
         <w:b/>
         <w:bCs/>
       </w:rPr>
     </w:tblStylePr>
     <w:tblStylePr w:type="lastCol">
       <w:rPr>
-        <w:rFonts w:asciiTheme="majorHAnsi" w:cstheme="majorBidi" w:eastAsiaTheme="majorEastAsia" w:hAnsiTheme="majorHAnsi"/>
+        <w:rFonts w:asciiTheme="majorHAnsi" w:cstheme="majorBidi" w:hAnsiTheme="majorHAnsi" w:eastAsia="黑体"/>
         <w:b/>
         <w:bCs/>
       </w:rPr>
@@ -6306,7 +6685,7 @@
         <w:spacing w:after="0" w:before="0" w:line="240" w:lineRule="auto"/>
       </w:pPr>
       <w:rPr>
-        <w:rFonts w:asciiTheme="majorHAnsi" w:cstheme="majorBidi" w:eastAsiaTheme="majorEastAsia" w:hAnsiTheme="majorHAnsi"/>
+        <w:rFonts w:asciiTheme="majorHAnsi" w:cstheme="majorBidi" w:hAnsiTheme="majorHAnsi" w:eastAsia="黑体"/>
         <w:b/>
         <w:bCs/>
       </w:rPr>
@@ -6327,7 +6706,7 @@
         <w:spacing w:after="0" w:before="0" w:line="240" w:lineRule="auto"/>
       </w:pPr>
       <w:rPr>
-        <w:rFonts w:asciiTheme="majorHAnsi" w:cstheme="majorBidi" w:eastAsiaTheme="majorEastAsia" w:hAnsiTheme="majorHAnsi"/>
+        <w:rFonts w:asciiTheme="majorHAnsi" w:cstheme="majorBidi" w:hAnsiTheme="majorHAnsi" w:eastAsia="黑体"/>
         <w:b/>
         <w:bCs/>
       </w:rPr>
@@ -6345,14 +6724,14 @@
     </w:tblStylePr>
     <w:tblStylePr w:type="firstCol">
       <w:rPr>
-        <w:rFonts w:asciiTheme="majorHAnsi" w:cstheme="majorBidi" w:eastAsiaTheme="majorEastAsia" w:hAnsiTheme="majorHAnsi"/>
+        <w:rFonts w:asciiTheme="majorHAnsi" w:cstheme="majorBidi" w:hAnsiTheme="majorHAnsi" w:eastAsia="黑体"/>
         <w:b/>
         <w:bCs/>
       </w:rPr>
     </w:tblStylePr>
     <w:tblStylePr w:type="lastCol">
       <w:rPr>
-        <w:rFonts w:asciiTheme="majorHAnsi" w:cstheme="majorBidi" w:eastAsiaTheme="majorEastAsia" w:hAnsiTheme="majorHAnsi"/>
+        <w:rFonts w:asciiTheme="majorHAnsi" w:cstheme="majorBidi" w:hAnsiTheme="majorHAnsi" w:eastAsia="黑体"/>
         <w:b/>
         <w:bCs/>
       </w:rPr>
@@ -6436,7 +6815,7 @@
         <w:spacing w:after="0" w:before="0" w:line="240" w:lineRule="auto"/>
       </w:pPr>
       <w:rPr>
-        <w:rFonts w:asciiTheme="majorHAnsi" w:cstheme="majorBidi" w:eastAsiaTheme="majorEastAsia" w:hAnsiTheme="majorHAnsi"/>
+        <w:rFonts w:asciiTheme="majorHAnsi" w:cstheme="majorBidi" w:hAnsiTheme="majorHAnsi" w:eastAsia="黑体"/>
         <w:b/>
         <w:bCs/>
       </w:rPr>
@@ -6457,7 +6836,7 @@
         <w:spacing w:after="0" w:before="0" w:line="240" w:lineRule="auto"/>
       </w:pPr>
       <w:rPr>
-        <w:rFonts w:asciiTheme="majorHAnsi" w:cstheme="majorBidi" w:eastAsiaTheme="majorEastAsia" w:hAnsiTheme="majorHAnsi"/>
+        <w:rFonts w:asciiTheme="majorHAnsi" w:cstheme="majorBidi" w:hAnsiTheme="majorHAnsi" w:eastAsia="黑体"/>
         <w:b/>
         <w:bCs/>
       </w:rPr>
@@ -6475,14 +6854,14 @@
     </w:tblStylePr>
     <w:tblStylePr w:type="firstCol">
       <w:rPr>
-        <w:rFonts w:asciiTheme="majorHAnsi" w:cstheme="majorBidi" w:eastAsiaTheme="majorEastAsia" w:hAnsiTheme="majorHAnsi"/>
+        <w:rFonts w:asciiTheme="majorHAnsi" w:cstheme="majorBidi" w:hAnsiTheme="majorHAnsi" w:eastAsia="黑体"/>
         <w:b/>
         <w:bCs/>
       </w:rPr>
     </w:tblStylePr>
     <w:tblStylePr w:type="lastCol">
       <w:rPr>
-        <w:rFonts w:asciiTheme="majorHAnsi" w:cstheme="majorBidi" w:eastAsiaTheme="majorEastAsia" w:hAnsiTheme="majorHAnsi"/>
+        <w:rFonts w:asciiTheme="majorHAnsi" w:cstheme="majorBidi" w:hAnsiTheme="majorHAnsi" w:eastAsia="黑体"/>
         <w:b/>
         <w:bCs/>
       </w:rPr>
@@ -6566,7 +6945,7 @@
         <w:spacing w:after="0" w:before="0" w:line="240" w:lineRule="auto"/>
       </w:pPr>
       <w:rPr>
-        <w:rFonts w:asciiTheme="majorHAnsi" w:cstheme="majorBidi" w:eastAsiaTheme="majorEastAsia" w:hAnsiTheme="majorHAnsi"/>
+        <w:rFonts w:asciiTheme="majorHAnsi" w:cstheme="majorBidi" w:hAnsiTheme="majorHAnsi" w:eastAsia="黑体"/>
         <w:b/>
         <w:bCs/>
       </w:rPr>
@@ -6587,7 +6966,7 @@
         <w:spacing w:after="0" w:before="0" w:line="240" w:lineRule="auto"/>
       </w:pPr>
       <w:rPr>
-        <w:rFonts w:asciiTheme="majorHAnsi" w:cstheme="majorBidi" w:eastAsiaTheme="majorEastAsia" w:hAnsiTheme="majorHAnsi"/>
+        <w:rFonts w:asciiTheme="majorHAnsi" w:cstheme="majorBidi" w:hAnsiTheme="majorHAnsi" w:eastAsia="黑体"/>
         <w:b/>
         <w:bCs/>
       </w:rPr>
@@ -6605,14 +6984,14 @@
     </w:tblStylePr>
     <w:tblStylePr w:type="firstCol">
       <w:rPr>
-        <w:rFonts w:asciiTheme="majorHAnsi" w:cstheme="majorBidi" w:eastAsiaTheme="majorEastAsia" w:hAnsiTheme="majorHAnsi"/>
+        <w:rFonts w:asciiTheme="majorHAnsi" w:cstheme="majorBidi" w:hAnsiTheme="majorHAnsi" w:eastAsia="黑体"/>
         <w:b/>
         <w:bCs/>
       </w:rPr>
     </w:tblStylePr>
     <w:tblStylePr w:type="lastCol">
       <w:rPr>
-        <w:rFonts w:asciiTheme="majorHAnsi" w:cstheme="majorBidi" w:eastAsiaTheme="majorEastAsia" w:hAnsiTheme="majorHAnsi"/>
+        <w:rFonts w:asciiTheme="majorHAnsi" w:cstheme="majorBidi" w:hAnsiTheme="majorHAnsi" w:eastAsia="黑体"/>
         <w:b/>
         <w:bCs/>
       </w:rPr>
@@ -6695,6 +7074,7 @@
         <w:spacing w:after="0" w:before="0" w:line="240" w:lineRule="auto"/>
       </w:pPr>
       <w:rPr>
+        <w:rFonts w:eastAsia="黑体"/>
         <w:b/>
         <w:bCs/>
         <w:color w:themeColor="background1" w:val="FFFFFF"/>
@@ -6717,6 +7097,7 @@
         <w:spacing w:after="0" w:before="0" w:line="240" w:lineRule="auto"/>
       </w:pPr>
       <w:rPr>
+        <w:rFonts w:eastAsia="黑体"/>
         <w:b/>
         <w:bCs/>
       </w:rPr>
@@ -6734,12 +7115,14 @@
     </w:tblStylePr>
     <w:tblStylePr w:type="firstCol">
       <w:rPr>
+        <w:rFonts w:eastAsia="黑体"/>
         <w:b/>
         <w:bCs/>
       </w:rPr>
     </w:tblStylePr>
     <w:tblStylePr w:type="lastCol">
       <w:rPr>
+        <w:rFonts w:eastAsia="黑体"/>
         <w:b/>
         <w:bCs/>
       </w:rPr>
@@ -6801,6 +7184,7 @@
         <w:spacing w:after="0" w:before="0" w:line="240" w:lineRule="auto"/>
       </w:pPr>
       <w:rPr>
+        <w:rFonts w:eastAsia="黑体"/>
         <w:b/>
         <w:bCs/>
         <w:color w:themeColor="background1" w:val="FFFFFF"/>
@@ -6823,6 +7207,7 @@
         <w:spacing w:after="0" w:before="0" w:line="240" w:lineRule="auto"/>
       </w:pPr>
       <w:rPr>
+        <w:rFonts w:eastAsia="黑体"/>
         <w:b/>
         <w:bCs/>
       </w:rPr>
@@ -6840,12 +7225,14 @@
     </w:tblStylePr>
     <w:tblStylePr w:type="firstCol">
       <w:rPr>
+        <w:rFonts w:eastAsia="黑体"/>
         <w:b/>
         <w:bCs/>
       </w:rPr>
     </w:tblStylePr>
     <w:tblStylePr w:type="lastCol">
       <w:rPr>
+        <w:rFonts w:eastAsia="黑体"/>
         <w:b/>
         <w:bCs/>
       </w:rPr>
@@ -6907,6 +7294,7 @@
         <w:spacing w:after="0" w:before="0" w:line="240" w:lineRule="auto"/>
       </w:pPr>
       <w:rPr>
+        <w:rFonts w:eastAsia="黑体"/>
         <w:b/>
         <w:bCs/>
         <w:color w:themeColor="background1" w:val="FFFFFF"/>
@@ -6929,6 +7317,7 @@
         <w:spacing w:after="0" w:before="0" w:line="240" w:lineRule="auto"/>
       </w:pPr>
       <w:rPr>
+        <w:rFonts w:eastAsia="黑体"/>
         <w:b/>
         <w:bCs/>
       </w:rPr>
@@ -6946,12 +7335,14 @@
     </w:tblStylePr>
     <w:tblStylePr w:type="firstCol">
       <w:rPr>
+        <w:rFonts w:eastAsia="黑体"/>
         <w:b/>
         <w:bCs/>
       </w:rPr>
     </w:tblStylePr>
     <w:tblStylePr w:type="lastCol">
       <w:rPr>
+        <w:rFonts w:eastAsia="黑体"/>
         <w:b/>
         <w:bCs/>
       </w:rPr>
@@ -7013,6 +7404,7 @@
         <w:spacing w:after="0" w:before="0" w:line="240" w:lineRule="auto"/>
       </w:pPr>
       <w:rPr>
+        <w:rFonts w:eastAsia="黑体"/>
         <w:b/>
         <w:bCs/>
         <w:color w:themeColor="background1" w:val="FFFFFF"/>
@@ -7035,6 +7427,7 @@
         <w:spacing w:after="0" w:before="0" w:line="240" w:lineRule="auto"/>
       </w:pPr>
       <w:rPr>
+        <w:rFonts w:eastAsia="黑体"/>
         <w:b/>
         <w:bCs/>
       </w:rPr>
@@ -7052,12 +7445,14 @@
     </w:tblStylePr>
     <w:tblStylePr w:type="firstCol">
       <w:rPr>
+        <w:rFonts w:eastAsia="黑体"/>
         <w:b/>
         <w:bCs/>
       </w:rPr>
     </w:tblStylePr>
     <w:tblStylePr w:type="lastCol">
       <w:rPr>
+        <w:rFonts w:eastAsia="黑体"/>
         <w:b/>
         <w:bCs/>
       </w:rPr>
@@ -7119,6 +7514,7 @@
         <w:spacing w:after="0" w:before="0" w:line="240" w:lineRule="auto"/>
       </w:pPr>
       <w:rPr>
+        <w:rFonts w:eastAsia="黑体"/>
         <w:b/>
         <w:bCs/>
         <w:color w:themeColor="background1" w:val="FFFFFF"/>
@@ -7141,6 +7537,7 @@
         <w:spacing w:after="0" w:before="0" w:line="240" w:lineRule="auto"/>
       </w:pPr>
       <w:rPr>
+        <w:rFonts w:eastAsia="黑体"/>
         <w:b/>
         <w:bCs/>
       </w:rPr>
@@ -7158,12 +7555,14 @@
     </w:tblStylePr>
     <w:tblStylePr w:type="firstCol">
       <w:rPr>
+        <w:rFonts w:eastAsia="黑体"/>
         <w:b/>
         <w:bCs/>
       </w:rPr>
     </w:tblStylePr>
     <w:tblStylePr w:type="lastCol">
       <w:rPr>
+        <w:rFonts w:eastAsia="黑体"/>
         <w:b/>
         <w:bCs/>
       </w:rPr>
@@ -7225,6 +7624,7 @@
         <w:spacing w:after="0" w:before="0" w:line="240" w:lineRule="auto"/>
       </w:pPr>
       <w:rPr>
+        <w:rFonts w:eastAsia="黑体"/>
         <w:b/>
         <w:bCs/>
         <w:color w:themeColor="background1" w:val="FFFFFF"/>
@@ -7247,6 +7647,7 @@
         <w:spacing w:after="0" w:before="0" w:line="240" w:lineRule="auto"/>
       </w:pPr>
       <w:rPr>
+        <w:rFonts w:eastAsia="黑体"/>
         <w:b/>
         <w:bCs/>
       </w:rPr>
@@ -7264,12 +7665,14 @@
     </w:tblStylePr>
     <w:tblStylePr w:type="firstCol">
       <w:rPr>
+        <w:rFonts w:eastAsia="黑体"/>
         <w:b/>
         <w:bCs/>
       </w:rPr>
     </w:tblStylePr>
     <w:tblStylePr w:type="lastCol">
       <w:rPr>
+        <w:rFonts w:eastAsia="黑体"/>
         <w:b/>
         <w:bCs/>
       </w:rPr>
@@ -7331,6 +7734,7 @@
         <w:spacing w:after="0" w:before="0" w:line="240" w:lineRule="auto"/>
       </w:pPr>
       <w:rPr>
+        <w:rFonts w:eastAsia="黑体"/>
         <w:b/>
         <w:bCs/>
         <w:color w:themeColor="background1" w:val="FFFFFF"/>
@@ -7353,6 +7757,7 @@
         <w:spacing w:after="0" w:before="0" w:line="240" w:lineRule="auto"/>
       </w:pPr>
       <w:rPr>
+        <w:rFonts w:eastAsia="黑体"/>
         <w:b/>
         <w:bCs/>
       </w:rPr>
@@ -7370,12 +7775,14 @@
     </w:tblStylePr>
     <w:tblStylePr w:type="firstCol">
       <w:rPr>
+        <w:rFonts w:eastAsia="黑体"/>
         <w:b/>
         <w:bCs/>
       </w:rPr>
     </w:tblStylePr>
     <w:tblStylePr w:type="lastCol">
       <w:rPr>
+        <w:rFonts w:eastAsia="黑体"/>
         <w:b/>
         <w:bCs/>
       </w:rPr>
@@ -7434,6 +7841,7 @@
         <w:spacing w:after="0" w:before="0" w:line="240" w:lineRule="auto"/>
       </w:pPr>
       <w:rPr>
+        <w:rFonts w:eastAsia="黑体"/>
         <w:b/>
         <w:bCs/>
         <w:color w:themeColor="background1" w:val="FFFFFF"/>
@@ -7456,6 +7864,7 @@
         <w:spacing w:after="0" w:before="0" w:line="240" w:lineRule="auto"/>
       </w:pPr>
       <w:rPr>
+        <w:rFonts w:eastAsia="黑体"/>
         <w:color w:val="auto"/>
       </w:rPr>
       <w:tblPr/>
@@ -7473,6 +7882,7 @@
     </w:tblStylePr>
     <w:tblStylePr w:type="firstCol">
       <w:rPr>
+        <w:rFonts w:eastAsia="黑体"/>
         <w:b/>
         <w:bCs/>
         <w:color w:themeColor="background1" w:val="FFFFFF"/>
@@ -7492,6 +7902,7 @@
     </w:tblStylePr>
     <w:tblStylePr w:type="lastCol">
       <w:rPr>
+        <w:rFonts w:eastAsia="黑体"/>
         <w:b/>
         <w:bCs/>
         <w:color w:themeColor="background1" w:val="FFFFFF"/>
@@ -7540,6 +7951,7 @@
     </w:tblStylePr>
     <w:tblStylePr w:type="nwCell">
       <w:rPr>
+        <w:rFonts w:eastAsia="黑体"/>
         <w:color w:themeColor="background1" w:val="FFFFFF"/>
       </w:rPr>
       <w:tblPr/>
@@ -7583,6 +7995,7 @@
         <w:spacing w:after="0" w:before="0" w:line="240" w:lineRule="auto"/>
       </w:pPr>
       <w:rPr>
+        <w:rFonts w:eastAsia="黑体"/>
         <w:b/>
         <w:bCs/>
         <w:color w:themeColor="background1" w:val="FFFFFF"/>
@@ -7605,6 +8018,7 @@
         <w:spacing w:after="0" w:before="0" w:line="240" w:lineRule="auto"/>
       </w:pPr>
       <w:rPr>
+        <w:rFonts w:eastAsia="黑体"/>
         <w:color w:val="auto"/>
       </w:rPr>
       <w:tblPr/>
@@ -7622,6 +8036,7 @@
     </w:tblStylePr>
     <w:tblStylePr w:type="firstCol">
       <w:rPr>
+        <w:rFonts w:eastAsia="黑体"/>
         <w:b/>
         <w:bCs/>
         <w:color w:themeColor="background1" w:val="FFFFFF"/>
@@ -7641,6 +8056,7 @@
     </w:tblStylePr>
     <w:tblStylePr w:type="lastCol">
       <w:rPr>
+        <w:rFonts w:eastAsia="黑体"/>
         <w:b/>
         <w:bCs/>
         <w:color w:themeColor="background1" w:val="FFFFFF"/>
@@ -7689,6 +8105,7 @@
     </w:tblStylePr>
     <w:tblStylePr w:type="nwCell">
       <w:rPr>
+        <w:rFonts w:eastAsia="黑体"/>
         <w:color w:themeColor="background1" w:val="FFFFFF"/>
       </w:rPr>
       <w:tblPr/>
@@ -7732,6 +8149,7 @@
         <w:spacing w:after="0" w:before="0" w:line="240" w:lineRule="auto"/>
       </w:pPr>
       <w:rPr>
+        <w:rFonts w:eastAsia="黑体"/>
         <w:b/>
         <w:bCs/>
         <w:color w:themeColor="background1" w:val="FFFFFF"/>
@@ -7754,6 +8172,7 @@
         <w:spacing w:after="0" w:before="0" w:line="240" w:lineRule="auto"/>
       </w:pPr>
       <w:rPr>
+        <w:rFonts w:eastAsia="黑体"/>
         <w:color w:val="auto"/>
       </w:rPr>
       <w:tblPr/>
@@ -7771,6 +8190,7 @@
     </w:tblStylePr>
     <w:tblStylePr w:type="firstCol">
       <w:rPr>
+        <w:rFonts w:eastAsia="黑体"/>
         <w:b/>
         <w:bCs/>
         <w:color w:themeColor="background1" w:val="FFFFFF"/>
@@ -7790,6 +8210,7 @@
     </w:tblStylePr>
     <w:tblStylePr w:type="lastCol">
       <w:rPr>
+        <w:rFonts w:eastAsia="黑体"/>
         <w:b/>
         <w:bCs/>
         <w:color w:themeColor="background1" w:val="FFFFFF"/>
@@ -7838,6 +8259,7 @@
     </w:tblStylePr>
     <w:tblStylePr w:type="nwCell">
       <w:rPr>
+        <w:rFonts w:eastAsia="黑体"/>
         <w:color w:themeColor="background1" w:val="FFFFFF"/>
       </w:rPr>
       <w:tblPr/>
@@ -7881,6 +8303,7 @@
         <w:spacing w:after="0" w:before="0" w:line="240" w:lineRule="auto"/>
       </w:pPr>
       <w:rPr>
+        <w:rFonts w:eastAsia="黑体"/>
         <w:b/>
         <w:bCs/>
         <w:color w:themeColor="background1" w:val="FFFFFF"/>
@@ -7903,6 +8326,7 @@
         <w:spacing w:after="0" w:before="0" w:line="240" w:lineRule="auto"/>
       </w:pPr>
       <w:rPr>
+        <w:rFonts w:eastAsia="黑体"/>
         <w:color w:val="auto"/>
       </w:rPr>
       <w:tblPr/>
@@ -7920,6 +8344,7 @@
     </w:tblStylePr>
     <w:tblStylePr w:type="firstCol">
       <w:rPr>
+        <w:rFonts w:eastAsia="黑体"/>
         <w:b/>
         <w:bCs/>
         <w:color w:themeColor="background1" w:val="FFFFFF"/>
@@ -7939,6 +8364,7 @@
     </w:tblStylePr>
     <w:tblStylePr w:type="lastCol">
       <w:rPr>
+        <w:rFonts w:eastAsia="黑体"/>
         <w:b/>
         <w:bCs/>
         <w:color w:themeColor="background1" w:val="FFFFFF"/>
@@ -7987,6 +8413,7 @@
     </w:tblStylePr>
     <w:tblStylePr w:type="nwCell">
       <w:rPr>
+        <w:rFonts w:eastAsia="黑体"/>
         <w:color w:themeColor="background1" w:val="FFFFFF"/>
       </w:rPr>
       <w:tblPr/>
@@ -8030,6 +8457,7 @@
         <w:spacing w:after="0" w:before="0" w:line="240" w:lineRule="auto"/>
       </w:pPr>
       <w:rPr>
+        <w:rFonts w:eastAsia="黑体"/>
         <w:b/>
         <w:bCs/>
         <w:color w:themeColor="background1" w:val="FFFFFF"/>
@@ -8052,6 +8480,7 @@
         <w:spacing w:after="0" w:before="0" w:line="240" w:lineRule="auto"/>
       </w:pPr>
       <w:rPr>
+        <w:rFonts w:eastAsia="黑体"/>
         <w:color w:val="auto"/>
       </w:rPr>
       <w:tblPr/>
@@ -8069,6 +8498,7 @@
     </w:tblStylePr>
     <w:tblStylePr w:type="firstCol">
       <w:rPr>
+        <w:rFonts w:eastAsia="黑体"/>
         <w:b/>
         <w:bCs/>
         <w:color w:themeColor="background1" w:val="FFFFFF"/>
@@ -8088,6 +8518,7 @@
     </w:tblStylePr>
     <w:tblStylePr w:type="lastCol">
       <w:rPr>
+        <w:rFonts w:eastAsia="黑体"/>
         <w:b/>
         <w:bCs/>
         <w:color w:themeColor="background1" w:val="FFFFFF"/>
@@ -8136,6 +8567,7 @@
     </w:tblStylePr>
     <w:tblStylePr w:type="nwCell">
       <w:rPr>
+        <w:rFonts w:eastAsia="黑体"/>
         <w:color w:themeColor="background1" w:val="FFFFFF"/>
       </w:rPr>
       <w:tblPr/>
@@ -8179,6 +8611,7 @@
         <w:spacing w:after="0" w:before="0" w:line="240" w:lineRule="auto"/>
       </w:pPr>
       <w:rPr>
+        <w:rFonts w:eastAsia="黑体"/>
         <w:b/>
         <w:bCs/>
         <w:color w:themeColor="background1" w:val="FFFFFF"/>
@@ -8201,6 +8634,7 @@
         <w:spacing w:after="0" w:before="0" w:line="240" w:lineRule="auto"/>
       </w:pPr>
       <w:rPr>
+        <w:rFonts w:eastAsia="黑体"/>
         <w:color w:val="auto"/>
       </w:rPr>
       <w:tblPr/>
@@ -8218,6 +8652,7 @@
     </w:tblStylePr>
     <w:tblStylePr w:type="firstCol">
       <w:rPr>
+        <w:rFonts w:eastAsia="黑体"/>
         <w:b/>
         <w:bCs/>
         <w:color w:themeColor="background1" w:val="FFFFFF"/>
@@ -8237,6 +8672,7 @@
     </w:tblStylePr>
     <w:tblStylePr w:type="lastCol">
       <w:rPr>
+        <w:rFonts w:eastAsia="黑体"/>
         <w:b/>
         <w:bCs/>
         <w:color w:themeColor="background1" w:val="FFFFFF"/>
@@ -8285,6 +8721,7 @@
     </w:tblStylePr>
     <w:tblStylePr w:type="nwCell">
       <w:rPr>
+        <w:rFonts w:eastAsia="黑体"/>
         <w:color w:themeColor="background1" w:val="FFFFFF"/>
       </w:rPr>
       <w:tblPr/>
@@ -8328,6 +8765,7 @@
         <w:spacing w:after="0" w:before="0" w:line="240" w:lineRule="auto"/>
       </w:pPr>
       <w:rPr>
+        <w:rFonts w:eastAsia="黑体"/>
         <w:b/>
         <w:bCs/>
         <w:color w:themeColor="background1" w:val="FFFFFF"/>
@@ -8350,6 +8788,7 @@
         <w:spacing w:after="0" w:before="0" w:line="240" w:lineRule="auto"/>
       </w:pPr>
       <w:rPr>
+        <w:rFonts w:eastAsia="黑体"/>
         <w:color w:val="auto"/>
       </w:rPr>
       <w:tblPr/>
@@ -8367,6 +8806,7 @@
     </w:tblStylePr>
     <w:tblStylePr w:type="firstCol">
       <w:rPr>
+        <w:rFonts w:eastAsia="黑体"/>
         <w:b/>
         <w:bCs/>
         <w:color w:themeColor="background1" w:val="FFFFFF"/>
@@ -8386,6 +8826,7 @@
     </w:tblStylePr>
     <w:tblStylePr w:type="lastCol">
       <w:rPr>
+        <w:rFonts w:eastAsia="黑体"/>
         <w:b/>
         <w:bCs/>
         <w:color w:themeColor="background1" w:val="FFFFFF"/>
@@ -8434,6 +8875,7 @@
     </w:tblStylePr>
     <w:tblStylePr w:type="nwCell">
       <w:rPr>
+        <w:rFonts w:eastAsia="黑体"/>
         <w:color w:themeColor="background1" w:val="FFFFFF"/>
       </w:rPr>
       <w:tblPr/>
@@ -8458,6 +8900,7 @@
       <w:spacing w:after="0" w:line="240" w:lineRule="auto"/>
     </w:pPr>
     <w:rPr>
+      <w:rFonts w:eastAsia="黑体"/>
       <w:color w:themeColor="text1" w:val="000000"/>
     </w:rPr>
     <w:tblPr>
@@ -8477,7 +8920,7 @@
     </w:tblPr>
     <w:tblStylePr w:type="firstRow">
       <w:rPr>
-        <w:rFonts w:asciiTheme="majorHAnsi" w:cstheme="majorBidi" w:eastAsiaTheme="majorEastAsia" w:hAnsiTheme="majorHAnsi"/>
+        <w:rFonts w:asciiTheme="majorHAnsi" w:cstheme="majorBidi" w:hAnsiTheme="majorHAnsi" w:eastAsia="黑体"/>
       </w:rPr>
       <w:tblPr/>
       <w:tcPr>
@@ -8489,6 +8932,7 @@
     </w:tblStylePr>
     <w:tblStylePr w:type="lastRow">
       <w:rPr>
+        <w:rFonts w:eastAsia="黑体"/>
         <w:b/>
         <w:bCs/>
         <w:color w:themeColor="text2" w:val="1F497D"/>
@@ -8503,12 +8947,14 @@
     </w:tblStylePr>
     <w:tblStylePr w:type="firstCol">
       <w:rPr>
+        <w:rFonts w:eastAsia="黑体"/>
         <w:b/>
         <w:bCs/>
       </w:rPr>
     </w:tblStylePr>
     <w:tblStylePr w:type="lastCol">
       <w:rPr>
+        <w:rFonts w:eastAsia="黑体"/>
         <w:b/>
         <w:bCs/>
       </w:rPr>
@@ -8542,6 +8988,7 @@
       <w:spacing w:after="0" w:line="240" w:lineRule="auto"/>
     </w:pPr>
     <w:rPr>
+      <w:rFonts w:eastAsia="黑体"/>
       <w:color w:themeColor="text1" w:val="000000"/>
     </w:rPr>
     <w:tblPr>
@@ -8561,7 +9008,7 @@
     </w:tblPr>
     <w:tblStylePr w:type="firstRow">
       <w:rPr>
-        <w:rFonts w:asciiTheme="majorHAnsi" w:cstheme="majorBidi" w:eastAsiaTheme="majorEastAsia" w:hAnsiTheme="majorHAnsi"/>
+        <w:rFonts w:asciiTheme="majorHAnsi" w:cstheme="majorBidi" w:hAnsiTheme="majorHAnsi" w:eastAsia="黑体"/>
       </w:rPr>
       <w:tblPr/>
       <w:tcPr>
@@ -8573,6 +9020,7 @@
     </w:tblStylePr>
     <w:tblStylePr w:type="lastRow">
       <w:rPr>
+        <w:rFonts w:eastAsia="黑体"/>
         <w:b/>
         <w:bCs/>
         <w:color w:themeColor="text2" w:val="1F497D"/>
@@ -8587,12 +9035,14 @@
     </w:tblStylePr>
     <w:tblStylePr w:type="firstCol">
       <w:rPr>
+        <w:rFonts w:eastAsia="黑体"/>
         <w:b/>
         <w:bCs/>
       </w:rPr>
     </w:tblStylePr>
     <w:tblStylePr w:type="lastCol">
       <w:rPr>
+        <w:rFonts w:eastAsia="黑体"/>
         <w:b/>
         <w:bCs/>
       </w:rPr>
@@ -8626,6 +9076,7 @@
       <w:spacing w:after="0" w:line="240" w:lineRule="auto"/>
     </w:pPr>
     <w:rPr>
+      <w:rFonts w:eastAsia="黑体"/>
       <w:color w:themeColor="text1" w:val="000000"/>
     </w:rPr>
     <w:tblPr>
@@ -8645,7 +9096,7 @@
     </w:tblPr>
     <w:tblStylePr w:type="firstRow">
       <w:rPr>
-        <w:rFonts w:asciiTheme="majorHAnsi" w:cstheme="majorBidi" w:eastAsiaTheme="majorEastAsia" w:hAnsiTheme="majorHAnsi"/>
+        <w:rFonts w:asciiTheme="majorHAnsi" w:cstheme="majorBidi" w:hAnsiTheme="majorHAnsi" w:eastAsia="黑体"/>
       </w:rPr>
       <w:tblPr/>
       <w:tcPr>
@@ -8657,6 +9108,7 @@
     </w:tblStylePr>
     <w:tblStylePr w:type="lastRow">
       <w:rPr>
+        <w:rFonts w:eastAsia="黑体"/>
         <w:b/>
         <w:bCs/>
         <w:color w:themeColor="text2" w:val="1F497D"/>
@@ -8671,12 +9123,14 @@
     </w:tblStylePr>
     <w:tblStylePr w:type="firstCol">
       <w:rPr>
+        <w:rFonts w:eastAsia="黑体"/>
         <w:b/>
         <w:bCs/>
       </w:rPr>
     </w:tblStylePr>
     <w:tblStylePr w:type="lastCol">
       <w:rPr>
+        <w:rFonts w:eastAsia="黑体"/>
         <w:b/>
         <w:bCs/>
       </w:rPr>
@@ -8710,6 +9164,7 @@
       <w:spacing w:after="0" w:line="240" w:lineRule="auto"/>
     </w:pPr>
     <w:rPr>
+      <w:rFonts w:eastAsia="黑体"/>
       <w:color w:themeColor="text1" w:val="000000"/>
     </w:rPr>
     <w:tblPr>
@@ -8729,7 +9184,7 @@
     </w:tblPr>
     <w:tblStylePr w:type="firstRow">
       <w:rPr>
-        <w:rFonts w:asciiTheme="majorHAnsi" w:cstheme="majorBidi" w:eastAsiaTheme="majorEastAsia" w:hAnsiTheme="majorHAnsi"/>
+        <w:rFonts w:asciiTheme="majorHAnsi" w:cstheme="majorBidi" w:hAnsiTheme="majorHAnsi" w:eastAsia="黑体"/>
       </w:rPr>
       <w:tblPr/>
       <w:tcPr>
@@ -8741,6 +9196,7 @@
     </w:tblStylePr>
     <w:tblStylePr w:type="lastRow">
       <w:rPr>
+        <w:rFonts w:eastAsia="黑体"/>
         <w:b/>
         <w:bCs/>
         <w:color w:themeColor="text2" w:val="1F497D"/>
@@ -8755,12 +9211,14 @@
     </w:tblStylePr>
     <w:tblStylePr w:type="firstCol">
       <w:rPr>
+        <w:rFonts w:eastAsia="黑体"/>
         <w:b/>
         <w:bCs/>
       </w:rPr>
     </w:tblStylePr>
     <w:tblStylePr w:type="lastCol">
       <w:rPr>
+        <w:rFonts w:eastAsia="黑体"/>
         <w:b/>
         <w:bCs/>
       </w:rPr>
@@ -8794,6 +9252,7 @@
       <w:spacing w:after="0" w:line="240" w:lineRule="auto"/>
     </w:pPr>
     <w:rPr>
+      <w:rFonts w:eastAsia="黑体"/>
       <w:color w:themeColor="text1" w:val="000000"/>
     </w:rPr>
     <w:tblPr>
@@ -8813,7 +9272,7 @@
     </w:tblPr>
     <w:tblStylePr w:type="firstRow">
       <w:rPr>
-        <w:rFonts w:asciiTheme="majorHAnsi" w:cstheme="majorBidi" w:eastAsiaTheme="majorEastAsia" w:hAnsiTheme="majorHAnsi"/>
+        <w:rFonts w:asciiTheme="majorHAnsi" w:cstheme="majorBidi" w:hAnsiTheme="majorHAnsi" w:eastAsia="黑体"/>
       </w:rPr>
       <w:tblPr/>
       <w:tcPr>
@@ -8825,6 +9284,7 @@
     </w:tblStylePr>
     <w:tblStylePr w:type="lastRow">
       <w:rPr>
+        <w:rFonts w:eastAsia="黑体"/>
         <w:b/>
         <w:bCs/>
         <w:color w:themeColor="text2" w:val="1F497D"/>
@@ -8839,12 +9299,14 @@
     </w:tblStylePr>
     <w:tblStylePr w:type="firstCol">
       <w:rPr>
+        <w:rFonts w:eastAsia="黑体"/>
         <w:b/>
         <w:bCs/>
       </w:rPr>
     </w:tblStylePr>
     <w:tblStylePr w:type="lastCol">
       <w:rPr>
+        <w:rFonts w:eastAsia="黑体"/>
         <w:b/>
         <w:bCs/>
       </w:rPr>
@@ -8878,6 +9340,7 @@
       <w:spacing w:after="0" w:line="240" w:lineRule="auto"/>
     </w:pPr>
     <w:rPr>
+      <w:rFonts w:eastAsia="黑体"/>
       <w:color w:themeColor="text1" w:val="000000"/>
     </w:rPr>
     <w:tblPr>
@@ -8897,7 +9360,7 @@
     </w:tblPr>
     <w:tblStylePr w:type="firstRow">
       <w:rPr>
-        <w:rFonts w:asciiTheme="majorHAnsi" w:cstheme="majorBidi" w:eastAsiaTheme="majorEastAsia" w:hAnsiTheme="majorHAnsi"/>
+        <w:rFonts w:asciiTheme="majorHAnsi" w:cstheme="majorBidi" w:hAnsiTheme="majorHAnsi" w:eastAsia="黑体"/>
       </w:rPr>
       <w:tblPr/>
       <w:tcPr>
@@ -8909,6 +9372,7 @@
     </w:tblStylePr>
     <w:tblStylePr w:type="lastRow">
       <w:rPr>
+        <w:rFonts w:eastAsia="黑体"/>
         <w:b/>
         <w:bCs/>
         <w:color w:themeColor="text2" w:val="1F497D"/>
@@ -8923,12 +9387,14 @@
     </w:tblStylePr>
     <w:tblStylePr w:type="firstCol">
       <w:rPr>
+        <w:rFonts w:eastAsia="黑体"/>
         <w:b/>
         <w:bCs/>
       </w:rPr>
     </w:tblStylePr>
     <w:tblStylePr w:type="lastCol">
       <w:rPr>
+        <w:rFonts w:eastAsia="黑体"/>
         <w:b/>
         <w:bCs/>
       </w:rPr>
@@ -8962,6 +9428,7 @@
       <w:spacing w:after="0" w:line="240" w:lineRule="auto"/>
     </w:pPr>
     <w:rPr>
+      <w:rFonts w:eastAsia="黑体"/>
       <w:color w:themeColor="text1" w:val="000000"/>
     </w:rPr>
     <w:tblPr>
@@ -8981,7 +9448,7 @@
     </w:tblPr>
     <w:tblStylePr w:type="firstRow">
       <w:rPr>
-        <w:rFonts w:asciiTheme="majorHAnsi" w:cstheme="majorBidi" w:eastAsiaTheme="majorEastAsia" w:hAnsiTheme="majorHAnsi"/>
+        <w:rFonts w:asciiTheme="majorHAnsi" w:cstheme="majorBidi" w:hAnsiTheme="majorHAnsi" w:eastAsia="黑体"/>
       </w:rPr>
       <w:tblPr/>
       <w:tcPr>
@@ -8993,6 +9460,7 @@
     </w:tblStylePr>
     <w:tblStylePr w:type="lastRow">
       <w:rPr>
+        <w:rFonts w:eastAsia="黑体"/>
         <w:b/>
         <w:bCs/>
         <w:color w:themeColor="text2" w:val="1F497D"/>
@@ -9007,12 +9475,14 @@
     </w:tblStylePr>
     <w:tblStylePr w:type="firstCol">
       <w:rPr>
+        <w:rFonts w:eastAsia="黑体"/>
         <w:b/>
         <w:bCs/>
       </w:rPr>
     </w:tblStylePr>
     <w:tblStylePr w:type="lastCol">
       <w:rPr>
+        <w:rFonts w:eastAsia="黑体"/>
         <w:b/>
         <w:bCs/>
       </w:rPr>
@@ -9046,7 +9516,7 @@
       <w:spacing w:after="0" w:line="240" w:lineRule="auto"/>
     </w:pPr>
     <w:rPr>
-      <w:rFonts w:asciiTheme="majorHAnsi" w:cstheme="majorBidi" w:eastAsiaTheme="majorEastAsia" w:hAnsiTheme="majorHAnsi"/>
+      <w:rFonts w:asciiTheme="majorHAnsi" w:cstheme="majorBidi" w:hAnsiTheme="majorHAnsi" w:eastAsia="黑体"/>
       <w:color w:themeColor="text1" w:val="000000"/>
     </w:rPr>
     <w:tblPr>
@@ -9068,6 +9538,7 @@
     </w:tblPr>
     <w:tblStylePr w:type="firstRow">
       <w:rPr>
+        <w:rFonts w:eastAsia="黑体"/>
         <w:sz w:val="24"/>
         <w:szCs w:val="24"/>
       </w:rPr>
@@ -9174,7 +9645,7 @@
       <w:spacing w:after="0" w:line="240" w:lineRule="auto"/>
     </w:pPr>
     <w:rPr>
-      <w:rFonts w:asciiTheme="majorHAnsi" w:cstheme="majorBidi" w:eastAsiaTheme="majorEastAsia" w:hAnsiTheme="majorHAnsi"/>
+      <w:rFonts w:asciiTheme="majorHAnsi" w:cstheme="majorBidi" w:hAnsiTheme="majorHAnsi" w:eastAsia="黑体"/>
       <w:color w:themeColor="text1" w:val="000000"/>
     </w:rPr>
     <w:tblPr>
@@ -9196,6 +9667,7 @@
     </w:tblPr>
     <w:tblStylePr w:type="firstRow">
       <w:rPr>
+        <w:rFonts w:eastAsia="黑体"/>
         <w:sz w:val="24"/>
         <w:szCs w:val="24"/>
       </w:rPr>
@@ -9302,7 +9774,7 @@
       <w:spacing w:after="0" w:line="240" w:lineRule="auto"/>
     </w:pPr>
     <w:rPr>
-      <w:rFonts w:asciiTheme="majorHAnsi" w:cstheme="majorBidi" w:eastAsiaTheme="majorEastAsia" w:hAnsiTheme="majorHAnsi"/>
+      <w:rFonts w:asciiTheme="majorHAnsi" w:cstheme="majorBidi" w:hAnsiTheme="majorHAnsi" w:eastAsia="黑体"/>
       <w:color w:themeColor="text1" w:val="000000"/>
     </w:rPr>
     <w:tblPr>
@@ -9324,6 +9796,7 @@
     </w:tblPr>
     <w:tblStylePr w:type="firstRow">
       <w:rPr>
+        <w:rFonts w:eastAsia="黑体"/>
         <w:sz w:val="24"/>
         <w:szCs w:val="24"/>
       </w:rPr>
@@ -9430,7 +9903,7 @@
       <w:spacing w:after="0" w:line="240" w:lineRule="auto"/>
     </w:pPr>
     <w:rPr>
-      <w:rFonts w:asciiTheme="majorHAnsi" w:cstheme="majorBidi" w:eastAsiaTheme="majorEastAsia" w:hAnsiTheme="majorHAnsi"/>
+      <w:rFonts w:asciiTheme="majorHAnsi" w:cstheme="majorBidi" w:hAnsiTheme="majorHAnsi" w:eastAsia="黑体"/>
       <w:color w:themeColor="text1" w:val="000000"/>
     </w:rPr>
     <w:tblPr>
@@ -9452,6 +9925,7 @@
     </w:tblPr>
     <w:tblStylePr w:type="firstRow">
       <w:rPr>
+        <w:rFonts w:eastAsia="黑体"/>
         <w:sz w:val="24"/>
         <w:szCs w:val="24"/>
       </w:rPr>
@@ -9558,7 +10032,7 @@
       <w:spacing w:after="0" w:line="240" w:lineRule="auto"/>
     </w:pPr>
     <w:rPr>
-      <w:rFonts w:asciiTheme="majorHAnsi" w:cstheme="majorBidi" w:eastAsiaTheme="majorEastAsia" w:hAnsiTheme="majorHAnsi"/>
+      <w:rFonts w:asciiTheme="majorHAnsi" w:cstheme="majorBidi" w:hAnsiTheme="majorHAnsi" w:eastAsia="黑体"/>
       <w:color w:themeColor="text1" w:val="000000"/>
     </w:rPr>
     <w:tblPr>
@@ -9580,6 +10054,7 @@
     </w:tblPr>
     <w:tblStylePr w:type="firstRow">
       <w:rPr>
+        <w:rFonts w:eastAsia="黑体"/>
         <w:sz w:val="24"/>
         <w:szCs w:val="24"/>
       </w:rPr>
@@ -9686,7 +10161,7 @@
       <w:spacing w:after="0" w:line="240" w:lineRule="auto"/>
     </w:pPr>
     <w:rPr>
-      <w:rFonts w:asciiTheme="majorHAnsi" w:cstheme="majorBidi" w:eastAsiaTheme="majorEastAsia" w:hAnsiTheme="majorHAnsi"/>
+      <w:rFonts w:asciiTheme="majorHAnsi" w:cstheme="majorBidi" w:hAnsiTheme="majorHAnsi" w:eastAsia="黑体"/>
       <w:color w:themeColor="text1" w:val="000000"/>
     </w:rPr>
     <w:tblPr>
@@ -9708,6 +10183,7 @@
     </w:tblPr>
     <w:tblStylePr w:type="firstRow">
       <w:rPr>
+        <w:rFonts w:eastAsia="黑体"/>
         <w:sz w:val="24"/>
         <w:szCs w:val="24"/>
       </w:rPr>
@@ -9814,7 +10290,7 @@
       <w:spacing w:after="0" w:line="240" w:lineRule="auto"/>
     </w:pPr>
     <w:rPr>
-      <w:rFonts w:asciiTheme="majorHAnsi" w:cstheme="majorBidi" w:eastAsiaTheme="majorEastAsia" w:hAnsiTheme="majorHAnsi"/>
+      <w:rFonts w:asciiTheme="majorHAnsi" w:cstheme="majorBidi" w:hAnsiTheme="majorHAnsi" w:eastAsia="黑体"/>
       <w:color w:themeColor="text1" w:val="000000"/>
     </w:rPr>
     <w:tblPr>
@@ -9836,6 +10312,7 @@
     </w:tblPr>
     <w:tblStylePr w:type="firstRow">
       <w:rPr>
+        <w:rFonts w:eastAsia="黑体"/>
         <w:sz w:val="24"/>
         <w:szCs w:val="24"/>
       </w:rPr>
@@ -9965,12 +10442,14 @@
     </w:tcPr>
     <w:tblStylePr w:type="firstRow">
       <w:rPr>
+        <w:rFonts w:eastAsia="黑体"/>
         <w:b/>
         <w:bCs/>
       </w:rPr>
     </w:tblStylePr>
     <w:tblStylePr w:type="lastRow">
       <w:rPr>
+        <w:rFonts w:eastAsia="黑体"/>
         <w:b/>
         <w:bCs/>
       </w:rPr>
@@ -9983,12 +10462,14 @@
     </w:tblStylePr>
     <w:tblStylePr w:type="firstCol">
       <w:rPr>
+        <w:rFonts w:eastAsia="黑体"/>
         <w:b/>
         <w:bCs/>
       </w:rPr>
     </w:tblStylePr>
     <w:tblStylePr w:type="lastCol">
       <w:rPr>
+        <w:rFonts w:eastAsia="黑体"/>
         <w:b/>
         <w:bCs/>
       </w:rPr>
@@ -10038,12 +10519,14 @@
     </w:tcPr>
     <w:tblStylePr w:type="firstRow">
       <w:rPr>
+        <w:rFonts w:eastAsia="黑体"/>
         <w:b/>
         <w:bCs/>
       </w:rPr>
     </w:tblStylePr>
     <w:tblStylePr w:type="lastRow">
       <w:rPr>
+        <w:rFonts w:eastAsia="黑体"/>
         <w:b/>
         <w:bCs/>
       </w:rPr>
@@ -10056,12 +10539,14 @@
     </w:tblStylePr>
     <w:tblStylePr w:type="firstCol">
       <w:rPr>
+        <w:rFonts w:eastAsia="黑体"/>
         <w:b/>
         <w:bCs/>
       </w:rPr>
     </w:tblStylePr>
     <w:tblStylePr w:type="lastCol">
       <w:rPr>
+        <w:rFonts w:eastAsia="黑体"/>
         <w:b/>
         <w:bCs/>
       </w:rPr>
@@ -10111,12 +10596,14 @@
     </w:tcPr>
     <w:tblStylePr w:type="firstRow">
       <w:rPr>
+        <w:rFonts w:eastAsia="黑体"/>
         <w:b/>
         <w:bCs/>
       </w:rPr>
     </w:tblStylePr>
     <w:tblStylePr w:type="lastRow">
       <w:rPr>
+        <w:rFonts w:eastAsia="黑体"/>
         <w:b/>
         <w:bCs/>
       </w:rPr>
@@ -10129,12 +10616,14 @@
     </w:tblStylePr>
     <w:tblStylePr w:type="firstCol">
       <w:rPr>
+        <w:rFonts w:eastAsia="黑体"/>
         <w:b/>
         <w:bCs/>
       </w:rPr>
     </w:tblStylePr>
     <w:tblStylePr w:type="lastCol">
       <w:rPr>
+        <w:rFonts w:eastAsia="黑体"/>
         <w:b/>
         <w:bCs/>
       </w:rPr>
@@ -10184,12 +10673,14 @@
     </w:tcPr>
     <w:tblStylePr w:type="firstRow">
       <w:rPr>
+        <w:rFonts w:eastAsia="黑体"/>
         <w:b/>
         <w:bCs/>
       </w:rPr>
     </w:tblStylePr>
     <w:tblStylePr w:type="lastRow">
       <w:rPr>
+        <w:rFonts w:eastAsia="黑体"/>
         <w:b/>
         <w:bCs/>
       </w:rPr>
@@ -10202,12 +10693,14 @@
     </w:tblStylePr>
     <w:tblStylePr w:type="firstCol">
       <w:rPr>
+        <w:rFonts w:eastAsia="黑体"/>
         <w:b/>
         <w:bCs/>
       </w:rPr>
     </w:tblStylePr>
     <w:tblStylePr w:type="lastCol">
       <w:rPr>
+        <w:rFonts w:eastAsia="黑体"/>
         <w:b/>
         <w:bCs/>
       </w:rPr>
@@ -10257,12 +10750,14 @@
     </w:tcPr>
     <w:tblStylePr w:type="firstRow">
       <w:rPr>
+        <w:rFonts w:eastAsia="黑体"/>
         <w:b/>
         <w:bCs/>
       </w:rPr>
     </w:tblStylePr>
     <w:tblStylePr w:type="lastRow">
       <w:rPr>
+        <w:rFonts w:eastAsia="黑体"/>
         <w:b/>
         <w:bCs/>
       </w:rPr>
@@ -10275,12 +10770,14 @@
     </w:tblStylePr>
     <w:tblStylePr w:type="firstCol">
       <w:rPr>
+        <w:rFonts w:eastAsia="黑体"/>
         <w:b/>
         <w:bCs/>
       </w:rPr>
     </w:tblStylePr>
     <w:tblStylePr w:type="lastCol">
       <w:rPr>
+        <w:rFonts w:eastAsia="黑体"/>
         <w:b/>
         <w:bCs/>
       </w:rPr>
@@ -10330,12 +10827,14 @@
     </w:tcPr>
     <w:tblStylePr w:type="firstRow">
       <w:rPr>
+        <w:rFonts w:eastAsia="黑体"/>
         <w:b/>
         <w:bCs/>
       </w:rPr>
     </w:tblStylePr>
     <w:tblStylePr w:type="lastRow">
       <w:rPr>
+        <w:rFonts w:eastAsia="黑体"/>
         <w:b/>
         <w:bCs/>
       </w:rPr>
@@ -10348,12 +10847,14 @@
     </w:tblStylePr>
     <w:tblStylePr w:type="firstCol">
       <w:rPr>
+        <w:rFonts w:eastAsia="黑体"/>
         <w:b/>
         <w:bCs/>
       </w:rPr>
     </w:tblStylePr>
     <w:tblStylePr w:type="lastCol">
       <w:rPr>
+        <w:rFonts w:eastAsia="黑体"/>
         <w:b/>
         <w:bCs/>
       </w:rPr>
@@ -10403,12 +10904,14 @@
     </w:tcPr>
     <w:tblStylePr w:type="firstRow">
       <w:rPr>
+        <w:rFonts w:eastAsia="黑体"/>
         <w:b/>
         <w:bCs/>
       </w:rPr>
     </w:tblStylePr>
     <w:tblStylePr w:type="lastRow">
       <w:rPr>
+        <w:rFonts w:eastAsia="黑体"/>
         <w:b/>
         <w:bCs/>
       </w:rPr>
@@ -10421,12 +10924,14 @@
     </w:tblStylePr>
     <w:tblStylePr w:type="firstCol">
       <w:rPr>
+        <w:rFonts w:eastAsia="黑体"/>
         <w:b/>
         <w:bCs/>
       </w:rPr>
     </w:tblStylePr>
     <w:tblStylePr w:type="lastCol">
       <w:rPr>
+        <w:rFonts w:eastAsia="黑体"/>
         <w:b/>
         <w:bCs/>
       </w:rPr>
@@ -10453,7 +10958,7 @@
       <w:spacing w:after="0" w:line="240" w:lineRule="auto"/>
     </w:pPr>
     <w:rPr>
-      <w:rFonts w:asciiTheme="majorHAnsi" w:cstheme="majorBidi" w:eastAsiaTheme="majorEastAsia" w:hAnsiTheme="majorHAnsi"/>
+      <w:rFonts w:asciiTheme="majorHAnsi" w:cstheme="majorBidi" w:hAnsiTheme="majorHAnsi" w:eastAsia="黑体"/>
       <w:color w:themeColor="text1" w:val="000000"/>
     </w:rPr>
     <w:tblPr>
@@ -10480,6 +10985,7 @@
     </w:tcPr>
     <w:tblStylePr w:type="firstRow">
       <w:rPr>
+        <w:rFonts w:eastAsia="黑体"/>
         <w:b/>
         <w:bCs/>
         <w:color w:themeColor="text1" w:val="000000"/>
@@ -10491,6 +10997,7 @@
     </w:tblStylePr>
     <w:tblStylePr w:type="lastRow">
       <w:rPr>
+        <w:rFonts w:eastAsia="黑体"/>
         <w:b/>
         <w:bCs/>
         <w:color w:themeColor="text1" w:val="000000"/>
@@ -10510,6 +11017,7 @@
     </w:tblStylePr>
     <w:tblStylePr w:type="firstCol">
       <w:rPr>
+        <w:rFonts w:eastAsia="黑体"/>
         <w:b/>
         <w:bCs/>
         <w:color w:themeColor="text1" w:val="000000"/>
@@ -10529,6 +11037,7 @@
     </w:tblStylePr>
     <w:tblStylePr w:type="lastCol">
       <w:rPr>
+        <w:rFonts w:eastAsia="黑体"/>
         <w:b w:val="0"/>
         <w:bCs w:val="0"/>
         <w:color w:themeColor="text1" w:val="000000"/>
@@ -10578,7 +11087,7 @@
       <w:spacing w:after="0" w:line="240" w:lineRule="auto"/>
     </w:pPr>
     <w:rPr>
-      <w:rFonts w:asciiTheme="majorHAnsi" w:cstheme="majorBidi" w:eastAsiaTheme="majorEastAsia" w:hAnsiTheme="majorHAnsi"/>
+      <w:rFonts w:asciiTheme="majorHAnsi" w:cstheme="majorBidi" w:hAnsiTheme="majorHAnsi" w:eastAsia="黑体"/>
       <w:color w:themeColor="text1" w:val="000000"/>
     </w:rPr>
     <w:tblPr>
@@ -10605,6 +11114,7 @@
     </w:tcPr>
     <w:tblStylePr w:type="firstRow">
       <w:rPr>
+        <w:rFonts w:eastAsia="黑体"/>
         <w:b/>
         <w:bCs/>
         <w:color w:themeColor="text1" w:val="000000"/>
@@ -10616,6 +11126,7 @@
     </w:tblStylePr>
     <w:tblStylePr w:type="lastRow">
       <w:rPr>
+        <w:rFonts w:eastAsia="黑体"/>
         <w:b/>
         <w:bCs/>
         <w:color w:themeColor="text1" w:val="000000"/>
@@ -10635,6 +11146,7 @@
     </w:tblStylePr>
     <w:tblStylePr w:type="firstCol">
       <w:rPr>
+        <w:rFonts w:eastAsia="黑体"/>
         <w:b/>
         <w:bCs/>
         <w:color w:themeColor="text1" w:val="000000"/>
@@ -10654,6 +11166,7 @@
     </w:tblStylePr>
     <w:tblStylePr w:type="lastCol">
       <w:rPr>
+        <w:rFonts w:eastAsia="黑体"/>
         <w:b w:val="0"/>
         <w:bCs w:val="0"/>
         <w:color w:themeColor="text1" w:val="000000"/>
@@ -10703,7 +11216,7 @@
       <w:spacing w:after="0" w:line="240" w:lineRule="auto"/>
     </w:pPr>
     <w:rPr>
-      <w:rFonts w:asciiTheme="majorHAnsi" w:cstheme="majorBidi" w:eastAsiaTheme="majorEastAsia" w:hAnsiTheme="majorHAnsi"/>
+      <w:rFonts w:asciiTheme="majorHAnsi" w:cstheme="majorBidi" w:hAnsiTheme="majorHAnsi" w:eastAsia="黑体"/>
       <w:color w:themeColor="text1" w:val="000000"/>
     </w:rPr>
     <w:tblPr>
@@ -10730,6 +11243,7 @@
     </w:tcPr>
     <w:tblStylePr w:type="firstRow">
       <w:rPr>
+        <w:rFonts w:eastAsia="黑体"/>
         <w:b/>
         <w:bCs/>
         <w:color w:themeColor="text1" w:val="000000"/>
@@ -10741,6 +11255,7 @@
     </w:tblStylePr>
     <w:tblStylePr w:type="lastRow">
       <w:rPr>
+        <w:rFonts w:eastAsia="黑体"/>
         <w:b/>
         <w:bCs/>
         <w:color w:themeColor="text1" w:val="000000"/>
@@ -10760,6 +11275,7 @@
     </w:tblStylePr>
     <w:tblStylePr w:type="firstCol">
       <w:rPr>
+        <w:rFonts w:eastAsia="黑体"/>
         <w:b/>
         <w:bCs/>
         <w:color w:themeColor="text1" w:val="000000"/>
@@ -10779,6 +11295,7 @@
     </w:tblStylePr>
     <w:tblStylePr w:type="lastCol">
       <w:rPr>
+        <w:rFonts w:eastAsia="黑体"/>
         <w:b w:val="0"/>
         <w:bCs w:val="0"/>
         <w:color w:themeColor="text1" w:val="000000"/>
@@ -10828,7 +11345,7 @@
       <w:spacing w:after="0" w:line="240" w:lineRule="auto"/>
     </w:pPr>
     <w:rPr>
-      <w:rFonts w:asciiTheme="majorHAnsi" w:cstheme="majorBidi" w:eastAsiaTheme="majorEastAsia" w:hAnsiTheme="majorHAnsi"/>
+      <w:rFonts w:asciiTheme="majorHAnsi" w:cstheme="majorBidi" w:hAnsiTheme="majorHAnsi" w:eastAsia="黑体"/>
       <w:color w:themeColor="text1" w:val="000000"/>
     </w:rPr>
     <w:tblPr>
@@ -10855,6 +11372,7 @@
     </w:tcPr>
     <w:tblStylePr w:type="firstRow">
       <w:rPr>
+        <w:rFonts w:eastAsia="黑体"/>
         <w:b/>
         <w:bCs/>
         <w:color w:themeColor="text1" w:val="000000"/>
@@ -10866,6 +11384,7 @@
     </w:tblStylePr>
     <w:tblStylePr w:type="lastRow">
       <w:rPr>
+        <w:rFonts w:eastAsia="黑体"/>
         <w:b/>
         <w:bCs/>
         <w:color w:themeColor="text1" w:val="000000"/>
@@ -10885,6 +11404,7 @@
     </w:tblStylePr>
     <w:tblStylePr w:type="firstCol">
       <w:rPr>
+        <w:rFonts w:eastAsia="黑体"/>
         <w:b/>
         <w:bCs/>
         <w:color w:themeColor="text1" w:val="000000"/>
@@ -10904,6 +11424,7 @@
     </w:tblStylePr>
     <w:tblStylePr w:type="lastCol">
       <w:rPr>
+        <w:rFonts w:eastAsia="黑体"/>
         <w:b w:val="0"/>
         <w:bCs w:val="0"/>
         <w:color w:themeColor="text1" w:val="000000"/>
@@ -10953,7 +11474,7 @@
       <w:spacing w:after="0" w:line="240" w:lineRule="auto"/>
     </w:pPr>
     <w:rPr>
-      <w:rFonts w:asciiTheme="majorHAnsi" w:cstheme="majorBidi" w:eastAsiaTheme="majorEastAsia" w:hAnsiTheme="majorHAnsi"/>
+      <w:rFonts w:asciiTheme="majorHAnsi" w:cstheme="majorBidi" w:hAnsiTheme="majorHAnsi" w:eastAsia="黑体"/>
       <w:color w:themeColor="text1" w:val="000000"/>
     </w:rPr>
     <w:tblPr>
@@ -10980,6 +11501,7 @@
     </w:tcPr>
     <w:tblStylePr w:type="firstRow">
       <w:rPr>
+        <w:rFonts w:eastAsia="黑体"/>
         <w:b/>
         <w:bCs/>
         <w:color w:themeColor="text1" w:val="000000"/>
@@ -10991,6 +11513,7 @@
     </w:tblStylePr>
     <w:tblStylePr w:type="lastRow">
       <w:rPr>
+        <w:rFonts w:eastAsia="黑体"/>
         <w:b/>
         <w:bCs/>
         <w:color w:themeColor="text1" w:val="000000"/>
@@ -11010,6 +11533,7 @@
     </w:tblStylePr>
     <w:tblStylePr w:type="firstCol">
       <w:rPr>
+        <w:rFonts w:eastAsia="黑体"/>
         <w:b/>
         <w:bCs/>
         <w:color w:themeColor="text1" w:val="000000"/>
@@ -11029,6 +11553,7 @@
     </w:tblStylePr>
     <w:tblStylePr w:type="lastCol">
       <w:rPr>
+        <w:rFonts w:eastAsia="黑体"/>
         <w:b w:val="0"/>
         <w:bCs w:val="0"/>
         <w:color w:themeColor="text1" w:val="000000"/>
@@ -11078,7 +11603,7 @@
       <w:spacing w:after="0" w:line="240" w:lineRule="auto"/>
     </w:pPr>
     <w:rPr>
-      <w:rFonts w:asciiTheme="majorHAnsi" w:cstheme="majorBidi" w:eastAsiaTheme="majorEastAsia" w:hAnsiTheme="majorHAnsi"/>
+      <w:rFonts w:asciiTheme="majorHAnsi" w:cstheme="majorBidi" w:hAnsiTheme="majorHAnsi" w:eastAsia="黑体"/>
       <w:color w:themeColor="text1" w:val="000000"/>
     </w:rPr>
     <w:tblPr>
@@ -11105,6 +11630,7 @@
     </w:tcPr>
     <w:tblStylePr w:type="firstRow">
       <w:rPr>
+        <w:rFonts w:eastAsia="黑体"/>
         <w:b/>
         <w:bCs/>
         <w:color w:themeColor="text1" w:val="000000"/>
@@ -11116,6 +11642,7 @@
     </w:tblStylePr>
     <w:tblStylePr w:type="lastRow">
       <w:rPr>
+        <w:rFonts w:eastAsia="黑体"/>
         <w:b/>
         <w:bCs/>
         <w:color w:themeColor="text1" w:val="000000"/>
@@ -11135,6 +11662,7 @@
     </w:tblStylePr>
     <w:tblStylePr w:type="firstCol">
       <w:rPr>
+        <w:rFonts w:eastAsia="黑体"/>
         <w:b/>
         <w:bCs/>
         <w:color w:themeColor="text1" w:val="000000"/>
@@ -11154,6 +11682,7 @@
     </w:tblStylePr>
     <w:tblStylePr w:type="lastCol">
       <w:rPr>
+        <w:rFonts w:eastAsia="黑体"/>
         <w:b w:val="0"/>
         <w:bCs w:val="0"/>
         <w:color w:themeColor="text1" w:val="000000"/>
@@ -11203,7 +11732,7 @@
       <w:spacing w:after="0" w:line="240" w:lineRule="auto"/>
     </w:pPr>
     <w:rPr>
-      <w:rFonts w:asciiTheme="majorHAnsi" w:cstheme="majorBidi" w:eastAsiaTheme="majorEastAsia" w:hAnsiTheme="majorHAnsi"/>
+      <w:rFonts w:asciiTheme="majorHAnsi" w:cstheme="majorBidi" w:hAnsiTheme="majorHAnsi" w:eastAsia="黑体"/>
       <w:color w:themeColor="text1" w:val="000000"/>
     </w:rPr>
     <w:tblPr>
@@ -11230,6 +11759,7 @@
     </w:tcPr>
     <w:tblStylePr w:type="firstRow">
       <w:rPr>
+        <w:rFonts w:eastAsia="黑体"/>
         <w:b/>
         <w:bCs/>
         <w:color w:themeColor="text1" w:val="000000"/>
@@ -11241,6 +11771,7 @@
     </w:tblStylePr>
     <w:tblStylePr w:type="lastRow">
       <w:rPr>
+        <w:rFonts w:eastAsia="黑体"/>
         <w:b/>
         <w:bCs/>
         <w:color w:themeColor="text1" w:val="000000"/>
@@ -11260,6 +11791,7 @@
     </w:tblStylePr>
     <w:tblStylePr w:type="firstCol">
       <w:rPr>
+        <w:rFonts w:eastAsia="黑体"/>
         <w:b/>
         <w:bCs/>
         <w:color w:themeColor="text1" w:val="000000"/>
@@ -11279,6 +11811,7 @@
     </w:tblStylePr>
     <w:tblStylePr w:type="lastCol">
       <w:rPr>
+        <w:rFonts w:eastAsia="黑体"/>
         <w:b w:val="0"/>
         <w:bCs w:val="0"/>
         <w:color w:themeColor="text1" w:val="000000"/>
@@ -11351,6 +11884,7 @@
     </w:tcPr>
     <w:tblStylePr w:type="firstRow">
       <w:rPr>
+        <w:rFonts w:eastAsia="黑体"/>
         <w:b/>
         <w:bCs/>
         <w:i w:val="0"/>
@@ -11372,6 +11906,7 @@
     </w:tblStylePr>
     <w:tblStylePr w:type="lastRow">
       <w:rPr>
+        <w:rFonts w:eastAsia="黑体"/>
         <w:b/>
         <w:bCs/>
         <w:i w:val="0"/>
@@ -11393,6 +11928,7 @@
     </w:tblStylePr>
     <w:tblStylePr w:type="firstCol">
       <w:rPr>
+        <w:rFonts w:eastAsia="黑体"/>
         <w:b/>
         <w:bCs/>
         <w:i w:val="0"/>
@@ -11412,6 +11948,7 @@
     </w:tblStylePr>
     <w:tblStylePr w:type="lastCol">
       <w:rPr>
+        <w:rFonts w:eastAsia="黑体"/>
         <w:b/>
         <w:bCs/>
         <w:i w:val="0"/>
@@ -11492,6 +12029,7 @@
     </w:tcPr>
     <w:tblStylePr w:type="firstRow">
       <w:rPr>
+        <w:rFonts w:eastAsia="黑体"/>
         <w:b/>
         <w:bCs/>
         <w:i w:val="0"/>
@@ -11513,6 +12051,7 @@
     </w:tblStylePr>
     <w:tblStylePr w:type="lastRow">
       <w:rPr>
+        <w:rFonts w:eastAsia="黑体"/>
         <w:b/>
         <w:bCs/>
         <w:i w:val="0"/>
@@ -11534,6 +12073,7 @@
     </w:tblStylePr>
     <w:tblStylePr w:type="firstCol">
       <w:rPr>
+        <w:rFonts w:eastAsia="黑体"/>
         <w:b/>
         <w:bCs/>
         <w:i w:val="0"/>
@@ -11553,6 +12093,7 @@
     </w:tblStylePr>
     <w:tblStylePr w:type="lastCol">
       <w:rPr>
+        <w:rFonts w:eastAsia="黑体"/>
         <w:b/>
         <w:bCs/>
         <w:i w:val="0"/>
@@ -11633,6 +12174,7 @@
     </w:tcPr>
     <w:tblStylePr w:type="firstRow">
       <w:rPr>
+        <w:rFonts w:eastAsia="黑体"/>
         <w:b/>
         <w:bCs/>
         <w:i w:val="0"/>
@@ -11654,6 +12196,7 @@
     </w:tblStylePr>
     <w:tblStylePr w:type="lastRow">
       <w:rPr>
+        <w:rFonts w:eastAsia="黑体"/>
         <w:b/>
         <w:bCs/>
         <w:i w:val="0"/>
@@ -11675,6 +12218,7 @@
     </w:tblStylePr>
     <w:tblStylePr w:type="firstCol">
       <w:rPr>
+        <w:rFonts w:eastAsia="黑体"/>
         <w:b/>
         <w:bCs/>
         <w:i w:val="0"/>
@@ -11694,6 +12238,7 @@
     </w:tblStylePr>
     <w:tblStylePr w:type="lastCol">
       <w:rPr>
+        <w:rFonts w:eastAsia="黑体"/>
         <w:b/>
         <w:bCs/>
         <w:i w:val="0"/>
@@ -11774,6 +12319,7 @@
     </w:tcPr>
     <w:tblStylePr w:type="firstRow">
       <w:rPr>
+        <w:rFonts w:eastAsia="黑体"/>
         <w:b/>
         <w:bCs/>
         <w:i w:val="0"/>
@@ -11795,6 +12341,7 @@
     </w:tblStylePr>
     <w:tblStylePr w:type="lastRow">
       <w:rPr>
+        <w:rFonts w:eastAsia="黑体"/>
         <w:b/>
         <w:bCs/>
         <w:i w:val="0"/>
@@ -11816,6 +12363,7 @@
     </w:tblStylePr>
     <w:tblStylePr w:type="firstCol">
       <w:rPr>
+        <w:rFonts w:eastAsia="黑体"/>
         <w:b/>
         <w:bCs/>
         <w:i w:val="0"/>
@@ -11835,6 +12383,7 @@
     </w:tblStylePr>
     <w:tblStylePr w:type="lastCol">
       <w:rPr>
+        <w:rFonts w:eastAsia="黑体"/>
         <w:b/>
         <w:bCs/>
         <w:i w:val="0"/>
@@ -11915,6 +12464,7 @@
     </w:tcPr>
     <w:tblStylePr w:type="firstRow">
       <w:rPr>
+        <w:rFonts w:eastAsia="黑体"/>
         <w:b/>
         <w:bCs/>
         <w:i w:val="0"/>
@@ -11936,6 +12486,7 @@
     </w:tblStylePr>
     <w:tblStylePr w:type="lastRow">
       <w:rPr>
+        <w:rFonts w:eastAsia="黑体"/>
         <w:b/>
         <w:bCs/>
         <w:i w:val="0"/>
@@ -11957,6 +12508,7 @@
     </w:tblStylePr>
     <w:tblStylePr w:type="firstCol">
       <w:rPr>
+        <w:rFonts w:eastAsia="黑体"/>
         <w:b/>
         <w:bCs/>
         <w:i w:val="0"/>
@@ -11976,6 +12528,7 @@
     </w:tblStylePr>
     <w:tblStylePr w:type="lastCol">
       <w:rPr>
+        <w:rFonts w:eastAsia="黑体"/>
         <w:b/>
         <w:bCs/>
         <w:i w:val="0"/>
@@ -12056,6 +12609,7 @@
     </w:tcPr>
     <w:tblStylePr w:type="firstRow">
       <w:rPr>
+        <w:rFonts w:eastAsia="黑体"/>
         <w:b/>
         <w:bCs/>
         <w:i w:val="0"/>
@@ -12077,6 +12631,7 @@
     </w:tblStylePr>
     <w:tblStylePr w:type="lastRow">
       <w:rPr>
+        <w:rFonts w:eastAsia="黑体"/>
         <w:b/>
         <w:bCs/>
         <w:i w:val="0"/>
@@ -12098,6 +12653,7 @@
     </w:tblStylePr>
     <w:tblStylePr w:type="firstCol">
       <w:rPr>
+        <w:rFonts w:eastAsia="黑体"/>
         <w:b/>
         <w:bCs/>
         <w:i w:val="0"/>
@@ -12117,6 +12673,7 @@
     </w:tblStylePr>
     <w:tblStylePr w:type="lastCol">
       <w:rPr>
+        <w:rFonts w:eastAsia="黑体"/>
         <w:b/>
         <w:bCs/>
         <w:i w:val="0"/>
@@ -12197,6 +12754,7 @@
     </w:tcPr>
     <w:tblStylePr w:type="firstRow">
       <w:rPr>
+        <w:rFonts w:eastAsia="黑体"/>
         <w:b/>
         <w:bCs/>
         <w:i w:val="0"/>
@@ -12218,6 +12776,7 @@
     </w:tblStylePr>
     <w:tblStylePr w:type="lastRow">
       <w:rPr>
+        <w:rFonts w:eastAsia="黑体"/>
         <w:b/>
         <w:bCs/>
         <w:i w:val="0"/>
@@ -12239,6 +12798,7 @@
     </w:tblStylePr>
     <w:tblStylePr w:type="firstCol">
       <w:rPr>
+        <w:rFonts w:eastAsia="黑体"/>
         <w:b/>
         <w:bCs/>
         <w:i w:val="0"/>
@@ -12258,6 +12818,7 @@
     </w:tblStylePr>
     <w:tblStylePr w:type="lastCol">
       <w:rPr>
+        <w:rFonts w:eastAsia="黑体"/>
         <w:b/>
         <w:bCs/>
         <w:i w:val="0"/>
@@ -12315,6 +12876,7 @@
       <w:spacing w:after="0" w:line="240" w:lineRule="auto"/>
     </w:pPr>
     <w:rPr>
+      <w:rFonts w:eastAsia="黑体"/>
       <w:color w:themeColor="background1" w:val="FFFFFF"/>
     </w:rPr>
     <w:tblPr>
@@ -12333,6 +12895,7 @@
     </w:tcPr>
     <w:tblStylePr w:type="firstRow">
       <w:rPr>
+        <w:rFonts w:eastAsia="黑体"/>
         <w:b/>
         <w:bCs/>
       </w:rPr>
@@ -12429,6 +12992,7 @@
       <w:spacing w:after="0" w:line="240" w:lineRule="auto"/>
     </w:pPr>
     <w:rPr>
+      <w:rFonts w:eastAsia="黑体"/>
       <w:color w:themeColor="background1" w:val="FFFFFF"/>
     </w:rPr>
     <w:tblPr>
@@ -12447,6 +13011,7 @@
     </w:tcPr>
     <w:tblStylePr w:type="firstRow">
       <w:rPr>
+        <w:rFonts w:eastAsia="黑体"/>
         <w:b/>
         <w:bCs/>
       </w:rPr>
@@ -12543,6 +13108,7 @@
       <w:spacing w:after="0" w:line="240" w:lineRule="auto"/>
     </w:pPr>
     <w:rPr>
+      <w:rFonts w:eastAsia="黑体"/>
       <w:color w:themeColor="background1" w:val="FFFFFF"/>
     </w:rPr>
     <w:tblPr>
@@ -12561,6 +13127,7 @@
     </w:tcPr>
     <w:tblStylePr w:type="firstRow">
       <w:rPr>
+        <w:rFonts w:eastAsia="黑体"/>
         <w:b/>
         <w:bCs/>
       </w:rPr>
@@ -12657,6 +13224,7 @@
       <w:spacing w:after="0" w:line="240" w:lineRule="auto"/>
     </w:pPr>
     <w:rPr>
+      <w:rFonts w:eastAsia="黑体"/>
       <w:color w:themeColor="background1" w:val="FFFFFF"/>
     </w:rPr>
     <w:tblPr>
@@ -12675,6 +13243,7 @@
     </w:tcPr>
     <w:tblStylePr w:type="firstRow">
       <w:rPr>
+        <w:rFonts w:eastAsia="黑体"/>
         <w:b/>
         <w:bCs/>
       </w:rPr>
@@ -12771,6 +13340,7 @@
       <w:spacing w:after="0" w:line="240" w:lineRule="auto"/>
     </w:pPr>
     <w:rPr>
+      <w:rFonts w:eastAsia="黑体"/>
       <w:color w:themeColor="background1" w:val="FFFFFF"/>
     </w:rPr>
     <w:tblPr>
@@ -12789,6 +13359,7 @@
     </w:tcPr>
     <w:tblStylePr w:type="firstRow">
       <w:rPr>
+        <w:rFonts w:eastAsia="黑体"/>
         <w:b/>
         <w:bCs/>
       </w:rPr>
@@ -12885,6 +13456,7 @@
       <w:spacing w:after="0" w:line="240" w:lineRule="auto"/>
     </w:pPr>
     <w:rPr>
+      <w:rFonts w:eastAsia="黑体"/>
       <w:color w:themeColor="background1" w:val="FFFFFF"/>
     </w:rPr>
     <w:tblPr>
@@ -12903,6 +13475,7 @@
     </w:tcPr>
     <w:tblStylePr w:type="firstRow">
       <w:rPr>
+        <w:rFonts w:eastAsia="黑体"/>
         <w:b/>
         <w:bCs/>
       </w:rPr>
@@ -12999,6 +13572,7 @@
       <w:spacing w:after="0" w:line="240" w:lineRule="auto"/>
     </w:pPr>
     <w:rPr>
+      <w:rFonts w:eastAsia="黑体"/>
       <w:color w:themeColor="background1" w:val="FFFFFF"/>
     </w:rPr>
     <w:tblPr>
@@ -13017,6 +13591,7 @@
     </w:tcPr>
     <w:tblStylePr w:type="firstRow">
       <w:rPr>
+        <w:rFonts w:eastAsia="黑体"/>
         <w:b/>
         <w:bCs/>
       </w:rPr>
@@ -13113,6 +13688,7 @@
       <w:spacing w:after="0" w:line="240" w:lineRule="auto"/>
     </w:pPr>
     <w:rPr>
+      <w:rFonts w:eastAsia="黑体"/>
       <w:color w:themeColor="text1" w:val="000000"/>
     </w:rPr>
     <w:tblPr>
@@ -13139,6 +13715,7 @@
     </w:tcPr>
     <w:tblStylePr w:type="firstRow">
       <w:rPr>
+        <w:rFonts w:eastAsia="黑体"/>
         <w:b/>
         <w:bCs/>
       </w:rPr>
@@ -13157,6 +13734,7 @@
     </w:tblStylePr>
     <w:tblStylePr w:type="lastRow">
       <w:rPr>
+        <w:rFonts w:eastAsia="黑体"/>
         <w:b/>
         <w:bCs/>
         <w:color w:themeColor="background1" w:val="FFFFFF"/>
@@ -13171,6 +13749,7 @@
     </w:tblStylePr>
     <w:tblStylePr w:type="firstCol">
       <w:rPr>
+        <w:rFonts w:eastAsia="黑体"/>
         <w:color w:themeColor="background1" w:val="FFFFFF"/>
       </w:rPr>
       <w:tblPr/>
@@ -13188,6 +13767,7 @@
     </w:tblStylePr>
     <w:tblStylePr w:type="lastCol">
       <w:rPr>
+        <w:rFonts w:eastAsia="黑体"/>
         <w:color w:themeColor="background1" w:val="FFFFFF"/>
       </w:rPr>
       <w:tblPr/>
@@ -13217,11 +13797,13 @@
     </w:tblStylePr>
     <w:tblStylePr w:type="neCell">
       <w:rPr>
+        <w:rFonts w:eastAsia="黑体"/>
         <w:color w:themeColor="text1" w:val="000000"/>
       </w:rPr>
     </w:tblStylePr>
     <w:tblStylePr w:type="nwCell">
       <w:rPr>
+        <w:rFonts w:eastAsia="黑体"/>
         <w:color w:themeColor="text1" w:val="000000"/>
       </w:rPr>
     </w:tblStylePr>
@@ -13235,6 +13817,7 @@
       <w:spacing w:after="0" w:line="240" w:lineRule="auto"/>
     </w:pPr>
     <w:rPr>
+      <w:rFonts w:eastAsia="黑体"/>
       <w:color w:themeColor="text1" w:val="000000"/>
     </w:rPr>
     <w:tblPr>
@@ -13261,6 +13844,7 @@
     </w:tcPr>
     <w:tblStylePr w:type="firstRow">
       <w:rPr>
+        <w:rFonts w:eastAsia="黑体"/>
         <w:b/>
         <w:bCs/>
       </w:rPr>
@@ -13279,6 +13863,7 @@
     </w:tblStylePr>
     <w:tblStylePr w:type="lastRow">
       <w:rPr>
+        <w:rFonts w:eastAsia="黑体"/>
         <w:b/>
         <w:bCs/>
         <w:color w:themeColor="background1" w:val="FFFFFF"/>
@@ -13293,6 +13878,7 @@
     </w:tblStylePr>
     <w:tblStylePr w:type="firstCol">
       <w:rPr>
+        <w:rFonts w:eastAsia="黑体"/>
         <w:color w:themeColor="background1" w:val="FFFFFF"/>
       </w:rPr>
       <w:tblPr/>
@@ -13310,6 +13896,7 @@
     </w:tblStylePr>
     <w:tblStylePr w:type="lastCol">
       <w:rPr>
+        <w:rFonts w:eastAsia="黑体"/>
         <w:color w:themeColor="background1" w:val="FFFFFF"/>
       </w:rPr>
       <w:tblPr/>
@@ -13339,11 +13926,13 @@
     </w:tblStylePr>
     <w:tblStylePr w:type="neCell">
       <w:rPr>
+        <w:rFonts w:eastAsia="黑体"/>
         <w:color w:themeColor="text1" w:val="000000"/>
       </w:rPr>
     </w:tblStylePr>
     <w:tblStylePr w:type="nwCell">
       <w:rPr>
+        <w:rFonts w:eastAsia="黑体"/>
         <w:color w:themeColor="text1" w:val="000000"/>
       </w:rPr>
     </w:tblStylePr>
@@ -13357,6 +13946,7 @@
       <w:spacing w:after="0" w:line="240" w:lineRule="auto"/>
     </w:pPr>
     <w:rPr>
+      <w:rFonts w:eastAsia="黑体"/>
       <w:color w:themeColor="text1" w:val="000000"/>
     </w:rPr>
     <w:tblPr>
@@ -13383,6 +13973,7 @@
     </w:tcPr>
     <w:tblStylePr w:type="firstRow">
       <w:rPr>
+        <w:rFonts w:eastAsia="黑体"/>
         <w:b/>
         <w:bCs/>
       </w:rPr>
@@ -13401,6 +13992,7 @@
     </w:tblStylePr>
     <w:tblStylePr w:type="lastRow">
       <w:rPr>
+        <w:rFonts w:eastAsia="黑体"/>
         <w:b/>
         <w:bCs/>
         <w:color w:themeColor="background1" w:val="FFFFFF"/>
@@ -13415,6 +14007,7 @@
     </w:tblStylePr>
     <w:tblStylePr w:type="firstCol">
       <w:rPr>
+        <w:rFonts w:eastAsia="黑体"/>
         <w:color w:themeColor="background1" w:val="FFFFFF"/>
       </w:rPr>
       <w:tblPr/>
@@ -13432,6 +14025,7 @@
     </w:tblStylePr>
     <w:tblStylePr w:type="lastCol">
       <w:rPr>
+        <w:rFonts w:eastAsia="黑体"/>
         <w:color w:themeColor="background1" w:val="FFFFFF"/>
       </w:rPr>
       <w:tblPr/>
@@ -13461,11 +14055,13 @@
     </w:tblStylePr>
     <w:tblStylePr w:type="neCell">
       <w:rPr>
+        <w:rFonts w:eastAsia="黑体"/>
         <w:color w:themeColor="text1" w:val="000000"/>
       </w:rPr>
     </w:tblStylePr>
     <w:tblStylePr w:type="nwCell">
       <w:rPr>
+        <w:rFonts w:eastAsia="黑体"/>
         <w:color w:themeColor="text1" w:val="000000"/>
       </w:rPr>
     </w:tblStylePr>
@@ -13479,6 +14075,7 @@
       <w:spacing w:after="0" w:line="240" w:lineRule="auto"/>
     </w:pPr>
     <w:rPr>
+      <w:rFonts w:eastAsia="黑体"/>
       <w:color w:themeColor="text1" w:val="000000"/>
     </w:rPr>
     <w:tblPr>
@@ -13505,6 +14102,7 @@
     </w:tcPr>
     <w:tblStylePr w:type="firstRow">
       <w:rPr>
+        <w:rFonts w:eastAsia="黑体"/>
         <w:b/>
         <w:bCs/>
       </w:rPr>
@@ -13523,6 +14121,7 @@
     </w:tblStylePr>
     <w:tblStylePr w:type="lastRow">
       <w:rPr>
+        <w:rFonts w:eastAsia="黑体"/>
         <w:b/>
         <w:bCs/>
         <w:color w:themeColor="background1" w:val="FFFFFF"/>
@@ -13537,6 +14136,7 @@
     </w:tblStylePr>
     <w:tblStylePr w:type="firstCol">
       <w:rPr>
+        <w:rFonts w:eastAsia="黑体"/>
         <w:color w:themeColor="background1" w:val="FFFFFF"/>
       </w:rPr>
       <w:tblPr/>
@@ -13554,6 +14154,7 @@
     </w:tblStylePr>
     <w:tblStylePr w:type="lastCol">
       <w:rPr>
+        <w:rFonts w:eastAsia="黑体"/>
         <w:color w:themeColor="background1" w:val="FFFFFF"/>
       </w:rPr>
       <w:tblPr/>
@@ -13591,6 +14192,7 @@
       <w:spacing w:after="0" w:line="240" w:lineRule="auto"/>
     </w:pPr>
     <w:rPr>
+      <w:rFonts w:eastAsia="黑体"/>
       <w:color w:themeColor="text1" w:val="000000"/>
     </w:rPr>
     <w:tblPr>
@@ -13617,6 +14219,7 @@
     </w:tcPr>
     <w:tblStylePr w:type="firstRow">
       <w:rPr>
+        <w:rFonts w:eastAsia="黑体"/>
         <w:b/>
         <w:bCs/>
       </w:rPr>
@@ -13635,6 +14238,7 @@
     </w:tblStylePr>
     <w:tblStylePr w:type="lastRow">
       <w:rPr>
+        <w:rFonts w:eastAsia="黑体"/>
         <w:b/>
         <w:bCs/>
         <w:color w:themeColor="background1" w:val="FFFFFF"/>
@@ -13649,6 +14253,7 @@
     </w:tblStylePr>
     <w:tblStylePr w:type="firstCol">
       <w:rPr>
+        <w:rFonts w:eastAsia="黑体"/>
         <w:color w:themeColor="background1" w:val="FFFFFF"/>
       </w:rPr>
       <w:tblPr/>
@@ -13666,6 +14271,7 @@
     </w:tblStylePr>
     <w:tblStylePr w:type="lastCol">
       <w:rPr>
+        <w:rFonts w:eastAsia="黑体"/>
         <w:color w:themeColor="background1" w:val="FFFFFF"/>
       </w:rPr>
       <w:tblPr/>
@@ -13695,11 +14301,13 @@
     </w:tblStylePr>
     <w:tblStylePr w:type="neCell">
       <w:rPr>
+        <w:rFonts w:eastAsia="黑体"/>
         <w:color w:themeColor="text1" w:val="000000"/>
       </w:rPr>
     </w:tblStylePr>
     <w:tblStylePr w:type="nwCell">
       <w:rPr>
+        <w:rFonts w:eastAsia="黑体"/>
         <w:color w:themeColor="text1" w:val="000000"/>
       </w:rPr>
     </w:tblStylePr>
@@ -13713,6 +14321,7 @@
       <w:spacing w:after="0" w:line="240" w:lineRule="auto"/>
     </w:pPr>
     <w:rPr>
+      <w:rFonts w:eastAsia="黑体"/>
       <w:color w:themeColor="text1" w:val="000000"/>
     </w:rPr>
     <w:tblPr>
@@ -13739,6 +14348,7 @@
     </w:tcPr>
     <w:tblStylePr w:type="firstRow">
       <w:rPr>
+        <w:rFonts w:eastAsia="黑体"/>
         <w:b/>
         <w:bCs/>
       </w:rPr>
@@ -13757,6 +14367,7 @@
     </w:tblStylePr>
     <w:tblStylePr w:type="lastRow">
       <w:rPr>
+        <w:rFonts w:eastAsia="黑体"/>
         <w:b/>
         <w:bCs/>
         <w:color w:themeColor="background1" w:val="FFFFFF"/>
@@ -13771,6 +14382,7 @@
     </w:tblStylePr>
     <w:tblStylePr w:type="firstCol">
       <w:rPr>
+        <w:rFonts w:eastAsia="黑体"/>
         <w:color w:themeColor="background1" w:val="FFFFFF"/>
       </w:rPr>
       <w:tblPr/>
@@ -13788,6 +14400,7 @@
     </w:tblStylePr>
     <w:tblStylePr w:type="lastCol">
       <w:rPr>
+        <w:rFonts w:eastAsia="黑体"/>
         <w:color w:themeColor="background1" w:val="FFFFFF"/>
       </w:rPr>
       <w:tblPr/>
@@ -13817,11 +14430,13 @@
     </w:tblStylePr>
     <w:tblStylePr w:type="neCell">
       <w:rPr>
+        <w:rFonts w:eastAsia="黑体"/>
         <w:color w:themeColor="text1" w:val="000000"/>
       </w:rPr>
     </w:tblStylePr>
     <w:tblStylePr w:type="nwCell">
       <w:rPr>
+        <w:rFonts w:eastAsia="黑体"/>
         <w:color w:themeColor="text1" w:val="000000"/>
       </w:rPr>
     </w:tblStylePr>
@@ -13835,6 +14450,7 @@
       <w:spacing w:after="0" w:line="240" w:lineRule="auto"/>
     </w:pPr>
     <w:rPr>
+      <w:rFonts w:eastAsia="黑体"/>
       <w:color w:themeColor="text1" w:val="000000"/>
     </w:rPr>
     <w:tblPr>
@@ -13861,6 +14477,7 @@
     </w:tcPr>
     <w:tblStylePr w:type="firstRow">
       <w:rPr>
+        <w:rFonts w:eastAsia="黑体"/>
         <w:b/>
         <w:bCs/>
       </w:rPr>
@@ -13879,6 +14496,7 @@
     </w:tblStylePr>
     <w:tblStylePr w:type="lastRow">
       <w:rPr>
+        <w:rFonts w:eastAsia="黑体"/>
         <w:b/>
         <w:bCs/>
         <w:color w:themeColor="background1" w:val="FFFFFF"/>
@@ -13893,6 +14511,7 @@
     </w:tblStylePr>
     <w:tblStylePr w:type="firstCol">
       <w:rPr>
+        <w:rFonts w:eastAsia="黑体"/>
         <w:color w:themeColor="background1" w:val="FFFFFF"/>
       </w:rPr>
       <w:tblPr/>
@@ -13910,6 +14529,7 @@
     </w:tblStylePr>
     <w:tblStylePr w:type="lastCol">
       <w:rPr>
+        <w:rFonts w:eastAsia="黑体"/>
         <w:color w:themeColor="background1" w:val="FFFFFF"/>
       </w:rPr>
       <w:tblPr/>
@@ -13939,11 +14559,13 @@
     </w:tblStylePr>
     <w:tblStylePr w:type="neCell">
       <w:rPr>
+        <w:rFonts w:eastAsia="黑体"/>
         <w:color w:themeColor="text1" w:val="000000"/>
       </w:rPr>
     </w:tblStylePr>
     <w:tblStylePr w:type="nwCell">
       <w:rPr>
+        <w:rFonts w:eastAsia="黑体"/>
         <w:color w:themeColor="text1" w:val="000000"/>
       </w:rPr>
     </w:tblStylePr>
@@ -13957,6 +14579,7 @@
       <w:spacing w:after="0" w:line="240" w:lineRule="auto"/>
     </w:pPr>
     <w:rPr>
+      <w:rFonts w:eastAsia="黑体"/>
       <w:color w:themeColor="text1" w:val="000000"/>
     </w:rPr>
     <w:tblPr>
@@ -13975,6 +14598,7 @@
     </w:tcPr>
     <w:tblStylePr w:type="firstRow">
       <w:rPr>
+        <w:rFonts w:eastAsia="黑体"/>
         <w:b/>
         <w:bCs/>
         <w:color w:themeColor="background1" w:val="FFFFFF"/>
@@ -13989,6 +14613,7 @@
     </w:tblStylePr>
     <w:tblStylePr w:type="lastRow">
       <w:rPr>
+        <w:rFonts w:eastAsia="黑体"/>
         <w:b/>
         <w:bCs/>
         <w:color w:themeColor="accent2" w:themeShade="CC" w:val="9E3A38"/>
@@ -14003,12 +14628,14 @@
     </w:tblStylePr>
     <w:tblStylePr w:type="firstCol">
       <w:rPr>
+        <w:rFonts w:eastAsia="黑体"/>
         <w:b/>
         <w:bCs/>
       </w:rPr>
     </w:tblStylePr>
     <w:tblStylePr w:type="lastCol">
       <w:rPr>
+        <w:rFonts w:eastAsia="黑体"/>
         <w:b/>
         <w:bCs/>
       </w:rPr>
@@ -14043,6 +14670,7 @@
       <w:spacing w:after="0" w:line="240" w:lineRule="auto"/>
     </w:pPr>
     <w:rPr>
+      <w:rFonts w:eastAsia="黑体"/>
       <w:color w:themeColor="text1" w:val="000000"/>
     </w:rPr>
     <w:tblPr>
@@ -14061,6 +14689,7 @@
     </w:tcPr>
     <w:tblStylePr w:type="firstRow">
       <w:rPr>
+        <w:rFonts w:eastAsia="黑体"/>
         <w:b/>
         <w:bCs/>
         <w:color w:themeColor="background1" w:val="FFFFFF"/>
@@ -14075,6 +14704,7 @@
     </w:tblStylePr>
     <w:tblStylePr w:type="lastRow">
       <w:rPr>
+        <w:rFonts w:eastAsia="黑体"/>
         <w:b/>
         <w:bCs/>
         <w:color w:themeColor="accent2" w:themeShade="CC" w:val="9E3A38"/>
@@ -14089,12 +14719,14 @@
     </w:tblStylePr>
     <w:tblStylePr w:type="firstCol">
       <w:rPr>
+        <w:rFonts w:eastAsia="黑体"/>
         <w:b/>
         <w:bCs/>
       </w:rPr>
     </w:tblStylePr>
     <w:tblStylePr w:type="lastCol">
       <w:rPr>
+        <w:rFonts w:eastAsia="黑体"/>
         <w:b/>
         <w:bCs/>
       </w:rPr>
@@ -14129,6 +14761,7 @@
       <w:spacing w:after="0" w:line="240" w:lineRule="auto"/>
     </w:pPr>
     <w:rPr>
+      <w:rFonts w:eastAsia="黑体"/>
       <w:color w:themeColor="text1" w:val="000000"/>
     </w:rPr>
     <w:tblPr>
@@ -14147,6 +14780,7 @@
     </w:tcPr>
     <w:tblStylePr w:type="firstRow">
       <w:rPr>
+        <w:rFonts w:eastAsia="黑体"/>
         <w:b/>
         <w:bCs/>
         <w:color w:themeColor="background1" w:val="FFFFFF"/>
@@ -14161,6 +14795,7 @@
     </w:tblStylePr>
     <w:tblStylePr w:type="lastRow">
       <w:rPr>
+        <w:rFonts w:eastAsia="黑体"/>
         <w:b/>
         <w:bCs/>
         <w:color w:themeColor="accent2" w:themeShade="CC" w:val="9E3A38"/>
@@ -14175,12 +14810,14 @@
     </w:tblStylePr>
     <w:tblStylePr w:type="firstCol">
       <w:rPr>
+        <w:rFonts w:eastAsia="黑体"/>
         <w:b/>
         <w:bCs/>
       </w:rPr>
     </w:tblStylePr>
     <w:tblStylePr w:type="lastCol">
       <w:rPr>
+        <w:rFonts w:eastAsia="黑体"/>
         <w:b/>
         <w:bCs/>
       </w:rPr>
@@ -14215,6 +14852,7 @@
       <w:spacing w:after="0" w:line="240" w:lineRule="auto"/>
     </w:pPr>
     <w:rPr>
+      <w:rFonts w:eastAsia="黑体"/>
       <w:color w:themeColor="text1" w:val="000000"/>
     </w:rPr>
     <w:tblPr>
@@ -14233,6 +14871,7 @@
     </w:tcPr>
     <w:tblStylePr w:type="firstRow">
       <w:rPr>
+        <w:rFonts w:eastAsia="黑体"/>
         <w:b/>
         <w:bCs/>
         <w:color w:themeColor="background1" w:val="FFFFFF"/>
@@ -14247,6 +14886,7 @@
     </w:tblStylePr>
     <w:tblStylePr w:type="lastRow">
       <w:rPr>
+        <w:rFonts w:eastAsia="黑体"/>
         <w:b/>
         <w:bCs/>
         <w:color w:themeColor="accent4" w:themeShade="CC" w:val="664E82"/>
@@ -14261,12 +14901,14 @@
     </w:tblStylePr>
     <w:tblStylePr w:type="firstCol">
       <w:rPr>
+        <w:rFonts w:eastAsia="黑体"/>
         <w:b/>
         <w:bCs/>
       </w:rPr>
     </w:tblStylePr>
     <w:tblStylePr w:type="lastCol">
       <w:rPr>
+        <w:rFonts w:eastAsia="黑体"/>
         <w:b/>
         <w:bCs/>
       </w:rPr>
@@ -14301,6 +14943,7 @@
       <w:spacing w:after="0" w:line="240" w:lineRule="auto"/>
     </w:pPr>
     <w:rPr>
+      <w:rFonts w:eastAsia="黑体"/>
       <w:color w:themeColor="text1" w:val="000000"/>
     </w:rPr>
     <w:tblPr>
@@ -14319,6 +14962,7 @@
     </w:tcPr>
     <w:tblStylePr w:type="firstRow">
       <w:rPr>
+        <w:rFonts w:eastAsia="黑体"/>
         <w:b/>
         <w:bCs/>
         <w:color w:themeColor="background1" w:val="FFFFFF"/>
@@ -14333,6 +14977,7 @@
     </w:tblStylePr>
     <w:tblStylePr w:type="lastRow">
       <w:rPr>
+        <w:rFonts w:eastAsia="黑体"/>
         <w:b/>
         <w:bCs/>
         <w:color w:themeColor="accent3" w:themeShade="CC" w:val="7E9C40"/>
@@ -14347,12 +14992,14 @@
     </w:tblStylePr>
     <w:tblStylePr w:type="firstCol">
       <w:rPr>
+        <w:rFonts w:eastAsia="黑体"/>
         <w:b/>
         <w:bCs/>
       </w:rPr>
     </w:tblStylePr>
     <w:tblStylePr w:type="lastCol">
       <w:rPr>
+        <w:rFonts w:eastAsia="黑体"/>
         <w:b/>
         <w:bCs/>
       </w:rPr>
@@ -14387,6 +15034,7 @@
       <w:spacing w:after="0" w:line="240" w:lineRule="auto"/>
     </w:pPr>
     <w:rPr>
+      <w:rFonts w:eastAsia="黑体"/>
       <w:color w:themeColor="text1" w:val="000000"/>
     </w:rPr>
     <w:tblPr>
@@ -14405,6 +15053,7 @@
     </w:tcPr>
     <w:tblStylePr w:type="firstRow">
       <w:rPr>
+        <w:rFonts w:eastAsia="黑体"/>
         <w:b/>
         <w:bCs/>
         <w:color w:themeColor="background1" w:val="FFFFFF"/>
@@ -14419,6 +15068,7 @@
     </w:tblStylePr>
     <w:tblStylePr w:type="lastRow">
       <w:rPr>
+        <w:rFonts w:eastAsia="黑体"/>
         <w:b/>
         <w:bCs/>
         <w:color w:themeColor="accent6" w:themeShade="CC" w:val="F2730A"/>
@@ -14433,12 +15083,14 @@
     </w:tblStylePr>
     <w:tblStylePr w:type="firstCol">
       <w:rPr>
+        <w:rFonts w:eastAsia="黑体"/>
         <w:b/>
         <w:bCs/>
       </w:rPr>
     </w:tblStylePr>
     <w:tblStylePr w:type="lastCol">
       <w:rPr>
+        <w:rFonts w:eastAsia="黑体"/>
         <w:b/>
         <w:bCs/>
       </w:rPr>
@@ -14473,6 +15125,7 @@
       <w:spacing w:after="0" w:line="240" w:lineRule="auto"/>
     </w:pPr>
     <w:rPr>
+      <w:rFonts w:eastAsia="黑体"/>
       <w:color w:themeColor="text1" w:val="000000"/>
     </w:rPr>
     <w:tblPr>
@@ -14491,6 +15144,7 @@
     </w:tcPr>
     <w:tblStylePr w:type="firstRow">
       <w:rPr>
+        <w:rFonts w:eastAsia="黑体"/>
         <w:b/>
         <w:bCs/>
         <w:color w:themeColor="background1" w:val="FFFFFF"/>
@@ -14505,6 +15159,7 @@
     </w:tblStylePr>
     <w:tblStylePr w:type="lastRow">
       <w:rPr>
+        <w:rFonts w:eastAsia="黑体"/>
         <w:b/>
         <w:bCs/>
         <w:color w:themeColor="accent5" w:themeShade="CC" w:val="348DA5"/>
@@ -14519,12 +15174,14 @@
     </w:tblStylePr>
     <w:tblStylePr w:type="firstCol">
       <w:rPr>
+        <w:rFonts w:eastAsia="黑体"/>
         <w:b/>
         <w:bCs/>
       </w:rPr>
     </w:tblStylePr>
     <w:tblStylePr w:type="lastCol">
       <w:rPr>
+        <w:rFonts w:eastAsia="黑体"/>
         <w:b/>
         <w:bCs/>
       </w:rPr>
@@ -14559,6 +15216,7 @@
       <w:spacing w:after="0" w:line="240" w:lineRule="auto"/>
     </w:pPr>
     <w:rPr>
+      <w:rFonts w:eastAsia="黑体"/>
       <w:color w:themeColor="text1" w:val="000000"/>
     </w:rPr>
     <w:tblPr>
@@ -14580,6 +15238,7 @@
     </w:tcPr>
     <w:tblStylePr w:type="firstRow">
       <w:rPr>
+        <w:rFonts w:eastAsia="黑体"/>
         <w:b/>
         <w:bCs/>
       </w:rPr>
@@ -14590,6 +15249,7 @@
     </w:tblStylePr>
     <w:tblStylePr w:type="lastRow">
       <w:rPr>
+        <w:rFonts w:eastAsia="黑体"/>
         <w:b/>
         <w:bCs/>
         <w:color w:themeColor="text1" w:val="000000"/>
@@ -14601,6 +15261,7 @@
     </w:tblStylePr>
     <w:tblStylePr w:type="firstCol">
       <w:rPr>
+        <w:rFonts w:eastAsia="黑体"/>
         <w:color w:themeColor="background1" w:val="FFFFFF"/>
       </w:rPr>
       <w:tblPr/>
@@ -14610,6 +15271,7 @@
     </w:tblStylePr>
     <w:tblStylePr w:type="lastCol">
       <w:rPr>
+        <w:rFonts w:eastAsia="黑体"/>
         <w:color w:themeColor="background1" w:val="FFFFFF"/>
       </w:rPr>
       <w:tblPr/>
@@ -14639,6 +15301,7 @@
       <w:spacing w:after="0" w:line="240" w:lineRule="auto"/>
     </w:pPr>
     <w:rPr>
+      <w:rFonts w:eastAsia="黑体"/>
       <w:color w:themeColor="text1" w:val="000000"/>
     </w:rPr>
     <w:tblPr>
@@ -14660,6 +15323,7 @@
     </w:tcPr>
     <w:tblStylePr w:type="firstRow">
       <w:rPr>
+        <w:rFonts w:eastAsia="黑体"/>
         <w:b/>
         <w:bCs/>
       </w:rPr>
@@ -14670,6 +15334,7 @@
     </w:tblStylePr>
     <w:tblStylePr w:type="lastRow">
       <w:rPr>
+        <w:rFonts w:eastAsia="黑体"/>
         <w:b/>
         <w:bCs/>
         <w:color w:themeColor="text1" w:val="000000"/>
@@ -14681,6 +15346,7 @@
     </w:tblStylePr>
     <w:tblStylePr w:type="firstCol">
       <w:rPr>
+        <w:rFonts w:eastAsia="黑体"/>
         <w:color w:themeColor="background1" w:val="FFFFFF"/>
       </w:rPr>
       <w:tblPr/>
@@ -14690,6 +15356,7 @@
     </w:tblStylePr>
     <w:tblStylePr w:type="lastCol">
       <w:rPr>
+        <w:rFonts w:eastAsia="黑体"/>
         <w:color w:themeColor="background1" w:val="FFFFFF"/>
       </w:rPr>
       <w:tblPr/>
@@ -14719,6 +15386,7 @@
       <w:spacing w:after="0" w:line="240" w:lineRule="auto"/>
     </w:pPr>
     <w:rPr>
+      <w:rFonts w:eastAsia="黑体"/>
       <w:color w:themeColor="text1" w:val="000000"/>
     </w:rPr>
     <w:tblPr>
@@ -14740,6 +15408,7 @@
     </w:tcPr>
     <w:tblStylePr w:type="firstRow">
       <w:rPr>
+        <w:rFonts w:eastAsia="黑体"/>
         <w:b/>
         <w:bCs/>
       </w:rPr>
@@ -14750,6 +15419,7 @@
     </w:tblStylePr>
     <w:tblStylePr w:type="lastRow">
       <w:rPr>
+        <w:rFonts w:eastAsia="黑体"/>
         <w:b/>
         <w:bCs/>
         <w:color w:themeColor="text1" w:val="000000"/>
@@ -14761,6 +15431,7 @@
     </w:tblStylePr>
     <w:tblStylePr w:type="firstCol">
       <w:rPr>
+        <w:rFonts w:eastAsia="黑体"/>
         <w:color w:themeColor="background1" w:val="FFFFFF"/>
       </w:rPr>
       <w:tblPr/>
@@ -14770,6 +15441,7 @@
     </w:tblStylePr>
     <w:tblStylePr w:type="lastCol">
       <w:rPr>
+        <w:rFonts w:eastAsia="黑体"/>
         <w:color w:themeColor="background1" w:val="FFFFFF"/>
       </w:rPr>
       <w:tblPr/>
@@ -14799,6 +15471,7 @@
       <w:spacing w:after="0" w:line="240" w:lineRule="auto"/>
     </w:pPr>
     <w:rPr>
+      <w:rFonts w:eastAsia="黑体"/>
       <w:color w:themeColor="text1" w:val="000000"/>
     </w:rPr>
     <w:tblPr>
@@ -14820,6 +15493,7 @@
     </w:tcPr>
     <w:tblStylePr w:type="firstRow">
       <w:rPr>
+        <w:rFonts w:eastAsia="黑体"/>
         <w:b/>
         <w:bCs/>
       </w:rPr>
@@ -14830,6 +15504,7 @@
     </w:tblStylePr>
     <w:tblStylePr w:type="lastRow">
       <w:rPr>
+        <w:rFonts w:eastAsia="黑体"/>
         <w:b/>
         <w:bCs/>
         <w:color w:themeColor="text1" w:val="000000"/>
@@ -14841,6 +15516,7 @@
     </w:tblStylePr>
     <w:tblStylePr w:type="firstCol">
       <w:rPr>
+        <w:rFonts w:eastAsia="黑体"/>
         <w:color w:themeColor="background1" w:val="FFFFFF"/>
       </w:rPr>
       <w:tblPr/>
@@ -14850,6 +15526,7 @@
     </w:tblStylePr>
     <w:tblStylePr w:type="lastCol">
       <w:rPr>
+        <w:rFonts w:eastAsia="黑体"/>
         <w:color w:themeColor="background1" w:val="FFFFFF"/>
       </w:rPr>
       <w:tblPr/>
@@ -14879,6 +15556,7 @@
       <w:spacing w:after="0" w:line="240" w:lineRule="auto"/>
     </w:pPr>
     <w:rPr>
+      <w:rFonts w:eastAsia="黑体"/>
       <w:color w:themeColor="text1" w:val="000000"/>
     </w:rPr>
     <w:tblPr>
@@ -14900,6 +15578,7 @@
     </w:tcPr>
     <w:tblStylePr w:type="firstRow">
       <w:rPr>
+        <w:rFonts w:eastAsia="黑体"/>
         <w:b/>
         <w:bCs/>
       </w:rPr>
@@ -14910,6 +15589,7 @@
     </w:tblStylePr>
     <w:tblStylePr w:type="lastRow">
       <w:rPr>
+        <w:rFonts w:eastAsia="黑体"/>
         <w:b/>
         <w:bCs/>
         <w:color w:themeColor="text1" w:val="000000"/>
@@ -14921,6 +15601,7 @@
     </w:tblStylePr>
     <w:tblStylePr w:type="firstCol">
       <w:rPr>
+        <w:rFonts w:eastAsia="黑体"/>
         <w:color w:themeColor="background1" w:val="FFFFFF"/>
       </w:rPr>
       <w:tblPr/>
@@ -14930,6 +15611,7 @@
     </w:tblStylePr>
     <w:tblStylePr w:type="lastCol">
       <w:rPr>
+        <w:rFonts w:eastAsia="黑体"/>
         <w:color w:themeColor="background1" w:val="FFFFFF"/>
       </w:rPr>
       <w:tblPr/>
@@ -14959,6 +15641,7 @@
       <w:spacing w:after="0" w:line="240" w:lineRule="auto"/>
     </w:pPr>
     <w:rPr>
+      <w:rFonts w:eastAsia="黑体"/>
       <w:color w:themeColor="text1" w:val="000000"/>
     </w:rPr>
     <w:tblPr>
@@ -14980,6 +15663,7 @@
     </w:tcPr>
     <w:tblStylePr w:type="firstRow">
       <w:rPr>
+        <w:rFonts w:eastAsia="黑体"/>
         <w:b/>
         <w:bCs/>
       </w:rPr>
@@ -14990,6 +15674,7 @@
     </w:tblStylePr>
     <w:tblStylePr w:type="lastRow">
       <w:rPr>
+        <w:rFonts w:eastAsia="黑体"/>
         <w:b/>
         <w:bCs/>
         <w:color w:themeColor="text1" w:val="000000"/>
@@ -15001,6 +15686,7 @@
     </w:tblStylePr>
     <w:tblStylePr w:type="firstCol">
       <w:rPr>
+        <w:rFonts w:eastAsia="黑体"/>
         <w:color w:themeColor="background1" w:val="FFFFFF"/>
       </w:rPr>
       <w:tblPr/>
@@ -15010,6 +15696,7 @@
     </w:tblStylePr>
     <w:tblStylePr w:type="lastCol">
       <w:rPr>
+        <w:rFonts w:eastAsia="黑体"/>
         <w:color w:themeColor="background1" w:val="FFFFFF"/>
       </w:rPr>
       <w:tblPr/>
@@ -15039,6 +15726,7 @@
       <w:spacing w:after="0" w:line="240" w:lineRule="auto"/>
     </w:pPr>
     <w:rPr>
+      <w:rFonts w:eastAsia="黑体"/>
       <w:color w:themeColor="text1" w:val="000000"/>
     </w:rPr>
     <w:tblPr>
@@ -15060,6 +15748,7 @@
     </w:tcPr>
     <w:tblStylePr w:type="firstRow">
       <w:rPr>
+        <w:rFonts w:eastAsia="黑体"/>
         <w:b/>
         <w:bCs/>
       </w:rPr>
@@ -15070,6 +15759,7 @@
     </w:tblStylePr>
     <w:tblStylePr w:type="lastRow">
       <w:rPr>
+        <w:rFonts w:eastAsia="黑体"/>
         <w:b/>
         <w:bCs/>
         <w:color w:themeColor="text1" w:val="000000"/>
@@ -15081,6 +15771,7 @@
     </w:tblStylePr>
     <w:tblStylePr w:type="firstCol">
       <w:rPr>
+        <w:rFonts w:eastAsia="黑体"/>
         <w:color w:themeColor="background1" w:val="FFFFFF"/>
       </w:rPr>
       <w:tblPr/>
@@ -15090,6 +15781,7 @@
     </w:tblStylePr>
     <w:tblStylePr w:type="lastCol">
       <w:rPr>
+        <w:rFonts w:eastAsia="黑体"/>
         <w:color w:themeColor="background1" w:val="FFFFFF"/>
       </w:rPr>
       <w:tblPr/>
@@ -15122,6 +15814,7 @@
     <w:name w:val="KeywordTok"/>
     <w:basedOn w:val="VerbatimChar"/>
     <w:rPr>
+      <w:rFonts w:eastAsia="黑体"/>
       <w:b/>
       <w:color w:val="007020"/>
     </w:rPr>
@@ -15130,6 +15823,7 @@
     <w:name w:val="DataTypeTok"/>
     <w:basedOn w:val="VerbatimChar"/>
     <w:rPr>
+      <w:rFonts w:eastAsia="黑体"/>
       <w:color w:val="902000"/>
     </w:rPr>
   </w:style>
@@ -15137,6 +15831,7 @@
     <w:name w:val="DecValTok"/>
     <w:basedOn w:val="VerbatimChar"/>
     <w:rPr>
+      <w:rFonts w:eastAsia="黑体"/>
       <w:color w:val="40a070"/>
     </w:rPr>
   </w:style>
@@ -15144,6 +15839,7 @@
     <w:name w:val="BaseNTok"/>
     <w:basedOn w:val="VerbatimChar"/>
     <w:rPr>
+      <w:rFonts w:eastAsia="黑体"/>
       <w:color w:val="40a070"/>
     </w:rPr>
   </w:style>
@@ -15151,6 +15847,7 @@
     <w:name w:val="FloatTok"/>
     <w:basedOn w:val="VerbatimChar"/>
     <w:rPr>
+      <w:rFonts w:eastAsia="黑体"/>
       <w:color w:val="40a070"/>
     </w:rPr>
   </w:style>
@@ -15158,6 +15855,7 @@
     <w:name w:val="ConstantTok"/>
     <w:basedOn w:val="VerbatimChar"/>
     <w:rPr>
+      <w:rFonts w:eastAsia="黑体"/>
       <w:color w:val="880000"/>
     </w:rPr>
   </w:style>
@@ -15165,6 +15863,7 @@
     <w:name w:val="CharTok"/>
     <w:basedOn w:val="VerbatimChar"/>
     <w:rPr>
+      <w:rFonts w:eastAsia="黑体"/>
       <w:color w:val="4070a0"/>
     </w:rPr>
   </w:style>
@@ -15172,6 +15871,7 @@
     <w:name w:val="SpecialCharTok"/>
     <w:basedOn w:val="VerbatimChar"/>
     <w:rPr>
+      <w:rFonts w:eastAsia="黑体"/>
       <w:color w:val="4070a0"/>
     </w:rPr>
   </w:style>
@@ -15179,6 +15879,7 @@
     <w:name w:val="StringTok"/>
     <w:basedOn w:val="VerbatimChar"/>
     <w:rPr>
+      <w:rFonts w:eastAsia="黑体"/>
       <w:color w:val="4070a0"/>
     </w:rPr>
   </w:style>
@@ -15186,6 +15887,7 @@
     <w:name w:val="VerbatimStringTok"/>
     <w:basedOn w:val="VerbatimChar"/>
     <w:rPr>
+      <w:rFonts w:eastAsia="黑体"/>
       <w:color w:val="4070a0"/>
     </w:rPr>
   </w:style>
@@ -15193,6 +15895,7 @@
     <w:name w:val="SpecialStringTok"/>
     <w:basedOn w:val="VerbatimChar"/>
     <w:rPr>
+      <w:rFonts w:eastAsia="黑体"/>
       <w:color w:val="bb6688"/>
     </w:rPr>
   </w:style>
@@ -15200,6 +15903,7 @@
     <w:name w:val="ImportTok"/>
     <w:basedOn w:val="VerbatimChar"/>
     <w:rPr>
+      <w:rFonts w:eastAsia="黑体"/>
       <w:b/>
       <w:color w:val="008000"/>
     </w:rPr>
@@ -15208,6 +15912,7 @@
     <w:name w:val="CommentTok"/>
     <w:basedOn w:val="VerbatimChar"/>
     <w:rPr>
+      <w:rFonts w:eastAsia="黑体"/>
       <w:i/>
       <w:color w:val="60a0b0"/>
     </w:rPr>
@@ -15216,6 +15921,7 @@
     <w:name w:val="DocumentationTok"/>
     <w:basedOn w:val="VerbatimChar"/>
     <w:rPr>
+      <w:rFonts w:eastAsia="黑体"/>
       <w:i/>
       <w:color w:val="ba2121"/>
     </w:rPr>
@@ -15224,6 +15930,7 @@
     <w:name w:val="AnnotationTok"/>
     <w:basedOn w:val="VerbatimChar"/>
     <w:rPr>
+      <w:rFonts w:eastAsia="黑体"/>
       <w:b/>
       <w:i/>
       <w:color w:val="60a0b0"/>
@@ -15233,6 +15940,7 @@
     <w:name w:val="CommentVarTok"/>
     <w:basedOn w:val="VerbatimChar"/>
     <w:rPr>
+      <w:rFonts w:eastAsia="黑体"/>
       <w:b/>
       <w:i/>
       <w:color w:val="60a0b0"/>
@@ -15242,6 +15950,7 @@
     <w:name w:val="OtherTok"/>
     <w:basedOn w:val="VerbatimChar"/>
     <w:rPr>
+      <w:rFonts w:eastAsia="黑体"/>
       <w:color w:val="007020"/>
     </w:rPr>
   </w:style>
@@ -15249,6 +15958,7 @@
     <w:name w:val="FunctionTok"/>
     <w:basedOn w:val="VerbatimChar"/>
     <w:rPr>
+      <w:rFonts w:eastAsia="黑体"/>
       <w:color w:val="06287e"/>
     </w:rPr>
   </w:style>
@@ -15256,6 +15966,7 @@
     <w:name w:val="VariableTok"/>
     <w:basedOn w:val="VerbatimChar"/>
     <w:rPr>
+      <w:rFonts w:eastAsia="黑体"/>
       <w:color w:val="19177c"/>
     </w:rPr>
   </w:style>
@@ -15263,6 +15974,7 @@
     <w:name w:val="ControlFlowTok"/>
     <w:basedOn w:val="VerbatimChar"/>
     <w:rPr>
+      <w:rFonts w:eastAsia="黑体"/>
       <w:b/>
       <w:color w:val="007020"/>
     </w:rPr>
@@ -15271,6 +15983,7 @@
     <w:name w:val="OperatorTok"/>
     <w:basedOn w:val="VerbatimChar"/>
     <w:rPr>
+      <w:rFonts w:eastAsia="黑体"/>
       <w:color w:val="666666"/>
     </w:rPr>
   </w:style>
@@ -15278,18 +15991,22 @@
     <w:name w:val="BuiltInTok"/>
     <w:basedOn w:val="VerbatimChar"/>
     <w:rPr>
+      <w:rFonts w:eastAsia="黑体"/>
       <w:color w:val="008000"/>
     </w:rPr>
   </w:style>
   <w:style w:type="character" w:customStyle="1" w:styleId="ExtensionTok">
     <w:name w:val="ExtensionTok"/>
     <w:basedOn w:val="VerbatimChar"/>
-    <w:rPr/>
+    <w:rPr>
+      <w:rFonts w:eastAsia="黑体"/>
+    </w:rPr>
   </w:style>
   <w:style w:type="character" w:customStyle="1" w:styleId="PreprocessorTok">
     <w:name w:val="PreprocessorTok"/>
     <w:basedOn w:val="VerbatimChar"/>
     <w:rPr>
+      <w:rFonts w:eastAsia="黑体"/>
       <w:color w:val="bc7a00"/>
     </w:rPr>
   </w:style>
@@ -15297,18 +16014,22 @@
     <w:name w:val="AttributeTok"/>
     <w:basedOn w:val="VerbatimChar"/>
     <w:rPr>
+      <w:rFonts w:eastAsia="黑体"/>
       <w:color w:val="7d9029"/>
     </w:rPr>
   </w:style>
   <w:style w:type="character" w:customStyle="1" w:styleId="RegionMarkerTok">
     <w:name w:val="RegionMarkerTok"/>
     <w:basedOn w:val="VerbatimChar"/>
-    <w:rPr/>
+    <w:rPr>
+      <w:rFonts w:eastAsia="黑体"/>
+    </w:rPr>
   </w:style>
   <w:style w:type="character" w:customStyle="1" w:styleId="InformationTok">
     <w:name w:val="InformationTok"/>
     <w:basedOn w:val="VerbatimChar"/>
     <w:rPr>
+      <w:rFonts w:eastAsia="黑体"/>
       <w:b/>
       <w:i/>
       <w:color w:val="60a0b0"/>
@@ -15318,6 +16039,7 @@
     <w:name w:val="WarningTok"/>
     <w:basedOn w:val="VerbatimChar"/>
     <w:rPr>
+      <w:rFonts w:eastAsia="黑体"/>
       <w:b/>
       <w:i/>
       <w:color w:val="60a0b0"/>
@@ -15327,6 +16049,7 @@
     <w:name w:val="AlertTok"/>
     <w:basedOn w:val="VerbatimChar"/>
     <w:rPr>
+      <w:rFonts w:eastAsia="黑体"/>
       <w:b/>
       <w:color w:val="ff0000"/>
     </w:rPr>
@@ -15335,6 +16058,7 @@
     <w:name w:val="ErrorTok"/>
     <w:basedOn w:val="VerbatimChar"/>
     <w:rPr>
+      <w:rFonts w:eastAsia="黑体"/>
       <w:b/>
       <w:color w:val="ff0000"/>
     </w:rPr>
@@ -15342,7 +16066,9 @@
   <w:style w:type="character" w:customStyle="1" w:styleId="NormalTok">
     <w:name w:val="NormalTok"/>
     <w:basedOn w:val="VerbatimChar"/>
-    <w:rPr/>
+    <w:rPr>
+      <w:rFonts w:eastAsia="黑体"/>
+    </w:rPr>
   </w:style>
 </w:styles>
 </file>
@@ -15391,12 +16117,12 @@
     <a:fontScheme name="Office">
       <a:majorFont>
         <a:latin typeface="Calibri"/>
-        <a:ea typeface=""/>
+        <a:ea typeface="黑体"/>
         <a:cs typeface=""/>
         <a:font script="Jpan" typeface="ＭＳ ゴシック"/>
         <a:font script="Hang" typeface="맑은 고딕"/>
-        <a:font script="Hans" typeface="宋体"/>
-        <a:font script="Hant" typeface="新細明體"/>
+        <a:font script="Hans" typeface="黑体"/>
+        <a:font script="Hant" typeface="黑体"/>
         <a:font script="Arab" typeface="Times New Roman"/>
         <a:font script="Hebr" typeface="Times New Roman"/>
         <a:font script="Thai" typeface="Angsana New"/>
@@ -15426,12 +16152,12 @@
       </a:majorFont>
       <a:minorFont>
         <a:latin typeface="Cambria"/>
-        <a:ea typeface=""/>
+        <a:ea typeface="黑体"/>
         <a:cs typeface=""/>
         <a:font script="Jpan" typeface="ＭＳ 明朝"/>
         <a:font script="Hang" typeface="맑은 고딕"/>
-        <a:font script="Hans" typeface="宋体"/>
-        <a:font script="Hant" typeface="新細明體"/>
+        <a:font script="Hans" typeface="黑体"/>
+        <a:font script="Hant" typeface="黑体"/>
         <a:font script="Arab" typeface="Arial"/>
         <a:font script="Hebr" typeface="Arial"/>
         <a:font script="Thai" typeface="Cordia New"/>

--- a/09-通信电路/05-其他通信电路/频率合成器电路/频率合成器电路.docx
+++ b/09-通信电路/05-其他通信电路/频率合成器电路/频率合成器电路.docx
@@ -3046,7 +3046,7 @@
           <w:color w:val="555555"/>
           <w:sz w:val="21"/>
         </w:rPr>
-        <w:t>材料收集者：杜文杰，WX手机：19519196569，QQ:3478827729</w:t>
+        <w:t>材料收集者：杜文杰，微信/手机：19519196569，QQ:3478827729</w:t>
       </w:r>
     </w:p>
     <w:sectPr>
